--- a/report/FYP-Phase1-Investigation-Report-DRAFT.docx
+++ b/report/FYP-Phase1-Investigation-Report-DRAFT.docx
@@ -1,6 +1,6 @@
 
 <file path=word/document.xml><?xml version="1.0" encoding="utf-8"?>
-<w:document xmlns:wpc="http://schemas.microsoft.com/office/word/2010/wordprocessingCanvas" xmlns:cx="http://schemas.microsoft.com/office/drawing/2014/chartex" xmlns:cx1="http://schemas.microsoft.com/office/drawing/2015/9/8/chartex" xmlns:cx2="http://schemas.microsoft.com/office/drawing/2015/10/21/chartex" xmlns:cx3="http://schemas.microsoft.com/office/drawing/2016/5/9/chartex" xmlns:cx4="http://schemas.microsoft.com/office/drawing/2016/5/10/chartex" xmlns:cx5="http://schemas.microsoft.com/office/drawing/2016/5/11/chartex" xmlns:cx6="http://schemas.microsoft.com/office/drawing/2016/5/12/chartex" xmlns:cx7="http://schemas.microsoft.com/office/drawing/2016/5/13/chartex" xmlns:cx8="http://schemas.microsoft.com/office/drawing/2016/5/14/chartex" xmlns:mc="http://schemas.openxmlformats.org/markup-compatibility/2006" xmlns:aink="http://schemas.microsoft.com/office/drawing/2016/ink" xmlns:am3d="http://schemas.microsoft.com/office/drawing/2017/model3d" xmlns:o="urn:schemas-microsoft-com:office:office" xmlns:oel="http://schemas.microsoft.com/office/2019/extlst" xmlns:r="http://schemas.openxmlformats.org/officeDocument/2006/relationships" xmlns:m="http://schemas.openxmlformats.org/officeDocument/2006/math" xmlns:v="urn:schemas-microsoft-com:vml" xmlns:wp14="http://schemas.microsoft.com/office/word/2010/wordprocessingDrawing" xmlns:wp="http://schemas.openxmlformats.org/drawingml/2006/wordprocessingDrawing" xmlns:w10="urn:schemas-microsoft-com:office:word" xmlns:w="http://schemas.openxmlformats.org/wordprocessingml/2006/main" xmlns:w14="http://schemas.microsoft.com/office/word/2010/wordml" xmlns:w15="http://schemas.microsoft.com/office/word/2012/wordml" xmlns:w16cex="http://schemas.microsoft.com/office/word/2018/wordml/cex" xmlns:w16cid="http://schemas.microsoft.com/office/word/2016/wordml/cid" xmlns:w16="http://schemas.microsoft.com/office/word/2018/wordml" xmlns:w16du="http://schemas.microsoft.com/office/word/2023/wordml/word16du" xmlns:w16sdtdh="http://schemas.microsoft.com/office/word/2020/wordml/sdtdatahash" xmlns:w16sdtfl="http://schemas.microsoft.com/office/word/2024/wordml/sdtformatlock" xmlns:w16se="http://schemas.microsoft.com/office/word/2015/wordml/symex" xmlns:wpg="http://schemas.microsoft.com/office/word/2010/wordprocessingGroup" xmlns:wpi="http://schemas.microsoft.com/office/word/2010/wordprocessingInk" xmlns:wne="http://schemas.microsoft.com/office/word/2006/wordml" xmlns:wps="http://schemas.microsoft.com/office/word/2010/wordprocessingShape" mc:Ignorable="w14 w15 w16se w16cid w16 w16cex w16sdtdh w16sdtfl w16du wp14">
+<w:document xmlns:wpc="http://schemas.microsoft.com/office/word/2010/wordprocessingCanvas" xmlns:cx="http://schemas.microsoft.com/office/drawing/2014/chartex" xmlns:cx1="http://schemas.microsoft.com/office/drawing/2015/9/8/chartex" xmlns:cx2="http://schemas.microsoft.com/office/drawing/2015/10/21/chartex" xmlns:cx3="http://schemas.microsoft.com/office/drawing/2016/5/9/chartex" xmlns:cx4="http://schemas.microsoft.com/office/drawing/2016/5/10/chartex" xmlns:cx5="http://schemas.microsoft.com/office/drawing/2016/5/11/chartex" xmlns:cx6="http://schemas.microsoft.com/office/drawing/2016/5/12/chartex" xmlns:cx7="http://schemas.microsoft.com/office/drawing/2016/5/13/chartex" xmlns:cx8="http://schemas.microsoft.com/office/drawing/2016/5/14/chartex" xmlns:mc="http://schemas.openxmlformats.org/markup-compatibility/2006" xmlns:aink="http://schemas.microsoft.com/office/drawing/2016/ink" xmlns:am3d="http://schemas.microsoft.com/office/drawing/2017/model3d" xmlns:o="urn:schemas-microsoft-com:office:office" xmlns:oel="http://schemas.microsoft.com/office/2019/extlst" xmlns:r="http://schemas.openxmlformats.org/officeDocument/2006/relationships" xmlns:m="http://schemas.openxmlformats.org/officeDocument/2006/math" xmlns:v="urn:schemas-microsoft-com:vml" xmlns:wp14="http://schemas.microsoft.com/office/word/2010/wordprocessingDrawing" xmlns:wp="http://schemas.openxmlformats.org/drawingml/2006/wordprocessingDrawing" xmlns:w10="urn:schemas-microsoft-com:office:word" xmlns:w="http://schemas.openxmlformats.org/wordprocessingml/2006/main" xmlns:w14="http://schemas.microsoft.com/office/word/2010/wordml" xmlns:w15="http://schemas.microsoft.com/office/word/2012/wordml" xmlns:w16cei="http://schemas.microsoft.com/office/word/2026/wordml/cei" xmlns:w16cex="http://schemas.microsoft.com/office/word/2018/wordml/cex" xmlns:w16cid="http://schemas.microsoft.com/office/word/2016/wordml/cid" xmlns:w16="http://schemas.microsoft.com/office/word/2018/wordml" xmlns:w16du="http://schemas.microsoft.com/office/word/2023/wordml/word16du" xmlns:w16sdtdh="http://schemas.microsoft.com/office/word/2020/wordml/sdtdatahash" xmlns:w16sdtfl="http://schemas.microsoft.com/office/word/2024/wordml/sdtformatlock" xmlns:w16se="http://schemas.microsoft.com/office/word/2015/wordml/symex" xmlns:wpg="http://schemas.microsoft.com/office/word/2010/wordprocessingGroup" xmlns:wpi="http://schemas.microsoft.com/office/word/2010/wordprocessingInk" xmlns:wne="http://schemas.microsoft.com/office/word/2006/wordml" xmlns:wps="http://schemas.microsoft.com/office/word/2010/wordprocessingShape" mc:Ignorable="w14 w15 w16se w16cid w16 w16cex w16sdtdh w16sdtfl w16du wp14">
   <w:body>
     <w:p>
       <w:pPr>
@@ -12,7 +12,7 @@
           <w:noProof/>
         </w:rPr>
         <w:drawing>
-          <wp:inline distT="0" distB="0" distL="0" distR="0" wp14:anchorId="62FA1FE6" wp14:editId="30A6AA0D">
+          <wp:inline distT="0" distB="0" distL="0" distR="0" wp14:anchorId="45E5EC04" wp14:editId="209C3D9B">
             <wp:extent cx="1476375" cy="1476375"/>
             <wp:effectExtent l="0" t="0" r="0" b="0"/>
             <wp:docPr id="1" name="Picture 1"/>
@@ -122,7 +122,7 @@
           <w:sz w:val="26"/>
           <w:szCs w:val="26"/>
         </w:rPr>
-        <w:t>APU4F2</w:t>
+        <w:t>APU4F240</w:t>
       </w:r>
       <w:r>
         <w:rPr>
@@ -131,7 +131,7 @@
           <w:sz w:val="26"/>
           <w:szCs w:val="26"/>
         </w:rPr>
-        <w:t>605CE</w:t>
+        <w:t>CE</w:t>
       </w:r>
     </w:p>
     <w:p>
@@ -146,7 +146,7 @@
           <w:sz w:val="26"/>
           <w:szCs w:val="26"/>
         </w:rPr>
-        <w:t>[PROGRAMME NAME]</w:t>
+        <w:t>COMPUTER ENGINEERING</w:t>
       </w:r>
     </w:p>
     <w:p>
@@ -166,7 +166,7 @@
           <w:sz w:val="26"/>
           <w:szCs w:val="26"/>
         </w:rPr>
-        <w:t>[SUPERVISOR'S NAME]</w:t>
+        <w:t>Dr. Mukil Alagirisamy</w:t>
       </w:r>
     </w:p>
     <w:p>
@@ -198,7 +198,19 @@
         <w:jc w:val="center"/>
       </w:pPr>
       <w:r>
-        <w:t>[BEng/BSc (Hons) in PROGRAMME NAME]</w:t>
+        <w:t>B</w:t>
+      </w:r>
+      <w:r>
+        <w:t>e</w:t>
+      </w:r>
+      <w:r>
+        <w:t>n</w:t>
+      </w:r>
+      <w:r>
+        <w:t>g C</w:t>
+      </w:r>
+      <w:r>
+        <w:t>OMPUTER ENGINEERING</w:t>
       </w:r>
     </w:p>
     <w:p>
@@ -253,16 +265,7 @@
           <w:sz w:val="26"/>
           <w:szCs w:val="26"/>
         </w:rPr>
-        <w:t>JULY</w:t>
-      </w:r>
-      <w:r>
-        <w:rPr>
-          <w:b/>
-          <w:bCs/>
-          <w:sz w:val="26"/>
-          <w:szCs w:val="26"/>
-        </w:rPr>
-        <w:t xml:space="preserve"> 2026</w:t>
+        <w:t>2026</w:t>
       </w:r>
     </w:p>
     <w:p>
@@ -281,7 +284,7 @@
         <w:pStyle w:val="Heading1"/>
         <w:spacing w:before="240" w:after="240" w:line="360" w:lineRule="auto"/>
       </w:pPr>
-      <w:bookmarkStart w:id="0" w:name="_Toc235878794"/>
+      <w:bookmarkStart w:id="0" w:name="_Toc237039185"/>
       <w:r>
         <w:lastRenderedPageBreak/>
         <w:t>TABLE OF CONTENTS</w:t>
@@ -291,7 +294,7 @@
     <w:sdt>
       <w:sdtPr>
         <w:alias w:val="Table of Contents"/>
-        <w:id w:val="993302135"/>
+        <w:id w:val="-88780267"/>
       </w:sdtPr>
       <w:sdtContent>
         <w:p>
@@ -301,10 +304,7 @@
               <w:tab w:val="right" w:leader="dot" w:pos="9016"/>
             </w:tabs>
             <w:rPr>
-              <w:rFonts w:asciiTheme="minorHAnsi" w:eastAsiaTheme="minorEastAsia" w:hAnsiTheme="minorHAnsi" w:cstheme="minorBidi"/>
               <w:noProof/>
-              <w:kern w:val="2"/>
-              <w14:ligatures w14:val="standardContextual"/>
             </w:rPr>
           </w:pPr>
           <w:r>
@@ -316,7 +316,7 @@
           <w:r>
             <w:fldChar w:fldCharType="separate"/>
           </w:r>
-          <w:hyperlink w:anchor="_Toc235878794" w:history="1">
+          <w:hyperlink w:anchor="_Toc237039185" w:history="1">
             <w:r>
               <w:rPr>
                 <w:rStyle w:val="Hyperlink"/>
@@ -340,7 +340,7 @@
               <w:rPr>
                 <w:noProof/>
               </w:rPr>
-              <w:instrText xml:space="preserve"> PAGEREF _Toc235878794 \h </w:instrText>
+              <w:instrText xml:space="preserve"> PAGEREF _Toc237039185 \h </w:instrText>
             </w:r>
             <w:r>
               <w:rPr>
@@ -374,13 +374,10 @@
               <w:tab w:val="right" w:leader="dot" w:pos="9016"/>
             </w:tabs>
             <w:rPr>
-              <w:rFonts w:asciiTheme="minorHAnsi" w:eastAsiaTheme="minorEastAsia" w:hAnsiTheme="minorHAnsi" w:cstheme="minorBidi"/>
               <w:noProof/>
-              <w:kern w:val="2"/>
-              <w14:ligatures w14:val="standardContextual"/>
             </w:rPr>
           </w:pPr>
-          <w:hyperlink w:anchor="_Toc235878795" w:history="1">
+          <w:hyperlink w:anchor="_Toc237039186" w:history="1">
             <w:r>
               <w:rPr>
                 <w:rStyle w:val="Hyperlink"/>
@@ -404,7 +401,7 @@
               <w:rPr>
                 <w:noProof/>
               </w:rPr>
-              <w:instrText xml:space="preserve"> PAGEREF _Toc235878795 \h </w:instrText>
+              <w:instrText xml:space="preserve"> PAGEREF _Toc237039186 \h </w:instrText>
             </w:r>
             <w:r>
               <w:rPr>
@@ -421,7 +418,7 @@
               <w:rPr>
                 <w:noProof/>
               </w:rPr>
-              <w:t>iii</w:t>
+              <w:t>i</w:t>
             </w:r>
             <w:r>
               <w:rPr>
@@ -438,13 +435,10 @@
               <w:tab w:val="right" w:leader="dot" w:pos="9016"/>
             </w:tabs>
             <w:rPr>
-              <w:rFonts w:asciiTheme="minorHAnsi" w:eastAsiaTheme="minorEastAsia" w:hAnsiTheme="minorHAnsi" w:cstheme="minorBidi"/>
               <w:noProof/>
-              <w:kern w:val="2"/>
-              <w14:ligatures w14:val="standardContextual"/>
             </w:rPr>
           </w:pPr>
-          <w:hyperlink w:anchor="_Toc235878796" w:history="1">
+          <w:hyperlink w:anchor="_Toc237039187" w:history="1">
             <w:r>
               <w:rPr>
                 <w:rStyle w:val="Hyperlink"/>
@@ -468,7 +462,7 @@
               <w:rPr>
                 <w:noProof/>
               </w:rPr>
-              <w:instrText xml:space="preserve"> PAGEREF _Toc235878796 \h </w:instrText>
+              <w:instrText xml:space="preserve"> PAGEREF _Toc237039187 \h </w:instrText>
             </w:r>
             <w:r>
               <w:rPr>
@@ -485,7 +479,7 @@
               <w:rPr>
                 <w:noProof/>
               </w:rPr>
-              <w:t>iv</w:t>
+              <w:t>i</w:t>
             </w:r>
             <w:r>
               <w:rPr>
@@ -502,13 +496,10 @@
               <w:tab w:val="right" w:leader="dot" w:pos="9016"/>
             </w:tabs>
             <w:rPr>
-              <w:rFonts w:asciiTheme="minorHAnsi" w:eastAsiaTheme="minorEastAsia" w:hAnsiTheme="minorHAnsi" w:cstheme="minorBidi"/>
               <w:noProof/>
-              <w:kern w:val="2"/>
-              <w14:ligatures w14:val="standardContextual"/>
             </w:rPr>
           </w:pPr>
-          <w:hyperlink w:anchor="_Toc235878797" w:history="1">
+          <w:hyperlink w:anchor="_Toc237039188" w:history="1">
             <w:r>
               <w:rPr>
                 <w:rStyle w:val="Hyperlink"/>
@@ -532,7 +523,7 @@
               <w:rPr>
                 <w:noProof/>
               </w:rPr>
-              <w:instrText xml:space="preserve"> PAGEREF _Toc235878797 \h </w:instrText>
+              <w:instrText xml:space="preserve"> PAGEREF _Toc237039188 \h </w:instrText>
             </w:r>
             <w:r>
               <w:rPr>
@@ -549,7 +540,7 @@
               <w:rPr>
                 <w:noProof/>
               </w:rPr>
-              <w:t>v</w:t>
+              <w:t>i</w:t>
             </w:r>
             <w:r>
               <w:rPr>
@@ -566,13 +557,10 @@
               <w:tab w:val="right" w:leader="dot" w:pos="9016"/>
             </w:tabs>
             <w:rPr>
-              <w:rFonts w:asciiTheme="minorHAnsi" w:eastAsiaTheme="minorEastAsia" w:hAnsiTheme="minorHAnsi" w:cstheme="minorBidi"/>
               <w:noProof/>
-              <w:kern w:val="2"/>
-              <w14:ligatures w14:val="standardContextual"/>
             </w:rPr>
           </w:pPr>
-          <w:hyperlink w:anchor="_Toc235878798" w:history="1">
+          <w:hyperlink w:anchor="_Toc237039189" w:history="1">
             <w:r>
               <w:rPr>
                 <w:rStyle w:val="Hyperlink"/>
@@ -596,7 +584,7 @@
               <w:rPr>
                 <w:noProof/>
               </w:rPr>
-              <w:instrText xml:space="preserve"> PAGEREF _Toc235878798 \h </w:instrText>
+              <w:instrText xml:space="preserve"> PAGEREF _Toc237039189 \h </w:instrText>
             </w:r>
             <w:r>
               <w:rPr>
@@ -613,7 +601,7 @@
               <w:rPr>
                 <w:noProof/>
               </w:rPr>
-              <w:t>vi</w:t>
+              <w:t>i</w:t>
             </w:r>
             <w:r>
               <w:rPr>
@@ -630,13 +618,10 @@
               <w:tab w:val="right" w:leader="dot" w:pos="9016"/>
             </w:tabs>
             <w:rPr>
-              <w:rFonts w:asciiTheme="minorHAnsi" w:eastAsiaTheme="minorEastAsia" w:hAnsiTheme="minorHAnsi" w:cstheme="minorBidi"/>
               <w:noProof/>
-              <w:kern w:val="2"/>
-              <w14:ligatures w14:val="standardContextual"/>
             </w:rPr>
           </w:pPr>
-          <w:hyperlink w:anchor="_Toc235878799" w:history="1">
+          <w:hyperlink w:anchor="_Toc237039190" w:history="1">
             <w:r>
               <w:rPr>
                 <w:rStyle w:val="Hyperlink"/>
@@ -660,7 +645,7 @@
               <w:rPr>
                 <w:noProof/>
               </w:rPr>
-              <w:instrText xml:space="preserve"> PAGEREF _Toc235878799 \h </w:instrText>
+              <w:instrText xml:space="preserve"> PAGEREF _Toc237039190 \h </w:instrText>
             </w:r>
             <w:r>
               <w:rPr>
@@ -694,13 +679,10 @@
               <w:tab w:val="right" w:leader="dot" w:pos="9016"/>
             </w:tabs>
             <w:rPr>
-              <w:rFonts w:asciiTheme="minorHAnsi" w:eastAsiaTheme="minorEastAsia" w:hAnsiTheme="minorHAnsi" w:cstheme="minorBidi"/>
               <w:noProof/>
-              <w:kern w:val="2"/>
-              <w14:ligatures w14:val="standardContextual"/>
             </w:rPr>
           </w:pPr>
-          <w:hyperlink w:anchor="_Toc235878800" w:history="1">
+          <w:hyperlink w:anchor="_Toc237039191" w:history="1">
             <w:r>
               <w:rPr>
                 <w:rStyle w:val="Hyperlink"/>
@@ -724,7 +706,7 @@
               <w:rPr>
                 <w:noProof/>
               </w:rPr>
-              <w:instrText xml:space="preserve"> PAGEREF _Toc235878800 \h </w:instrText>
+              <w:instrText xml:space="preserve"> PAGEREF _Toc237039191 \h </w:instrText>
             </w:r>
             <w:r>
               <w:rPr>
@@ -758,13 +740,10 @@
               <w:tab w:val="right" w:leader="dot" w:pos="9016"/>
             </w:tabs>
             <w:rPr>
-              <w:rFonts w:asciiTheme="minorHAnsi" w:eastAsiaTheme="minorEastAsia" w:hAnsiTheme="minorHAnsi" w:cstheme="minorBidi"/>
               <w:noProof/>
-              <w:kern w:val="2"/>
-              <w14:ligatures w14:val="standardContextual"/>
             </w:rPr>
           </w:pPr>
-          <w:hyperlink w:anchor="_Toc235878801" w:history="1">
+          <w:hyperlink w:anchor="_Toc237039192" w:history="1">
             <w:r>
               <w:rPr>
                 <w:rStyle w:val="Hyperlink"/>
@@ -788,7 +767,7 @@
               <w:rPr>
                 <w:noProof/>
               </w:rPr>
-              <w:instrText xml:space="preserve"> PAGEREF _Toc235878801 \h </w:instrText>
+              <w:instrText xml:space="preserve"> PAGEREF _Toc237039192 \h </w:instrText>
             </w:r>
             <w:r>
               <w:rPr>
@@ -805,7 +784,7 @@
               <w:rPr>
                 <w:noProof/>
               </w:rPr>
-              <w:t>2</w:t>
+              <w:t>1</w:t>
             </w:r>
             <w:r>
               <w:rPr>
@@ -822,13 +801,10 @@
               <w:tab w:val="right" w:leader="dot" w:pos="9016"/>
             </w:tabs>
             <w:rPr>
-              <w:rFonts w:asciiTheme="minorHAnsi" w:eastAsiaTheme="minorEastAsia" w:hAnsiTheme="minorHAnsi" w:cstheme="minorBidi"/>
               <w:noProof/>
-              <w:kern w:val="2"/>
-              <w14:ligatures w14:val="standardContextual"/>
             </w:rPr>
           </w:pPr>
-          <w:hyperlink w:anchor="_Toc235878802" w:history="1">
+          <w:hyperlink w:anchor="_Toc237039193" w:history="1">
             <w:r>
               <w:rPr>
                 <w:rStyle w:val="Hyperlink"/>
@@ -852,7 +828,7 @@
               <w:rPr>
                 <w:noProof/>
               </w:rPr>
-              <w:instrText xml:space="preserve"> PAGEREF _Toc235878802 \h </w:instrText>
+              <w:instrText xml:space="preserve"> PAGEREF _Toc237039193 \h </w:instrText>
             </w:r>
             <w:r>
               <w:rPr>
@@ -869,7 +845,7 @@
               <w:rPr>
                 <w:noProof/>
               </w:rPr>
-              <w:t>2</w:t>
+              <w:t>1</w:t>
             </w:r>
             <w:r>
               <w:rPr>
@@ -886,13 +862,10 @@
               <w:tab w:val="right" w:leader="dot" w:pos="9016"/>
             </w:tabs>
             <w:rPr>
-              <w:rFonts w:asciiTheme="minorHAnsi" w:eastAsiaTheme="minorEastAsia" w:hAnsiTheme="minorHAnsi" w:cstheme="minorBidi"/>
               <w:noProof/>
-              <w:kern w:val="2"/>
-              <w14:ligatures w14:val="standardContextual"/>
             </w:rPr>
           </w:pPr>
-          <w:hyperlink w:anchor="_Toc235878803" w:history="1">
+          <w:hyperlink w:anchor="_Toc237039194" w:history="1">
             <w:r>
               <w:rPr>
                 <w:rStyle w:val="Hyperlink"/>
@@ -916,7 +889,7 @@
               <w:rPr>
                 <w:noProof/>
               </w:rPr>
-              <w:instrText xml:space="preserve"> PAGEREF _Toc235878803 \h </w:instrText>
+              <w:instrText xml:space="preserve"> PAGEREF _Toc237039194 \h </w:instrText>
             </w:r>
             <w:r>
               <w:rPr>
@@ -933,7 +906,7 @@
               <w:rPr>
                 <w:noProof/>
               </w:rPr>
-              <w:t>3</w:t>
+              <w:t>1</w:t>
             </w:r>
             <w:r>
               <w:rPr>
@@ -950,13 +923,10 @@
               <w:tab w:val="right" w:leader="dot" w:pos="9016"/>
             </w:tabs>
             <w:rPr>
-              <w:rFonts w:asciiTheme="minorHAnsi" w:eastAsiaTheme="minorEastAsia" w:hAnsiTheme="minorHAnsi" w:cstheme="minorBidi"/>
               <w:noProof/>
-              <w:kern w:val="2"/>
-              <w14:ligatures w14:val="standardContextual"/>
             </w:rPr>
           </w:pPr>
-          <w:hyperlink w:anchor="_Toc235878804" w:history="1">
+          <w:hyperlink w:anchor="_Toc237039195" w:history="1">
             <w:r>
               <w:rPr>
                 <w:rStyle w:val="Hyperlink"/>
@@ -980,7 +950,7 @@
               <w:rPr>
                 <w:noProof/>
               </w:rPr>
-              <w:instrText xml:space="preserve"> PAGEREF _Toc235878804 \h </w:instrText>
+              <w:instrText xml:space="preserve"> PAGEREF _Toc237039195 \h </w:instrText>
             </w:r>
             <w:r>
               <w:rPr>
@@ -997,7 +967,7 @@
               <w:rPr>
                 <w:noProof/>
               </w:rPr>
-              <w:t>3</w:t>
+              <w:t>1</w:t>
             </w:r>
             <w:r>
               <w:rPr>
@@ -1014,13 +984,10 @@
               <w:tab w:val="right" w:leader="dot" w:pos="9016"/>
             </w:tabs>
             <w:rPr>
-              <w:rFonts w:asciiTheme="minorHAnsi" w:eastAsiaTheme="minorEastAsia" w:hAnsiTheme="minorHAnsi" w:cstheme="minorBidi"/>
               <w:noProof/>
-              <w:kern w:val="2"/>
-              <w14:ligatures w14:val="standardContextual"/>
             </w:rPr>
           </w:pPr>
-          <w:hyperlink w:anchor="_Toc235878805" w:history="1">
+          <w:hyperlink w:anchor="_Toc237039196" w:history="1">
             <w:r>
               <w:rPr>
                 <w:rStyle w:val="Hyperlink"/>
@@ -1044,7 +1011,7 @@
               <w:rPr>
                 <w:noProof/>
               </w:rPr>
-              <w:instrText xml:space="preserve"> PAGEREF _Toc235878805 \h </w:instrText>
+              <w:instrText xml:space="preserve"> PAGEREF _Toc237039196 \h </w:instrText>
             </w:r>
             <w:r>
               <w:rPr>
@@ -1061,7 +1028,7 @@
               <w:rPr>
                 <w:noProof/>
               </w:rPr>
-              <w:t>3</w:t>
+              <w:t>1</w:t>
             </w:r>
             <w:r>
               <w:rPr>
@@ -1078,13 +1045,10 @@
               <w:tab w:val="right" w:leader="dot" w:pos="9016"/>
             </w:tabs>
             <w:rPr>
-              <w:rFonts w:asciiTheme="minorHAnsi" w:eastAsiaTheme="minorEastAsia" w:hAnsiTheme="minorHAnsi" w:cstheme="minorBidi"/>
               <w:noProof/>
-              <w:kern w:val="2"/>
-              <w14:ligatures w14:val="standardContextual"/>
             </w:rPr>
           </w:pPr>
-          <w:hyperlink w:anchor="_Toc235878806" w:history="1">
+          <w:hyperlink w:anchor="_Toc237039197" w:history="1">
             <w:r>
               <w:rPr>
                 <w:rStyle w:val="Hyperlink"/>
@@ -1108,7 +1072,7 @@
               <w:rPr>
                 <w:noProof/>
               </w:rPr>
-              <w:instrText xml:space="preserve"> PAGEREF _Toc235878806 \h </w:instrText>
+              <w:instrText xml:space="preserve"> PAGEREF _Toc237039197 \h </w:instrText>
             </w:r>
             <w:r>
               <w:rPr>
@@ -1125,7 +1089,7 @@
               <w:rPr>
                 <w:noProof/>
               </w:rPr>
-              <w:t>4</w:t>
+              <w:t>1</w:t>
             </w:r>
             <w:r>
               <w:rPr>
@@ -1142,13 +1106,10 @@
               <w:tab w:val="right" w:leader="dot" w:pos="9016"/>
             </w:tabs>
             <w:rPr>
-              <w:rFonts w:asciiTheme="minorHAnsi" w:eastAsiaTheme="minorEastAsia" w:hAnsiTheme="minorHAnsi" w:cstheme="minorBidi"/>
               <w:noProof/>
-              <w:kern w:val="2"/>
-              <w14:ligatures w14:val="standardContextual"/>
             </w:rPr>
           </w:pPr>
-          <w:hyperlink w:anchor="_Toc235878807" w:history="1">
+          <w:hyperlink w:anchor="_Toc237039198" w:history="1">
             <w:r>
               <w:rPr>
                 <w:rStyle w:val="Hyperlink"/>
@@ -1172,7 +1133,7 @@
               <w:rPr>
                 <w:noProof/>
               </w:rPr>
-              <w:instrText xml:space="preserve"> PAGEREF _Toc235878807 \h </w:instrText>
+              <w:instrText xml:space="preserve"> PAGEREF _Toc237039198 \h </w:instrText>
             </w:r>
             <w:r>
               <w:rPr>
@@ -1189,7 +1150,7 @@
               <w:rPr>
                 <w:noProof/>
               </w:rPr>
-              <w:t>4</w:t>
+              <w:t>1</w:t>
             </w:r>
             <w:r>
               <w:rPr>
@@ -1206,19 +1167,16 @@
               <w:tab w:val="right" w:leader="dot" w:pos="9016"/>
             </w:tabs>
             <w:rPr>
-              <w:rFonts w:asciiTheme="minorHAnsi" w:eastAsiaTheme="minorEastAsia" w:hAnsiTheme="minorHAnsi" w:cstheme="minorBidi"/>
               <w:noProof/>
-              <w:kern w:val="2"/>
-              <w14:ligatures w14:val="standardContextual"/>
             </w:rPr>
           </w:pPr>
-          <w:hyperlink w:anchor="_Toc235878808" w:history="1">
+          <w:hyperlink w:anchor="_Toc237039199" w:history="1">
             <w:r>
               <w:rPr>
                 <w:rStyle w:val="Hyperlink"/>
                 <w:noProof/>
               </w:rPr>
-              <w:t>2.2 Web-based facility reservation systems</w:t>
+              <w:t>2.2 Review of selected literature</w:t>
             </w:r>
             <w:r>
               <w:rPr>
@@ -1236,7 +1194,7 @@
               <w:rPr>
                 <w:noProof/>
               </w:rPr>
-              <w:instrText xml:space="preserve"> PAGEREF _Toc235878808 \h </w:instrText>
+              <w:instrText xml:space="preserve"> PAGEREF _Toc237039199 \h </w:instrText>
             </w:r>
             <w:r>
               <w:rPr>
@@ -1253,7 +1211,7 @@
               <w:rPr>
                 <w:noProof/>
               </w:rPr>
-              <w:t>4</w:t>
+              <w:t>1</w:t>
             </w:r>
             <w:r>
               <w:rPr>
@@ -1270,19 +1228,16 @@
               <w:tab w:val="right" w:leader="dot" w:pos="9016"/>
             </w:tabs>
             <w:rPr>
-              <w:rFonts w:asciiTheme="minorHAnsi" w:eastAsiaTheme="minorEastAsia" w:hAnsiTheme="minorHAnsi" w:cstheme="minorBidi"/>
               <w:noProof/>
-              <w:kern w:val="2"/>
-              <w14:ligatures w14:val="standardContextual"/>
             </w:rPr>
           </w:pPr>
-          <w:hyperlink w:anchor="_Toc235878809" w:history="1">
+          <w:hyperlink w:anchor="_Toc237039200" w:history="1">
             <w:r>
               <w:rPr>
                 <w:rStyle w:val="Hyperlink"/>
                 <w:noProof/>
               </w:rPr>
-              <w:t>2.3 Recommendation systems</w:t>
+              <w:t>2.3 Critical thinking framework</w:t>
             </w:r>
             <w:r>
               <w:rPr>
@@ -1300,7 +1255,7 @@
               <w:rPr>
                 <w:noProof/>
               </w:rPr>
-              <w:instrText xml:space="preserve"> PAGEREF _Toc235878809 \h </w:instrText>
+              <w:instrText xml:space="preserve"> PAGEREF _Toc237039200 \h </w:instrText>
             </w:r>
             <w:r>
               <w:rPr>
@@ -1317,7 +1272,7 @@
               <w:rPr>
                 <w:noProof/>
               </w:rPr>
-              <w:t>6</w:t>
+              <w:t>1</w:t>
             </w:r>
             <w:r>
               <w:rPr>
@@ -1334,19 +1289,16 @@
               <w:tab w:val="right" w:leader="dot" w:pos="9016"/>
             </w:tabs>
             <w:rPr>
-              <w:rFonts w:asciiTheme="minorHAnsi" w:eastAsiaTheme="minorEastAsia" w:hAnsiTheme="minorHAnsi" w:cstheme="minorBidi"/>
               <w:noProof/>
-              <w:kern w:val="2"/>
-              <w14:ligatures w14:val="standardContextual"/>
             </w:rPr>
           </w:pPr>
-          <w:hyperlink w:anchor="_Toc235878810" w:history="1">
+          <w:hyperlink w:anchor="_Toc237039201" w:history="1">
             <w:r>
               <w:rPr>
                 <w:rStyle w:val="Hyperlink"/>
                 <w:noProof/>
               </w:rPr>
-              <w:t>2.4 Chatbots in higher education</w:t>
+              <w:t>2.4 Summary of literature review</w:t>
             </w:r>
             <w:r>
               <w:rPr>
@@ -1364,7 +1316,7 @@
               <w:rPr>
                 <w:noProof/>
               </w:rPr>
-              <w:instrText xml:space="preserve"> PAGEREF _Toc235878810 \h </w:instrText>
+              <w:instrText xml:space="preserve"> PAGEREF _Toc237039201 \h </w:instrText>
             </w:r>
             <w:r>
               <w:rPr>
@@ -1381,7 +1333,7 @@
               <w:rPr>
                 <w:noProof/>
               </w:rPr>
-              <w:t>6</w:t>
+              <w:t>1</w:t>
             </w:r>
             <w:r>
               <w:rPr>
@@ -1398,19 +1350,16 @@
               <w:tab w:val="right" w:leader="dot" w:pos="9016"/>
             </w:tabs>
             <w:rPr>
-              <w:rFonts w:asciiTheme="minorHAnsi" w:eastAsiaTheme="minorEastAsia" w:hAnsiTheme="minorHAnsi" w:cstheme="minorBidi"/>
               <w:noProof/>
-              <w:kern w:val="2"/>
-              <w14:ligatures w14:val="standardContextual"/>
             </w:rPr>
           </w:pPr>
-          <w:hyperlink w:anchor="_Toc235878811" w:history="1">
+          <w:hyperlink w:anchor="_Toc237039202" w:history="1">
             <w:r>
               <w:rPr>
                 <w:rStyle w:val="Hyperlink"/>
                 <w:noProof/>
               </w:rPr>
-              <w:t>2.5 Critical thinking framework and comparison of similar systems</w:t>
+              <w:t>2.5 Research gap</w:t>
             </w:r>
             <w:r>
               <w:rPr>
@@ -1428,7 +1377,7 @@
               <w:rPr>
                 <w:noProof/>
               </w:rPr>
-              <w:instrText xml:space="preserve"> PAGEREF _Toc235878811 \h </w:instrText>
+              <w:instrText xml:space="preserve"> PAGEREF _Toc237039202 \h </w:instrText>
             </w:r>
             <w:r>
               <w:rPr>
@@ -1445,7 +1394,7 @@
               <w:rPr>
                 <w:noProof/>
               </w:rPr>
-              <w:t>7</w:t>
+              <w:t>1</w:t>
             </w:r>
             <w:r>
               <w:rPr>
@@ -1462,19 +1411,16 @@
               <w:tab w:val="right" w:leader="dot" w:pos="9016"/>
             </w:tabs>
             <w:rPr>
-              <w:rFonts w:asciiTheme="minorHAnsi" w:eastAsiaTheme="minorEastAsia" w:hAnsiTheme="minorHAnsi" w:cstheme="minorBidi"/>
               <w:noProof/>
-              <w:kern w:val="2"/>
-              <w14:ligatures w14:val="standardContextual"/>
             </w:rPr>
           </w:pPr>
-          <w:hyperlink w:anchor="_Toc235878812" w:history="1">
+          <w:hyperlink w:anchor="_Toc237039203" w:history="1">
             <w:r>
               <w:rPr>
                 <w:rStyle w:val="Hyperlink"/>
                 <w:noProof/>
               </w:rPr>
-              <w:t>2.6 Research gap</w:t>
+              <w:t>2.6 Summary</w:t>
             </w:r>
             <w:r>
               <w:rPr>
@@ -1492,7 +1438,7 @@
               <w:rPr>
                 <w:noProof/>
               </w:rPr>
-              <w:instrText xml:space="preserve"> PAGEREF _Toc235878812 \h </w:instrText>
+              <w:instrText xml:space="preserve"> PAGEREF _Toc237039203 \h </w:instrText>
             </w:r>
             <w:r>
               <w:rPr>
@@ -1509,7 +1455,68 @@
               <w:rPr>
                 <w:noProof/>
               </w:rPr>
-              <w:t>8</w:t>
+              <w:t>1</w:t>
+            </w:r>
+            <w:r>
+              <w:rPr>
+                <w:noProof/>
+              </w:rPr>
+              <w:fldChar w:fldCharType="end"/>
+            </w:r>
+          </w:hyperlink>
+        </w:p>
+        <w:p>
+          <w:pPr>
+            <w:pStyle w:val="TOC1"/>
+            <w:tabs>
+              <w:tab w:val="right" w:leader="dot" w:pos="9016"/>
+            </w:tabs>
+            <w:rPr>
+              <w:noProof/>
+            </w:rPr>
+          </w:pPr>
+          <w:hyperlink w:anchor="_Toc237039204" w:history="1">
+            <w:r>
+              <w:rPr>
+                <w:rStyle w:val="Hyperlink"/>
+                <w:noProof/>
+              </w:rPr>
+              <w:t>CHAPTER 3: CONCEPT DESIGN AND RESEARCH METHODOLOGY</w:t>
+            </w:r>
+            <w:r>
+              <w:rPr>
+                <w:noProof/>
+              </w:rPr>
+              <w:tab/>
+            </w:r>
+            <w:r>
+              <w:rPr>
+                <w:noProof/>
+              </w:rPr>
+              <w:fldChar w:fldCharType="begin"/>
+            </w:r>
+            <w:r>
+              <w:rPr>
+                <w:noProof/>
+              </w:rPr>
+              <w:instrText xml:space="preserve"> PAGEREF _Toc237039204 \h </w:instrText>
+            </w:r>
+            <w:r>
+              <w:rPr>
+                <w:noProof/>
+              </w:rPr>
+            </w:r>
+            <w:r>
+              <w:rPr>
+                <w:noProof/>
+              </w:rPr>
+              <w:fldChar w:fldCharType="separate"/>
+            </w:r>
+            <w:r>
+              <w:rPr>
+                <w:noProof/>
+              </w:rPr>
+              <w:t>1</w:t>
             </w:r>
             <w:r>
               <w:rPr>
@@ -1526,19 +1533,16 @@
               <w:tab w:val="right" w:leader="dot" w:pos="9016"/>
             </w:tabs>
             <w:rPr>
-              <w:rFonts w:asciiTheme="minorHAnsi" w:eastAsiaTheme="minorEastAsia" w:hAnsiTheme="minorHAnsi" w:cstheme="minorBidi"/>
               <w:noProof/>
-              <w:kern w:val="2"/>
-              <w14:ligatures w14:val="standardContextual"/>
             </w:rPr>
           </w:pPr>
-          <w:hyperlink w:anchor="_Toc235878813" w:history="1">
+          <w:hyperlink w:anchor="_Toc237039205" w:history="1">
             <w:r>
               <w:rPr>
                 <w:rStyle w:val="Hyperlink"/>
                 <w:noProof/>
               </w:rPr>
-              <w:t>2.7 Summary</w:t>
+              <w:t>3.1 Introduction</w:t>
             </w:r>
             <w:r>
               <w:rPr>
@@ -1556,7 +1560,7 @@
               <w:rPr>
                 <w:noProof/>
               </w:rPr>
-              <w:instrText xml:space="preserve"> PAGEREF _Toc235878813 \h </w:instrText>
+              <w:instrText xml:space="preserve"> PAGEREF _Toc237039205 \h </w:instrText>
             </w:r>
             <w:r>
               <w:rPr>
@@ -1573,7 +1577,373 @@
               <w:rPr>
                 <w:noProof/>
               </w:rPr>
-              <w:t>8</w:t>
+              <w:t>1</w:t>
+            </w:r>
+            <w:r>
+              <w:rPr>
+                <w:noProof/>
+              </w:rPr>
+              <w:fldChar w:fldCharType="end"/>
+            </w:r>
+          </w:hyperlink>
+        </w:p>
+        <w:p>
+          <w:pPr>
+            <w:pStyle w:val="TOC2"/>
+            <w:tabs>
+              <w:tab w:val="right" w:leader="dot" w:pos="9016"/>
+            </w:tabs>
+            <w:rPr>
+              <w:noProof/>
+            </w:rPr>
+          </w:pPr>
+          <w:hyperlink w:anchor="_Toc237039206" w:history="1">
+            <w:r>
+              <w:rPr>
+                <w:rStyle w:val="Hyperlink"/>
+                <w:noProof/>
+              </w:rPr>
+              <w:t>3.2 Investigation on tools and techniques</w:t>
+            </w:r>
+            <w:r>
+              <w:rPr>
+                <w:noProof/>
+              </w:rPr>
+              <w:tab/>
+            </w:r>
+            <w:r>
+              <w:rPr>
+                <w:noProof/>
+              </w:rPr>
+              <w:fldChar w:fldCharType="begin"/>
+            </w:r>
+            <w:r>
+              <w:rPr>
+                <w:noProof/>
+              </w:rPr>
+              <w:instrText xml:space="preserve"> PAGEREF _Toc237039206 \h </w:instrText>
+            </w:r>
+            <w:r>
+              <w:rPr>
+                <w:noProof/>
+              </w:rPr>
+            </w:r>
+            <w:r>
+              <w:rPr>
+                <w:noProof/>
+              </w:rPr>
+              <w:fldChar w:fldCharType="separate"/>
+            </w:r>
+            <w:r>
+              <w:rPr>
+                <w:noProof/>
+              </w:rPr>
+              <w:t>1</w:t>
+            </w:r>
+            <w:r>
+              <w:rPr>
+                <w:noProof/>
+              </w:rPr>
+              <w:fldChar w:fldCharType="end"/>
+            </w:r>
+          </w:hyperlink>
+        </w:p>
+        <w:p>
+          <w:pPr>
+            <w:pStyle w:val="TOC2"/>
+            <w:tabs>
+              <w:tab w:val="right" w:leader="dot" w:pos="9016"/>
+            </w:tabs>
+            <w:rPr>
+              <w:noProof/>
+            </w:rPr>
+          </w:pPr>
+          <w:hyperlink w:anchor="_Toc237039207" w:history="1">
+            <w:r>
+              <w:rPr>
+                <w:rStyle w:val="Hyperlink"/>
+                <w:noProof/>
+              </w:rPr>
+              <w:t>3.3 Proposed methodology</w:t>
+            </w:r>
+            <w:r>
+              <w:rPr>
+                <w:noProof/>
+              </w:rPr>
+              <w:tab/>
+            </w:r>
+            <w:r>
+              <w:rPr>
+                <w:noProof/>
+              </w:rPr>
+              <w:fldChar w:fldCharType="begin"/>
+            </w:r>
+            <w:r>
+              <w:rPr>
+                <w:noProof/>
+              </w:rPr>
+              <w:instrText xml:space="preserve"> PAGEREF _Toc237039207 \h </w:instrText>
+            </w:r>
+            <w:r>
+              <w:rPr>
+                <w:noProof/>
+              </w:rPr>
+            </w:r>
+            <w:r>
+              <w:rPr>
+                <w:noProof/>
+              </w:rPr>
+              <w:fldChar w:fldCharType="separate"/>
+            </w:r>
+            <w:r>
+              <w:rPr>
+                <w:noProof/>
+              </w:rPr>
+              <w:t>1</w:t>
+            </w:r>
+            <w:r>
+              <w:rPr>
+                <w:noProof/>
+              </w:rPr>
+              <w:fldChar w:fldCharType="end"/>
+            </w:r>
+          </w:hyperlink>
+        </w:p>
+        <w:p>
+          <w:pPr>
+            <w:pStyle w:val="TOC2"/>
+            <w:tabs>
+              <w:tab w:val="right" w:leader="dot" w:pos="9016"/>
+            </w:tabs>
+            <w:rPr>
+              <w:noProof/>
+            </w:rPr>
+          </w:pPr>
+          <w:hyperlink w:anchor="_Toc237039208" w:history="1">
+            <w:r>
+              <w:rPr>
+                <w:rStyle w:val="Hyperlink"/>
+                <w:noProof/>
+              </w:rPr>
+              <w:t>3.4 Concept design based on fundamental engineering principles</w:t>
+            </w:r>
+            <w:r>
+              <w:rPr>
+                <w:noProof/>
+              </w:rPr>
+              <w:tab/>
+            </w:r>
+            <w:r>
+              <w:rPr>
+                <w:noProof/>
+              </w:rPr>
+              <w:fldChar w:fldCharType="begin"/>
+            </w:r>
+            <w:r>
+              <w:rPr>
+                <w:noProof/>
+              </w:rPr>
+              <w:instrText xml:space="preserve"> PAGEREF _Toc237039208 \h </w:instrText>
+            </w:r>
+            <w:r>
+              <w:rPr>
+                <w:noProof/>
+              </w:rPr>
+            </w:r>
+            <w:r>
+              <w:rPr>
+                <w:noProof/>
+              </w:rPr>
+              <w:fldChar w:fldCharType="separate"/>
+            </w:r>
+            <w:r>
+              <w:rPr>
+                <w:noProof/>
+              </w:rPr>
+              <w:t>1</w:t>
+            </w:r>
+            <w:r>
+              <w:rPr>
+                <w:noProof/>
+              </w:rPr>
+              <w:fldChar w:fldCharType="end"/>
+            </w:r>
+          </w:hyperlink>
+        </w:p>
+        <w:p>
+          <w:pPr>
+            <w:pStyle w:val="TOC2"/>
+            <w:tabs>
+              <w:tab w:val="right" w:leader="dot" w:pos="9016"/>
+            </w:tabs>
+            <w:rPr>
+              <w:noProof/>
+            </w:rPr>
+          </w:pPr>
+          <w:hyperlink w:anchor="_Toc237039209" w:history="1">
+            <w:r>
+              <w:rPr>
+                <w:rStyle w:val="Hyperlink"/>
+                <w:noProof/>
+              </w:rPr>
+              <w:t>3.5 Professional engineering practices</w:t>
+            </w:r>
+            <w:r>
+              <w:rPr>
+                <w:noProof/>
+              </w:rPr>
+              <w:tab/>
+            </w:r>
+            <w:r>
+              <w:rPr>
+                <w:noProof/>
+              </w:rPr>
+              <w:fldChar w:fldCharType="begin"/>
+            </w:r>
+            <w:r>
+              <w:rPr>
+                <w:noProof/>
+              </w:rPr>
+              <w:instrText xml:space="preserve"> PAGEREF _Toc237039209 \h </w:instrText>
+            </w:r>
+            <w:r>
+              <w:rPr>
+                <w:noProof/>
+              </w:rPr>
+            </w:r>
+            <w:r>
+              <w:rPr>
+                <w:noProof/>
+              </w:rPr>
+              <w:fldChar w:fldCharType="separate"/>
+            </w:r>
+            <w:r>
+              <w:rPr>
+                <w:noProof/>
+              </w:rPr>
+              <w:t>1</w:t>
+            </w:r>
+            <w:r>
+              <w:rPr>
+                <w:noProof/>
+              </w:rPr>
+              <w:fldChar w:fldCharType="end"/>
+            </w:r>
+          </w:hyperlink>
+        </w:p>
+        <w:p>
+          <w:pPr>
+            <w:pStyle w:val="TOC2"/>
+            <w:tabs>
+              <w:tab w:val="right" w:leader="dot" w:pos="9016"/>
+            </w:tabs>
+            <w:rPr>
+              <w:noProof/>
+            </w:rPr>
+          </w:pPr>
+          <w:hyperlink w:anchor="_Toc237039210" w:history="1">
+            <w:r>
+              <w:rPr>
+                <w:rStyle w:val="Hyperlink"/>
+                <w:noProof/>
+              </w:rPr>
+              <w:t>3.6 Project management, finance and entrepreneurship 1</w:t>
+            </w:r>
+            <w:r>
+              <w:rPr>
+                <w:noProof/>
+              </w:rPr>
+              <w:tab/>
+            </w:r>
+            <w:r>
+              <w:rPr>
+                <w:noProof/>
+              </w:rPr>
+              <w:fldChar w:fldCharType="begin"/>
+            </w:r>
+            <w:r>
+              <w:rPr>
+                <w:noProof/>
+              </w:rPr>
+              <w:instrText xml:space="preserve"> PAGEREF _Toc237039210 \h </w:instrText>
+            </w:r>
+            <w:r>
+              <w:rPr>
+                <w:noProof/>
+              </w:rPr>
+            </w:r>
+            <w:r>
+              <w:rPr>
+                <w:noProof/>
+              </w:rPr>
+              <w:fldChar w:fldCharType="separate"/>
+            </w:r>
+            <w:r>
+              <w:rPr>
+                <w:noProof/>
+              </w:rPr>
+              <w:t>1</w:t>
+            </w:r>
+            <w:r>
+              <w:rPr>
+                <w:noProof/>
+              </w:rPr>
+              <w:fldChar w:fldCharType="end"/>
+            </w:r>
+          </w:hyperlink>
+        </w:p>
+        <w:p>
+          <w:pPr>
+            <w:pStyle w:val="TOC2"/>
+            <w:tabs>
+              <w:tab w:val="right" w:leader="dot" w:pos="9016"/>
+            </w:tabs>
+            <w:rPr>
+              <w:noProof/>
+            </w:rPr>
+          </w:pPr>
+          <w:hyperlink w:anchor="_Toc237039211" w:history="1">
+            <w:r>
+              <w:rPr>
+                <w:rStyle w:val="Hyperlink"/>
+                <w:noProof/>
+              </w:rPr>
+              <w:t>3.7 Summary</w:t>
+            </w:r>
+            <w:r>
+              <w:rPr>
+                <w:noProof/>
+              </w:rPr>
+              <w:tab/>
+            </w:r>
+            <w:r>
+              <w:rPr>
+                <w:noProof/>
+              </w:rPr>
+              <w:fldChar w:fldCharType="begin"/>
+            </w:r>
+            <w:r>
+              <w:rPr>
+                <w:noProof/>
+              </w:rPr>
+              <w:instrText xml:space="preserve"> PAGEREF _Toc237039211 \h </w:instrText>
+            </w:r>
+            <w:r>
+              <w:rPr>
+                <w:noProof/>
+              </w:rPr>
+            </w:r>
+            <w:r>
+              <w:rPr>
+                <w:noProof/>
+              </w:rPr>
+              <w:fldChar w:fldCharType="separate"/>
+            </w:r>
+            <w:r>
+              <w:rPr>
+                <w:noProof/>
+              </w:rPr>
+              <w:t>1</w:t>
             </w:r>
             <w:r>
               <w:rPr>
@@ -1590,19 +1960,16 @@
               <w:tab w:val="right" w:leader="dot" w:pos="9016"/>
             </w:tabs>
             <w:rPr>
-              <w:rFonts w:asciiTheme="minorHAnsi" w:eastAsiaTheme="minorEastAsia" w:hAnsiTheme="minorHAnsi" w:cstheme="minorBidi"/>
               <w:noProof/>
-              <w:kern w:val="2"/>
-              <w14:ligatures w14:val="standardContextual"/>
             </w:rPr>
           </w:pPr>
-          <w:hyperlink w:anchor="_Toc235878814" w:history="1">
+          <w:hyperlink w:anchor="_Toc237039212" w:history="1">
             <w:r>
               <w:rPr>
                 <w:rStyle w:val="Hyperlink"/>
                 <w:noProof/>
               </w:rPr>
-              <w:t>CHAPTER 3: CONCEPT DESIGN AND RESEARCH METHODOLOGY</w:t>
+              <w:t>CHAPTER 4: CONCLUSION</w:t>
             </w:r>
             <w:r>
               <w:rPr>
@@ -1620,7 +1987,7 @@
               <w:rPr>
                 <w:noProof/>
               </w:rPr>
-              <w:instrText xml:space="preserve"> PAGEREF _Toc235878814 \h </w:instrText>
+              <w:instrText xml:space="preserve"> PAGEREF _Toc237039212 \h </w:instrText>
             </w:r>
             <w:r>
               <w:rPr>
@@ -1637,7 +2004,129 @@
               <w:rPr>
                 <w:noProof/>
               </w:rPr>
-              <w:t>10</w:t>
+              <w:t>1</w:t>
+            </w:r>
+            <w:r>
+              <w:rPr>
+                <w:noProof/>
+              </w:rPr>
+              <w:fldChar w:fldCharType="end"/>
+            </w:r>
+          </w:hyperlink>
+        </w:p>
+        <w:p>
+          <w:pPr>
+            <w:pStyle w:val="TOC1"/>
+            <w:tabs>
+              <w:tab w:val="right" w:leader="dot" w:pos="9016"/>
+            </w:tabs>
+            <w:rPr>
+              <w:noProof/>
+            </w:rPr>
+          </w:pPr>
+          <w:hyperlink w:anchor="_Toc237039213" w:history="1">
+            <w:r>
+              <w:rPr>
+                <w:rStyle w:val="Hyperlink"/>
+                <w:noProof/>
+              </w:rPr>
+              <w:t>REFERENCES</w:t>
+            </w:r>
+            <w:r>
+              <w:rPr>
+                <w:noProof/>
+              </w:rPr>
+              <w:tab/>
+            </w:r>
+            <w:r>
+              <w:rPr>
+                <w:noProof/>
+              </w:rPr>
+              <w:fldChar w:fldCharType="begin"/>
+            </w:r>
+            <w:r>
+              <w:rPr>
+                <w:noProof/>
+              </w:rPr>
+              <w:instrText xml:space="preserve"> PAGEREF _Toc237039213 \h </w:instrText>
+            </w:r>
+            <w:r>
+              <w:rPr>
+                <w:noProof/>
+              </w:rPr>
+            </w:r>
+            <w:r>
+              <w:rPr>
+                <w:noProof/>
+              </w:rPr>
+              <w:fldChar w:fldCharType="separate"/>
+            </w:r>
+            <w:r>
+              <w:rPr>
+                <w:noProof/>
+              </w:rPr>
+              <w:t>1</w:t>
+            </w:r>
+            <w:r>
+              <w:rPr>
+                <w:noProof/>
+              </w:rPr>
+              <w:fldChar w:fldCharType="end"/>
+            </w:r>
+          </w:hyperlink>
+        </w:p>
+        <w:p>
+          <w:pPr>
+            <w:pStyle w:val="TOC1"/>
+            <w:tabs>
+              <w:tab w:val="right" w:leader="dot" w:pos="9016"/>
+            </w:tabs>
+            <w:rPr>
+              <w:noProof/>
+            </w:rPr>
+          </w:pPr>
+          <w:hyperlink w:anchor="_Toc237039214" w:history="1">
+            <w:r>
+              <w:rPr>
+                <w:rStyle w:val="Hyperlink"/>
+                <w:noProof/>
+              </w:rPr>
+              <w:t>APPENDICES</w:t>
+            </w:r>
+            <w:r>
+              <w:rPr>
+                <w:noProof/>
+              </w:rPr>
+              <w:tab/>
+            </w:r>
+            <w:r>
+              <w:rPr>
+                <w:noProof/>
+              </w:rPr>
+              <w:fldChar w:fldCharType="begin"/>
+            </w:r>
+            <w:r>
+              <w:rPr>
+                <w:noProof/>
+              </w:rPr>
+              <w:instrText xml:space="preserve"> PAGEREF _Toc237039214 \h </w:instrText>
+            </w:r>
+            <w:r>
+              <w:rPr>
+                <w:noProof/>
+              </w:rPr>
+            </w:r>
+            <w:r>
+              <w:rPr>
+                <w:noProof/>
+              </w:rPr>
+              <w:fldChar w:fldCharType="separate"/>
+            </w:r>
+            <w:r>
+              <w:rPr>
+                <w:noProof/>
+              </w:rPr>
+              <w:t>1</w:t>
             </w:r>
             <w:r>
               <w:rPr>
@@ -1654,19 +2143,16 @@
               <w:tab w:val="right" w:leader="dot" w:pos="9016"/>
             </w:tabs>
             <w:rPr>
-              <w:rFonts w:asciiTheme="minorHAnsi" w:eastAsiaTheme="minorEastAsia" w:hAnsiTheme="minorHAnsi" w:cstheme="minorBidi"/>
               <w:noProof/>
-              <w:kern w:val="2"/>
-              <w14:ligatures w14:val="standardContextual"/>
             </w:rPr>
           </w:pPr>
-          <w:hyperlink w:anchor="_Toc235878815" w:history="1">
+          <w:hyperlink w:anchor="_Toc237039215" w:history="1">
             <w:r>
               <w:rPr>
                 <w:rStyle w:val="Hyperlink"/>
                 <w:noProof/>
               </w:rPr>
-              <w:t>3.1 Introduction</w:t>
+              <w:t>Appendix A: Log Sheets</w:t>
             </w:r>
             <w:r>
               <w:rPr>
@@ -1684,7 +2170,7 @@
               <w:rPr>
                 <w:noProof/>
               </w:rPr>
-              <w:instrText xml:space="preserve"> PAGEREF _Toc235878815 \h </w:instrText>
+              <w:instrText xml:space="preserve"> PAGEREF _Toc237039215 \h </w:instrText>
             </w:r>
             <w:r>
               <w:rPr>
@@ -1701,7 +2187,7 @@
               <w:rPr>
                 <w:noProof/>
               </w:rPr>
-              <w:t>10</w:t>
+              <w:t>1</w:t>
             </w:r>
             <w:r>
               <w:rPr>
@@ -1718,19 +2204,16 @@
               <w:tab w:val="right" w:leader="dot" w:pos="9016"/>
             </w:tabs>
             <w:rPr>
-              <w:rFonts w:asciiTheme="minorHAnsi" w:eastAsiaTheme="minorEastAsia" w:hAnsiTheme="minorHAnsi" w:cstheme="minorBidi"/>
               <w:noProof/>
-              <w:kern w:val="2"/>
-              <w14:ligatures w14:val="standardContextual"/>
             </w:rPr>
           </w:pPr>
-          <w:hyperlink w:anchor="_Toc235878816" w:history="1">
+          <w:hyperlink w:anchor="_Toc237039216" w:history="1">
             <w:r>
               <w:rPr>
                 <w:rStyle w:val="Hyperlink"/>
                 <w:noProof/>
               </w:rPr>
-              <w:t>3.2 Investigation on tools and techniques</w:t>
+              <w:t>Appendix B: FYP Draft Project Proposal / FYP Bank Confirmation</w:t>
             </w:r>
             <w:r>
               <w:rPr>
@@ -1748,7 +2231,7 @@
               <w:rPr>
                 <w:noProof/>
               </w:rPr>
-              <w:instrText xml:space="preserve"> PAGEREF _Toc235878816 \h </w:instrText>
+              <w:instrText xml:space="preserve"> PAGEREF _Toc237039216 \h </w:instrText>
             </w:r>
             <w:r>
               <w:rPr>
@@ -1765,7 +2248,7 @@
               <w:rPr>
                 <w:noProof/>
               </w:rPr>
-              <w:t>10</w:t>
+              <w:t>1</w:t>
             </w:r>
             <w:r>
               <w:rPr>
@@ -1782,19 +2265,16 @@
               <w:tab w:val="right" w:leader="dot" w:pos="9016"/>
             </w:tabs>
             <w:rPr>
-              <w:rFonts w:asciiTheme="minorHAnsi" w:eastAsiaTheme="minorEastAsia" w:hAnsiTheme="minorHAnsi" w:cstheme="minorBidi"/>
               <w:noProof/>
-              <w:kern w:val="2"/>
-              <w14:ligatures w14:val="standardContextual"/>
             </w:rPr>
           </w:pPr>
-          <w:hyperlink w:anchor="_Toc235878817" w:history="1">
+          <w:hyperlink w:anchor="_Toc237039217" w:history="1">
             <w:r>
               <w:rPr>
                 <w:rStyle w:val="Hyperlink"/>
                 <w:noProof/>
               </w:rPr>
-              <w:t>3.3 Proposed methodology</w:t>
+              <w:t>Appendix C: Project Specification Form</w:t>
             </w:r>
             <w:r>
               <w:rPr>
@@ -1812,7 +2292,7 @@
               <w:rPr>
                 <w:noProof/>
               </w:rPr>
-              <w:instrText xml:space="preserve"> PAGEREF _Toc235878817 \h </w:instrText>
+              <w:instrText xml:space="preserve"> PAGEREF _Toc237039217 \h </w:instrText>
             </w:r>
             <w:r>
               <w:rPr>
@@ -1829,7 +2309,7 @@
               <w:rPr>
                 <w:noProof/>
               </w:rPr>
-              <w:t>11</w:t>
+              <w:t>1</w:t>
             </w:r>
             <w:r>
               <w:rPr>
@@ -1846,19 +2326,16 @@
               <w:tab w:val="right" w:leader="dot" w:pos="9016"/>
             </w:tabs>
             <w:rPr>
-              <w:rFonts w:asciiTheme="minorHAnsi" w:eastAsiaTheme="minorEastAsia" w:hAnsiTheme="minorHAnsi" w:cstheme="minorBidi"/>
               <w:noProof/>
-              <w:kern w:val="2"/>
-              <w14:ligatures w14:val="standardContextual"/>
             </w:rPr>
           </w:pPr>
-          <w:hyperlink w:anchor="_Toc235878818" w:history="1">
+          <w:hyperlink w:anchor="_Toc237039218" w:history="1">
             <w:r>
               <w:rPr>
                 <w:rStyle w:val="Hyperlink"/>
                 <w:noProof/>
               </w:rPr>
-              <w:t>3.4 Concept design based on fundamental engineering principles</w:t>
+              <w:t>Appendix D: Ethics Form</w:t>
             </w:r>
             <w:r>
               <w:rPr>
@@ -1876,7 +2353,7 @@
               <w:rPr>
                 <w:noProof/>
               </w:rPr>
-              <w:instrText xml:space="preserve"> PAGEREF _Toc235878818 \h </w:instrText>
+              <w:instrText xml:space="preserve"> PAGEREF _Toc237039218 \h </w:instrText>
             </w:r>
             <w:r>
               <w:rPr>
@@ -1893,7 +2370,7 @@
               <w:rPr>
                 <w:noProof/>
               </w:rPr>
-              <w:t>12</w:t>
+              <w:t>1</w:t>
             </w:r>
             <w:r>
               <w:rPr>
@@ -1910,19 +2387,16 @@
               <w:tab w:val="right" w:leader="dot" w:pos="9016"/>
             </w:tabs>
             <w:rPr>
-              <w:rFonts w:asciiTheme="minorHAnsi" w:eastAsiaTheme="minorEastAsia" w:hAnsiTheme="minorHAnsi" w:cstheme="minorBidi"/>
               <w:noProof/>
-              <w:kern w:val="2"/>
-              <w14:ligatures w14:val="standardContextual"/>
             </w:rPr>
           </w:pPr>
-          <w:hyperlink w:anchor="_Toc235878819" w:history="1">
+          <w:hyperlink w:anchor="_Toc237039219" w:history="1">
             <w:r>
               <w:rPr>
                 <w:rStyle w:val="Hyperlink"/>
                 <w:noProof/>
               </w:rPr>
-              <w:t>3.5 Professional engineering practices</w:t>
+              <w:t>Appendix E: Turnitin Report</w:t>
             </w:r>
             <w:r>
               <w:rPr>
@@ -1940,7 +2414,7 @@
               <w:rPr>
                 <w:noProof/>
               </w:rPr>
-              <w:instrText xml:space="preserve"> PAGEREF _Toc235878819 \h </w:instrText>
+              <w:instrText xml:space="preserve"> PAGEREF _Toc237039219 \h </w:instrText>
             </w:r>
             <w:r>
               <w:rPr>
@@ -1957,647 +2431,7 @@
               <w:rPr>
                 <w:noProof/>
               </w:rPr>
-              <w:t>16</w:t>
-            </w:r>
-            <w:r>
-              <w:rPr>
-                <w:noProof/>
-              </w:rPr>
-              <w:fldChar w:fldCharType="end"/>
-            </w:r>
-          </w:hyperlink>
-        </w:p>
-        <w:p>
-          <w:pPr>
-            <w:pStyle w:val="TOC2"/>
-            <w:tabs>
-              <w:tab w:val="right" w:leader="dot" w:pos="9016"/>
-            </w:tabs>
-            <w:rPr>
-              <w:rFonts w:asciiTheme="minorHAnsi" w:eastAsiaTheme="minorEastAsia" w:hAnsiTheme="minorHAnsi" w:cstheme="minorBidi"/>
-              <w:noProof/>
-              <w:kern w:val="2"/>
-              <w14:ligatures w14:val="standardContextual"/>
-            </w:rPr>
-          </w:pPr>
-          <w:hyperlink w:anchor="_Toc235878820" w:history="1">
-            <w:r>
-              <w:rPr>
-                <w:rStyle w:val="Hyperlink"/>
-                <w:noProof/>
-              </w:rPr>
-              <w:t>3.6 Project management, finance and entrepreneurship 1</w:t>
-            </w:r>
-            <w:r>
-              <w:rPr>
-                <w:noProof/>
-              </w:rPr>
-              <w:tab/>
-            </w:r>
-            <w:r>
-              <w:rPr>
-                <w:noProof/>
-              </w:rPr>
-              <w:fldChar w:fldCharType="begin"/>
-            </w:r>
-            <w:r>
-              <w:rPr>
-                <w:noProof/>
-              </w:rPr>
-              <w:instrText xml:space="preserve"> PAGEREF _Toc235878820 \h </w:instrText>
-            </w:r>
-            <w:r>
-              <w:rPr>
-                <w:noProof/>
-              </w:rPr>
-            </w:r>
-            <w:r>
-              <w:rPr>
-                <w:noProof/>
-              </w:rPr>
-              <w:fldChar w:fldCharType="separate"/>
-            </w:r>
-            <w:r>
-              <w:rPr>
-                <w:noProof/>
-              </w:rPr>
-              <w:t>17</w:t>
-            </w:r>
-            <w:r>
-              <w:rPr>
-                <w:noProof/>
-              </w:rPr>
-              <w:fldChar w:fldCharType="end"/>
-            </w:r>
-          </w:hyperlink>
-        </w:p>
-        <w:p>
-          <w:pPr>
-            <w:pStyle w:val="TOC2"/>
-            <w:tabs>
-              <w:tab w:val="right" w:leader="dot" w:pos="9016"/>
-            </w:tabs>
-            <w:rPr>
-              <w:rFonts w:asciiTheme="minorHAnsi" w:eastAsiaTheme="minorEastAsia" w:hAnsiTheme="minorHAnsi" w:cstheme="minorBidi"/>
-              <w:noProof/>
-              <w:kern w:val="2"/>
-              <w14:ligatures w14:val="standardContextual"/>
-            </w:rPr>
-          </w:pPr>
-          <w:hyperlink w:anchor="_Toc235878821" w:history="1">
-            <w:r>
-              <w:rPr>
-                <w:rStyle w:val="Hyperlink"/>
-                <w:noProof/>
-              </w:rPr>
-              <w:t>3.7 Summary</w:t>
-            </w:r>
-            <w:r>
-              <w:rPr>
-                <w:noProof/>
-              </w:rPr>
-              <w:tab/>
-            </w:r>
-            <w:r>
-              <w:rPr>
-                <w:noProof/>
-              </w:rPr>
-              <w:fldChar w:fldCharType="begin"/>
-            </w:r>
-            <w:r>
-              <w:rPr>
-                <w:noProof/>
-              </w:rPr>
-              <w:instrText xml:space="preserve"> PAGEREF _Toc235878821 \h </w:instrText>
-            </w:r>
-            <w:r>
-              <w:rPr>
-                <w:noProof/>
-              </w:rPr>
-            </w:r>
-            <w:r>
-              <w:rPr>
-                <w:noProof/>
-              </w:rPr>
-              <w:fldChar w:fldCharType="separate"/>
-            </w:r>
-            <w:r>
-              <w:rPr>
-                <w:noProof/>
-              </w:rPr>
-              <w:t>18</w:t>
-            </w:r>
-            <w:r>
-              <w:rPr>
-                <w:noProof/>
-              </w:rPr>
-              <w:fldChar w:fldCharType="end"/>
-            </w:r>
-          </w:hyperlink>
-        </w:p>
-        <w:p>
-          <w:pPr>
-            <w:pStyle w:val="TOC1"/>
-            <w:tabs>
-              <w:tab w:val="right" w:leader="dot" w:pos="9016"/>
-            </w:tabs>
-            <w:rPr>
-              <w:rFonts w:asciiTheme="minorHAnsi" w:eastAsiaTheme="minorEastAsia" w:hAnsiTheme="minorHAnsi" w:cstheme="minorBidi"/>
-              <w:noProof/>
-              <w:kern w:val="2"/>
-              <w14:ligatures w14:val="standardContextual"/>
-            </w:rPr>
-          </w:pPr>
-          <w:hyperlink w:anchor="_Toc235878822" w:history="1">
-            <w:r>
-              <w:rPr>
-                <w:rStyle w:val="Hyperlink"/>
-                <w:noProof/>
-              </w:rPr>
-              <w:t>CHAPTER 4: CONCLUSION</w:t>
-            </w:r>
-            <w:r>
-              <w:rPr>
-                <w:noProof/>
-              </w:rPr>
-              <w:tab/>
-            </w:r>
-            <w:r>
-              <w:rPr>
-                <w:noProof/>
-              </w:rPr>
-              <w:fldChar w:fldCharType="begin"/>
-            </w:r>
-            <w:r>
-              <w:rPr>
-                <w:noProof/>
-              </w:rPr>
-              <w:instrText xml:space="preserve"> PAGEREF _Toc235878822 \h </w:instrText>
-            </w:r>
-            <w:r>
-              <w:rPr>
-                <w:noProof/>
-              </w:rPr>
-            </w:r>
-            <w:r>
-              <w:rPr>
-                <w:noProof/>
-              </w:rPr>
-              <w:fldChar w:fldCharType="separate"/>
-            </w:r>
-            <w:r>
-              <w:rPr>
-                <w:noProof/>
-              </w:rPr>
-              <w:t>19</w:t>
-            </w:r>
-            <w:r>
-              <w:rPr>
-                <w:noProof/>
-              </w:rPr>
-              <w:fldChar w:fldCharType="end"/>
-            </w:r>
-          </w:hyperlink>
-        </w:p>
-        <w:p>
-          <w:pPr>
-            <w:pStyle w:val="TOC1"/>
-            <w:tabs>
-              <w:tab w:val="right" w:leader="dot" w:pos="9016"/>
-            </w:tabs>
-            <w:rPr>
-              <w:rFonts w:asciiTheme="minorHAnsi" w:eastAsiaTheme="minorEastAsia" w:hAnsiTheme="minorHAnsi" w:cstheme="minorBidi"/>
-              <w:noProof/>
-              <w:kern w:val="2"/>
-              <w14:ligatures w14:val="standardContextual"/>
-            </w:rPr>
-          </w:pPr>
-          <w:hyperlink w:anchor="_Toc235878823" w:history="1">
-            <w:r>
-              <w:rPr>
-                <w:rStyle w:val="Hyperlink"/>
-                <w:noProof/>
-              </w:rPr>
-              <w:t>REFERENCES</w:t>
-            </w:r>
-            <w:r>
-              <w:rPr>
-                <w:noProof/>
-              </w:rPr>
-              <w:tab/>
-            </w:r>
-            <w:r>
-              <w:rPr>
-                <w:noProof/>
-              </w:rPr>
-              <w:fldChar w:fldCharType="begin"/>
-            </w:r>
-            <w:r>
-              <w:rPr>
-                <w:noProof/>
-              </w:rPr>
-              <w:instrText xml:space="preserve"> PAGEREF _Toc235878823 \h </w:instrText>
-            </w:r>
-            <w:r>
-              <w:rPr>
-                <w:noProof/>
-              </w:rPr>
-            </w:r>
-            <w:r>
-              <w:rPr>
-                <w:noProof/>
-              </w:rPr>
-              <w:fldChar w:fldCharType="separate"/>
-            </w:r>
-            <w:r>
-              <w:rPr>
-                <w:noProof/>
-              </w:rPr>
-              <w:t>20</w:t>
-            </w:r>
-            <w:r>
-              <w:rPr>
-                <w:noProof/>
-              </w:rPr>
-              <w:fldChar w:fldCharType="end"/>
-            </w:r>
-          </w:hyperlink>
-        </w:p>
-        <w:p>
-          <w:pPr>
-            <w:pStyle w:val="TOC1"/>
-            <w:tabs>
-              <w:tab w:val="right" w:leader="dot" w:pos="9016"/>
-            </w:tabs>
-            <w:rPr>
-              <w:rFonts w:asciiTheme="minorHAnsi" w:eastAsiaTheme="minorEastAsia" w:hAnsiTheme="minorHAnsi" w:cstheme="minorBidi"/>
-              <w:noProof/>
-              <w:kern w:val="2"/>
-              <w14:ligatures w14:val="standardContextual"/>
-            </w:rPr>
-          </w:pPr>
-          <w:hyperlink w:anchor="_Toc235878824" w:history="1">
-            <w:r>
-              <w:rPr>
-                <w:rStyle w:val="Hyperlink"/>
-                <w:noProof/>
-              </w:rPr>
-              <w:t>APPENDICES</w:t>
-            </w:r>
-            <w:r>
-              <w:rPr>
-                <w:noProof/>
-              </w:rPr>
-              <w:tab/>
-            </w:r>
-            <w:r>
-              <w:rPr>
-                <w:noProof/>
-              </w:rPr>
-              <w:fldChar w:fldCharType="begin"/>
-            </w:r>
-            <w:r>
-              <w:rPr>
-                <w:noProof/>
-              </w:rPr>
-              <w:instrText xml:space="preserve"> PAGEREF _Toc235878824 \h </w:instrText>
-            </w:r>
-            <w:r>
-              <w:rPr>
-                <w:noProof/>
-              </w:rPr>
-            </w:r>
-            <w:r>
-              <w:rPr>
-                <w:noProof/>
-              </w:rPr>
-              <w:fldChar w:fldCharType="separate"/>
-            </w:r>
-            <w:r>
-              <w:rPr>
-                <w:noProof/>
-              </w:rPr>
-              <w:t>22</w:t>
-            </w:r>
-            <w:r>
-              <w:rPr>
-                <w:noProof/>
-              </w:rPr>
-              <w:fldChar w:fldCharType="end"/>
-            </w:r>
-          </w:hyperlink>
-        </w:p>
-        <w:p>
-          <w:pPr>
-            <w:pStyle w:val="TOC2"/>
-            <w:tabs>
-              <w:tab w:val="right" w:leader="dot" w:pos="9016"/>
-            </w:tabs>
-            <w:rPr>
-              <w:rFonts w:asciiTheme="minorHAnsi" w:eastAsiaTheme="minorEastAsia" w:hAnsiTheme="minorHAnsi" w:cstheme="minorBidi"/>
-              <w:noProof/>
-              <w:kern w:val="2"/>
-              <w14:ligatures w14:val="standardContextual"/>
-            </w:rPr>
-          </w:pPr>
-          <w:hyperlink w:anchor="_Toc235878825" w:history="1">
-            <w:r>
-              <w:rPr>
-                <w:rStyle w:val="Hyperlink"/>
-                <w:noProof/>
-              </w:rPr>
-              <w:t>Appendix A: Log Sheets</w:t>
-            </w:r>
-            <w:r>
-              <w:rPr>
-                <w:noProof/>
-              </w:rPr>
-              <w:tab/>
-            </w:r>
-            <w:r>
-              <w:rPr>
-                <w:noProof/>
-              </w:rPr>
-              <w:fldChar w:fldCharType="begin"/>
-            </w:r>
-            <w:r>
-              <w:rPr>
-                <w:noProof/>
-              </w:rPr>
-              <w:instrText xml:space="preserve"> PAGEREF _Toc235878825 \h </w:instrText>
-            </w:r>
-            <w:r>
-              <w:rPr>
-                <w:noProof/>
-              </w:rPr>
-            </w:r>
-            <w:r>
-              <w:rPr>
-                <w:noProof/>
-              </w:rPr>
-              <w:fldChar w:fldCharType="separate"/>
-            </w:r>
-            <w:r>
-              <w:rPr>
-                <w:noProof/>
-              </w:rPr>
-              <w:t>22</w:t>
-            </w:r>
-            <w:r>
-              <w:rPr>
-                <w:noProof/>
-              </w:rPr>
-              <w:fldChar w:fldCharType="end"/>
-            </w:r>
-          </w:hyperlink>
-        </w:p>
-        <w:p>
-          <w:pPr>
-            <w:pStyle w:val="TOC2"/>
-            <w:tabs>
-              <w:tab w:val="right" w:leader="dot" w:pos="9016"/>
-            </w:tabs>
-            <w:rPr>
-              <w:rFonts w:asciiTheme="minorHAnsi" w:eastAsiaTheme="minorEastAsia" w:hAnsiTheme="minorHAnsi" w:cstheme="minorBidi"/>
-              <w:noProof/>
-              <w:kern w:val="2"/>
-              <w14:ligatures w14:val="standardContextual"/>
-            </w:rPr>
-          </w:pPr>
-          <w:hyperlink w:anchor="_Toc235878826" w:history="1">
-            <w:r>
-              <w:rPr>
-                <w:rStyle w:val="Hyperlink"/>
-                <w:noProof/>
-              </w:rPr>
-              <w:t>Appendix B: FYP Draft Project Proposal / FYP Bank Confirmation</w:t>
-            </w:r>
-            <w:r>
-              <w:rPr>
-                <w:noProof/>
-              </w:rPr>
-              <w:tab/>
-            </w:r>
-            <w:r>
-              <w:rPr>
-                <w:noProof/>
-              </w:rPr>
-              <w:fldChar w:fldCharType="begin"/>
-            </w:r>
-            <w:r>
-              <w:rPr>
-                <w:noProof/>
-              </w:rPr>
-              <w:instrText xml:space="preserve"> PAGEREF _Toc235878826 \h </w:instrText>
-            </w:r>
-            <w:r>
-              <w:rPr>
-                <w:noProof/>
-              </w:rPr>
-            </w:r>
-            <w:r>
-              <w:rPr>
-                <w:noProof/>
-              </w:rPr>
-              <w:fldChar w:fldCharType="separate"/>
-            </w:r>
-            <w:r>
-              <w:rPr>
-                <w:noProof/>
-              </w:rPr>
-              <w:t>22</w:t>
-            </w:r>
-            <w:r>
-              <w:rPr>
-                <w:noProof/>
-              </w:rPr>
-              <w:fldChar w:fldCharType="end"/>
-            </w:r>
-          </w:hyperlink>
-        </w:p>
-        <w:p>
-          <w:pPr>
-            <w:pStyle w:val="TOC2"/>
-            <w:tabs>
-              <w:tab w:val="right" w:leader="dot" w:pos="9016"/>
-            </w:tabs>
-            <w:rPr>
-              <w:rFonts w:asciiTheme="minorHAnsi" w:eastAsiaTheme="minorEastAsia" w:hAnsiTheme="minorHAnsi" w:cstheme="minorBidi"/>
-              <w:noProof/>
-              <w:kern w:val="2"/>
-              <w14:ligatures w14:val="standardContextual"/>
-            </w:rPr>
-          </w:pPr>
-          <w:hyperlink w:anchor="_Toc235878827" w:history="1">
-            <w:r>
-              <w:rPr>
-                <w:rStyle w:val="Hyperlink"/>
-                <w:noProof/>
-              </w:rPr>
-              <w:t>Appendix C: Project Specification Form</w:t>
-            </w:r>
-            <w:r>
-              <w:rPr>
-                <w:noProof/>
-              </w:rPr>
-              <w:tab/>
-            </w:r>
-            <w:r>
-              <w:rPr>
-                <w:noProof/>
-              </w:rPr>
-              <w:fldChar w:fldCharType="begin"/>
-            </w:r>
-            <w:r>
-              <w:rPr>
-                <w:noProof/>
-              </w:rPr>
-              <w:instrText xml:space="preserve"> PAGEREF _Toc235878827 \h </w:instrText>
-            </w:r>
-            <w:r>
-              <w:rPr>
-                <w:noProof/>
-              </w:rPr>
-            </w:r>
-            <w:r>
-              <w:rPr>
-                <w:noProof/>
-              </w:rPr>
-              <w:fldChar w:fldCharType="separate"/>
-            </w:r>
-            <w:r>
-              <w:rPr>
-                <w:noProof/>
-              </w:rPr>
-              <w:t>22</w:t>
-            </w:r>
-            <w:r>
-              <w:rPr>
-                <w:noProof/>
-              </w:rPr>
-              <w:fldChar w:fldCharType="end"/>
-            </w:r>
-          </w:hyperlink>
-        </w:p>
-        <w:p>
-          <w:pPr>
-            <w:pStyle w:val="TOC2"/>
-            <w:tabs>
-              <w:tab w:val="right" w:leader="dot" w:pos="9016"/>
-            </w:tabs>
-            <w:rPr>
-              <w:rFonts w:asciiTheme="minorHAnsi" w:eastAsiaTheme="minorEastAsia" w:hAnsiTheme="minorHAnsi" w:cstheme="minorBidi"/>
-              <w:noProof/>
-              <w:kern w:val="2"/>
-              <w14:ligatures w14:val="standardContextual"/>
-            </w:rPr>
-          </w:pPr>
-          <w:hyperlink w:anchor="_Toc235878828" w:history="1">
-            <w:r>
-              <w:rPr>
-                <w:rStyle w:val="Hyperlink"/>
-                <w:noProof/>
-              </w:rPr>
-              <w:t>Appendix D: Ethics Form</w:t>
-            </w:r>
-            <w:r>
-              <w:rPr>
-                <w:noProof/>
-              </w:rPr>
-              <w:tab/>
-            </w:r>
-            <w:r>
-              <w:rPr>
-                <w:noProof/>
-              </w:rPr>
-              <w:fldChar w:fldCharType="begin"/>
-            </w:r>
-            <w:r>
-              <w:rPr>
-                <w:noProof/>
-              </w:rPr>
-              <w:instrText xml:space="preserve"> PAGEREF _Toc235878828 \h </w:instrText>
-            </w:r>
-            <w:r>
-              <w:rPr>
-                <w:noProof/>
-              </w:rPr>
-            </w:r>
-            <w:r>
-              <w:rPr>
-                <w:noProof/>
-              </w:rPr>
-              <w:fldChar w:fldCharType="separate"/>
-            </w:r>
-            <w:r>
-              <w:rPr>
-                <w:noProof/>
-              </w:rPr>
-              <w:t>22</w:t>
-            </w:r>
-            <w:r>
-              <w:rPr>
-                <w:noProof/>
-              </w:rPr>
-              <w:fldChar w:fldCharType="end"/>
-            </w:r>
-          </w:hyperlink>
-        </w:p>
-        <w:p>
-          <w:pPr>
-            <w:pStyle w:val="TOC2"/>
-            <w:tabs>
-              <w:tab w:val="right" w:leader="dot" w:pos="9016"/>
-            </w:tabs>
-            <w:rPr>
-              <w:rFonts w:asciiTheme="minorHAnsi" w:eastAsiaTheme="minorEastAsia" w:hAnsiTheme="minorHAnsi" w:cstheme="minorBidi"/>
-              <w:noProof/>
-              <w:kern w:val="2"/>
-              <w14:ligatures w14:val="standardContextual"/>
-            </w:rPr>
-          </w:pPr>
-          <w:hyperlink w:anchor="_Toc235878829" w:history="1">
-            <w:r>
-              <w:rPr>
-                <w:rStyle w:val="Hyperlink"/>
-                <w:noProof/>
-              </w:rPr>
-              <w:t>Appendix E: Turnitin Report</w:t>
-            </w:r>
-            <w:r>
-              <w:rPr>
-                <w:noProof/>
-              </w:rPr>
-              <w:tab/>
-            </w:r>
-            <w:r>
-              <w:rPr>
-                <w:noProof/>
-              </w:rPr>
-              <w:fldChar w:fldCharType="begin"/>
-            </w:r>
-            <w:r>
-              <w:rPr>
-                <w:noProof/>
-              </w:rPr>
-              <w:instrText xml:space="preserve"> PAGEREF _Toc235878829 \h </w:instrText>
-            </w:r>
-            <w:r>
-              <w:rPr>
-                <w:noProof/>
-              </w:rPr>
-            </w:r>
-            <w:r>
-              <w:rPr>
-                <w:noProof/>
-              </w:rPr>
-              <w:fldChar w:fldCharType="separate"/>
-            </w:r>
-            <w:r>
-              <w:rPr>
-                <w:noProof/>
-              </w:rPr>
-              <w:t>22</w:t>
+              <w:t>1</w:t>
             </w:r>
             <w:r>
               <w:rPr>
@@ -2615,6 +2449,21 @@
       </w:sdtContent>
     </w:sdt>
     <w:p>
+      <w:pPr>
+        <w:spacing w:after="120" w:line="360" w:lineRule="auto"/>
+        <w:jc w:val="both"/>
+      </w:pPr>
+      <w:r>
+        <w:rPr>
+          <w:i/>
+          <w:iCs/>
+          <w:sz w:val="20"/>
+          <w:szCs w:val="20"/>
+        </w:rPr>
+        <w:t>Note: right-click the table and choose Update Field after opening in Word.</w:t>
+      </w:r>
+    </w:p>
+    <w:p>
       <w:r>
         <w:br w:type="page"/>
       </w:r>
@@ -2624,7 +2473,7 @@
         <w:pStyle w:val="Heading1"/>
         <w:spacing w:before="240" w:after="240" w:line="360" w:lineRule="auto"/>
       </w:pPr>
-      <w:bookmarkStart w:id="1" w:name="_Toc235878795"/>
+      <w:bookmarkStart w:id="1" w:name="_Toc237039186"/>
       <w:r>
         <w:lastRenderedPageBreak/>
         <w:t>LIST OF FIGURES</w:t>
@@ -2646,16 +2495,43 @@
         <w:jc w:val="both"/>
       </w:pPr>
       <w:r>
-        <w:t>Figure 3.2: Entity relationship diagram of the proposed database</w:t>
-      </w:r>
-    </w:p>
-    <w:p>
-      <w:pPr>
-        <w:spacing w:after="120" w:line="360" w:lineRule="auto"/>
-        <w:jc w:val="both"/>
-      </w:pPr>
-      <w:r>
-        <w:t>Figure 3.3: Project Gantt chart for Phase 1 and Phase 2</w:t>
+        <w:t>Figure 3.2: Use case diagram of the proposed system</w:t>
+      </w:r>
+    </w:p>
+    <w:p>
+      <w:pPr>
+        <w:spacing w:after="120" w:line="360" w:lineRule="auto"/>
+        <w:jc w:val="both"/>
+      </w:pPr>
+      <w:r>
+        <w:t>Figure 3.3: Entity relationship diagram of the proposed database</w:t>
+      </w:r>
+    </w:p>
+    <w:p>
+      <w:pPr>
+        <w:spacing w:after="120" w:line="360" w:lineRule="auto"/>
+        <w:jc w:val="both"/>
+      </w:pPr>
+      <w:r>
+        <w:t>Figure 3.4: Booking process flow, including conflict handling</w:t>
+      </w:r>
+    </w:p>
+    <w:p>
+      <w:pPr>
+        <w:spacing w:after="120" w:line="360" w:lineRule="auto"/>
+        <w:jc w:val="both"/>
+      </w:pPr>
+      <w:r>
+        <w:t>Figure 3.5: Administrator facility configuration flow</w:t>
+      </w:r>
+    </w:p>
+    <w:p>
+      <w:pPr>
+        <w:spacing w:after="120" w:line="360" w:lineRule="auto"/>
+        <w:jc w:val="both"/>
+      </w:pPr>
+      <w:r>
+        <w:t>Figure 3.6: Project Gantt chart for Phase 1 and Phase 2</w:t>
       </w:r>
     </w:p>
     <w:p>
@@ -2668,7 +2544,7 @@
         <w:pStyle w:val="Heading1"/>
         <w:spacing w:before="240" w:after="240" w:line="360" w:lineRule="auto"/>
       </w:pPr>
-      <w:bookmarkStart w:id="2" w:name="_Toc235878796"/>
+      <w:bookmarkStart w:id="2" w:name="_Toc237039187"/>
       <w:r>
         <w:lastRenderedPageBreak/>
         <w:t>LIST OF TABLES</w:t>
@@ -2681,25 +2557,16 @@
         <w:jc w:val="both"/>
       </w:pPr>
       <w:r>
-        <w:t>Table 2.1: 5W1H synthesis of the reviewed booking systems</w:t>
-      </w:r>
-    </w:p>
-    <w:p>
-      <w:pPr>
-        <w:spacing w:after="120" w:line="360" w:lineRule="auto"/>
-        <w:jc w:val="both"/>
-      </w:pPr>
-      <w:r>
-        <w:t>Table 2.2: Comparison of similar systems reviewed in the literature</w:t>
-      </w:r>
-    </w:p>
-    <w:p>
-      <w:pPr>
-        <w:spacing w:after="120" w:line="360" w:lineRule="auto"/>
-        <w:jc w:val="both"/>
-      </w:pPr>
-      <w:r>
-        <w:t>Table 2.3: Summary of literature review</w:t>
+        <w:t>Table 2.1: 5W1H synthesis of the reviewed reservation systems</w:t>
+      </w:r>
+    </w:p>
+    <w:p>
+      <w:pPr>
+        <w:spacing w:after="120" w:line="360" w:lineRule="auto"/>
+        <w:jc w:val="both"/>
+      </w:pPr>
+      <w:r>
+        <w:t>Table 2.2: Summary of literature review</w:t>
       </w:r>
     </w:p>
     <w:p>
@@ -2748,7 +2615,7 @@
         <w:pStyle w:val="Heading1"/>
         <w:spacing w:before="240" w:after="240" w:line="360" w:lineRule="auto"/>
       </w:pPr>
-      <w:bookmarkStart w:id="3" w:name="_Toc235878797"/>
+      <w:bookmarkStart w:id="3" w:name="_Toc237039188"/>
       <w:r>
         <w:lastRenderedPageBreak/>
         <w:t>LIST OF SYMBOLS, ABBREVIATIONS AND NOMENCLATURE</w:t>
@@ -2891,7 +2758,7 @@
         <w:pStyle w:val="Heading1"/>
         <w:spacing w:before="240" w:after="240" w:line="360" w:lineRule="auto"/>
       </w:pPr>
-      <w:bookmarkStart w:id="4" w:name="_Toc235878798"/>
+      <w:bookmarkStart w:id="4" w:name="_Toc237039189"/>
       <w:r>
         <w:lastRenderedPageBreak/>
         <w:t>LIST OF APPENDICES</w:t>
@@ -2974,7 +2841,7 @@
         <w:pStyle w:val="Heading1"/>
         <w:spacing w:before="240" w:after="240" w:line="360" w:lineRule="auto"/>
       </w:pPr>
-      <w:bookmarkStart w:id="5" w:name="_Toc235878799"/>
+      <w:bookmarkStart w:id="5" w:name="_Toc237039190"/>
       <w:r>
         <w:t>CHAPTER 1: INTRODUCTION TO STUDY</w:t>
       </w:r>
@@ -2985,7 +2852,7 @@
         <w:pStyle w:val="Heading2"/>
         <w:spacing w:before="200" w:after="120" w:line="360" w:lineRule="auto"/>
       </w:pPr>
-      <w:bookmarkStart w:id="6" w:name="_Toc235878800"/>
+      <w:bookmarkStart w:id="6" w:name="_Toc237039191"/>
       <w:r>
         <w:t>1.1 Introduction</w:t>
       </w:r>
@@ -3076,7 +2943,7 @@
         <w:pStyle w:val="Heading2"/>
         <w:spacing w:before="200" w:after="120" w:line="360" w:lineRule="auto"/>
       </w:pPr>
-      <w:bookmarkStart w:id="7" w:name="_Toc235878801"/>
+      <w:bookmarkStart w:id="7" w:name="_Toc237039192"/>
       <w:r>
         <w:t>1.2 Research problem</w:t>
       </w:r>
@@ -3104,7 +2971,7 @@
         <w:pStyle w:val="Heading2"/>
         <w:spacing w:before="200" w:after="120" w:line="360" w:lineRule="auto"/>
       </w:pPr>
-      <w:bookmarkStart w:id="8" w:name="_Toc235878802"/>
+      <w:bookmarkStart w:id="8" w:name="_Toc237039193"/>
       <w:r>
         <w:t>1.3 Aim and objectives</w:t>
       </w:r>
@@ -3185,7 +3052,7 @@
         <w:pStyle w:val="Heading2"/>
         <w:spacing w:before="200" w:after="120" w:line="360" w:lineRule="auto"/>
       </w:pPr>
-      <w:bookmarkStart w:id="9" w:name="_Toc235878803"/>
+      <w:bookmarkStart w:id="9" w:name="_Toc237039194"/>
       <w:r>
         <w:lastRenderedPageBreak/>
         <w:t>1.4 Justification for this research</w:t>
@@ -3223,7 +3090,7 @@
         <w:pStyle w:val="Heading2"/>
         <w:spacing w:before="200" w:after="120" w:line="360" w:lineRule="auto"/>
       </w:pPr>
-      <w:bookmarkStart w:id="10" w:name="_Toc235878804"/>
+      <w:bookmarkStart w:id="10" w:name="_Toc237039195"/>
       <w:r>
         <w:t>1.5 Organization of the report</w:t>
       </w:r>
@@ -3251,7 +3118,7 @@
         <w:pStyle w:val="Heading2"/>
         <w:spacing w:before="200" w:after="120" w:line="360" w:lineRule="auto"/>
       </w:pPr>
-      <w:bookmarkStart w:id="11" w:name="_Toc235878805"/>
+      <w:bookmarkStart w:id="11" w:name="_Toc237039196"/>
       <w:r>
         <w:t>1.6 Summary</w:t>
       </w:r>
@@ -3290,7 +3157,7 @@
         <w:pStyle w:val="Heading1"/>
         <w:spacing w:before="240" w:after="240" w:line="360" w:lineRule="auto"/>
       </w:pPr>
-      <w:bookmarkStart w:id="12" w:name="_Toc235878806"/>
+      <w:bookmarkStart w:id="12" w:name="_Toc237039197"/>
       <w:r>
         <w:t>CHAPTER 2: LITERATURE REVIEW</w:t>
       </w:r>
@@ -3301,7 +3168,7 @@
         <w:pStyle w:val="Heading2"/>
         <w:spacing w:before="200" w:after="120" w:line="360" w:lineRule="auto"/>
       </w:pPr>
-      <w:bookmarkStart w:id="13" w:name="_Toc235878807"/>
+      <w:bookmarkStart w:id="13" w:name="_Toc237039198"/>
       <w:r>
         <w:t>2.1 Introduction</w:t>
       </w:r>
@@ -3313,15 +3180,24 @@
         <w:jc w:val="both"/>
       </w:pPr>
       <w:r>
-        <w:t xml:space="preserve">This chapter reviews ten recent journal and conference papers, all published within the last five years, across the three technical pillars of the project: web-based facility reservation systems, recommendation systems, and chatbots in higher education. Each work is examined through the 5W1H critical framework: who conducted the research and where, what was built or studied, when it was published, why the work was undertaken, and how the system or study was carried out. For each pillar the findings, limitations, and gaps are drawn out, and the chapter closes with a comparison of similar </w:t>
-      </w:r>
-      <w:proofErr w:type="gramStart"/>
-      <w:r>
-        <w:t>systems</w:t>
-      </w:r>
-      <w:proofErr w:type="gramEnd"/>
-      <w:r>
-        <w:t xml:space="preserve"> and the research gap this project addresses.</w:t>
+        <w:t xml:space="preserve">This chapter reviews eleven journal and conference papers published between 2021 and 2026, all within the five-year currency window required for this study. The review is </w:t>
+      </w:r>
+      <w:proofErr w:type="spellStart"/>
+      <w:r>
+        <w:t>organised</w:t>
+      </w:r>
+      <w:proofErr w:type="spellEnd"/>
+      <w:r>
+        <w:t xml:space="preserve"> using a paper-by-paper approach: each work is examined individually and in the same structure, so that the reader can trace how each contributes to the design of the proposed system. For every paper four elements are reported: the problem the authors intended to solve, the methodology they used, the outcomes they achieved, and the gaps, drawbacks or limitations that remain. These elements are drawn respectively from each paper's introduction, methodology or system-implementation section, results, and its limitations or conclusion.</w:t>
+      </w:r>
+    </w:p>
+    <w:p>
+      <w:pPr>
+        <w:spacing w:after="120" w:line="360" w:lineRule="auto"/>
+        <w:jc w:val="both"/>
+      </w:pPr>
+      <w:r>
+        <w:t>The papers fall into three groups that together cover the technical foundations of this project. Papers 1 to 5 concern web-based facility reservation systems in educational institutions, which establish the baseline workflow this project must at least match. Papers 6 and 7 concern recommender systems, which inform how booking slots can be suggested intelligently. Papers 8 to 11 concern chatbots and large language models in higher education, which inform the design of the conversational assistant. The purpose of the review is to validate the fundamental knowledge underpinning the project, the techniques available, the outcomes others have achieved, and the gaps that justify the present work.</w:t>
       </w:r>
     </w:p>
     <w:p>
@@ -3329,36 +3205,154 @@
         <w:pStyle w:val="Heading2"/>
         <w:spacing w:before="200" w:after="120" w:line="360" w:lineRule="auto"/>
       </w:pPr>
-      <w:bookmarkStart w:id="14" w:name="_Toc235878808"/>
-      <w:r>
-        <w:t>2.2 Web-based facility reservation systems</w:t>
+      <w:bookmarkStart w:id="14" w:name="_Toc237039199"/>
+      <w:r>
+        <w:t>2.2 Review of selected literature</w:t>
       </w:r>
       <w:bookmarkEnd w:id="14"/>
     </w:p>
     <w:p>
       <w:pPr>
-        <w:spacing w:after="120" w:line="360" w:lineRule="auto"/>
-        <w:jc w:val="both"/>
-      </w:pPr>
-      <w:r>
-        <w:t xml:space="preserve">Venkatesh et al. (2026), at the Nehru Institute of Engineering and Technology in India, designed a college facility booking system using the MERN stack (MongoDB, Express.js, React.js, Node.js). The motivation was the familiar one: paper-based requests, slow approvals, and double-booked rooms. Their system provides a login interface, facility search, a booking request workflow, an administrator approval dashboard, and booking status tracking, and prevents duplicate reservations through database validation. The authors acknowledge that notifications, cloud deployment, and analytics remain future work. Notably, every facility in their system is governed by the same booking </w:t>
+        <w:pStyle w:val="Heading3"/>
+        <w:spacing w:before="200" w:after="100" w:line="360" w:lineRule="auto"/>
+      </w:pPr>
+      <w:r>
+        <w:t xml:space="preserve">2.2.1 Paper 1: Venkatesh, Pradeep, Balamurugan, Guhan and </w:t>
       </w:r>
       <w:proofErr w:type="spellStart"/>
       <w:r>
+        <w:t>Niyasaju</w:t>
+      </w:r>
+      <w:proofErr w:type="spellEnd"/>
+      <w:r>
+        <w:t xml:space="preserve"> (2026)</w:t>
+      </w:r>
+    </w:p>
+    <w:p>
+      <w:pPr>
+        <w:spacing w:after="120" w:line="360" w:lineRule="auto"/>
+        <w:jc w:val="both"/>
+      </w:pPr>
+      <w:r>
+        <w:t>Design and Implementation of a Web-Based Campus Facility Reservation System, International Journal of Engineering Research and Technology, 15(3). Conducted at the Nehru Institute of Engineering and Technology, India.</w:t>
+      </w:r>
+    </w:p>
+    <w:p>
+      <w:pPr>
+        <w:spacing w:after="100" w:line="360" w:lineRule="auto"/>
+        <w:jc w:val="both"/>
+      </w:pPr>
+      <w:r>
+        <w:rPr>
+          <w:b/>
+          <w:bCs/>
+        </w:rPr>
+        <w:t xml:space="preserve">Problem intended to be solved: </w:t>
+      </w:r>
+      <w:r>
+        <w:t>Colleges reserve halls and rooms through paper forms or by speaking directly to office staff. The authors identify that this consumes time, produces double-booked spaces, delays approval, and leaves no reliable record of who used which space, because availability is not visible to anyone outside the office.</w:t>
+      </w:r>
+    </w:p>
+    <w:p>
+      <w:pPr>
+        <w:spacing w:after="100" w:line="360" w:lineRule="auto"/>
+        <w:jc w:val="both"/>
+      </w:pPr>
+      <w:r>
+        <w:rPr>
+          <w:b/>
+          <w:bCs/>
+        </w:rPr>
+        <w:t xml:space="preserve">Methodology used: </w:t>
+      </w:r>
+      <w:r>
+        <w:t xml:space="preserve">A web application was implemented on the MERN stack, comprising MongoDB for storage, Express.js and Node.js on the server, and React.js on the client. The </w:t>
+      </w:r>
+      <w:r>
+        <w:lastRenderedPageBreak/>
+        <w:t>system is divided into modules for user authentication, facility selection, booking request submission, an administrator approval dashboard, and booking status tracking. Duplicate reservations are prevented by validating each request against stored booking records before it is accepted.</w:t>
+      </w:r>
+    </w:p>
+    <w:p>
+      <w:pPr>
+        <w:spacing w:after="100" w:line="360" w:lineRule="auto"/>
+        <w:jc w:val="both"/>
+      </w:pPr>
+      <w:r>
+        <w:rPr>
+          <w:b/>
+          <w:bCs/>
+        </w:rPr>
+        <w:t xml:space="preserve">Outcomes achieved: </w:t>
+      </w:r>
+      <w:r>
+        <w:t xml:space="preserve">The </w:t>
+      </w:r>
+      <w:proofErr w:type="gramStart"/>
+      <w:r>
+        <w:t>delivered</w:t>
+      </w:r>
+      <w:proofErr w:type="gramEnd"/>
+      <w:r>
+        <w:t xml:space="preserve"> system </w:t>
+      </w:r>
+      <w:proofErr w:type="spellStart"/>
+      <w:r>
+        <w:t>centralises</w:t>
+      </w:r>
+      <w:proofErr w:type="spellEnd"/>
+      <w:r>
+        <w:t xml:space="preserve"> all bookings in one place, shows real-time facility status, allows users to track the progress of a request without contacting staff, and gives administrators a single dashboard from which to approve or reject requests. The authors report reduced confusion over double bookings and faster approval than the manual process.</w:t>
+      </w:r>
+    </w:p>
+    <w:p>
+      <w:pPr>
+        <w:spacing w:after="100" w:line="360" w:lineRule="auto"/>
+        <w:jc w:val="both"/>
+      </w:pPr>
+      <w:r>
+        <w:rPr>
+          <w:b/>
+          <w:bCs/>
+        </w:rPr>
+        <w:t xml:space="preserve">Gaps identified: </w:t>
+      </w:r>
+      <w:r>
+        <w:t xml:space="preserve">Every facility in the system is governed by identical booking </w:t>
+      </w:r>
+      <w:proofErr w:type="spellStart"/>
+      <w:r>
         <w:t>behaviour</w:t>
       </w:r>
       <w:proofErr w:type="spellEnd"/>
       <w:r>
-        <w:t>; there is no notion of per-facility policy.</w:t>
-      </w:r>
-    </w:p>
-    <w:p>
-      <w:pPr>
-        <w:spacing w:after="120" w:line="360" w:lineRule="auto"/>
-        <w:jc w:val="both"/>
-      </w:pPr>
-      <w:r>
-        <w:t xml:space="preserve">Antony et al. (2026) present EDUNEXUS, a college facility booking platform from </w:t>
+        <w:t xml:space="preserve">; there is no mechanism for configuring different rules for different facility types. The system offers no assistance when a requested slot is unavailable, and </w:t>
+      </w:r>
+      <w:proofErr w:type="gramStart"/>
+      <w:r>
+        <w:t>no</w:t>
+      </w:r>
+      <w:proofErr w:type="gramEnd"/>
+      <w:r>
+        <w:t xml:space="preserve"> conversational interface. The authors themselves list automated email and SMS notification, cloud deployment for larger user numbers, and analytics or reporting on facility usage as work not yet undertaken.</w:t>
+      </w:r>
+    </w:p>
+    <w:p>
+      <w:pPr>
+        <w:pStyle w:val="Heading3"/>
+        <w:spacing w:before="200" w:after="100" w:line="360" w:lineRule="auto"/>
+      </w:pPr>
+      <w:r>
+        <w:t>2.2.2 Paper 2: Antony, Maria Thomas, K Suresh, Sony and Saritha (2026)</w:t>
+      </w:r>
+    </w:p>
+    <w:p>
+      <w:pPr>
+        <w:spacing w:after="120" w:line="360" w:lineRule="auto"/>
+        <w:jc w:val="both"/>
+      </w:pPr>
+      <w:r>
+        <w:t xml:space="preserve">EDUNEXUS: College Facility Booking Platform, International Journal of Engineering Science Technologies, 10(1), 36-38. Conducted at </w:t>
       </w:r>
       <w:proofErr w:type="spellStart"/>
       <w:r>
@@ -3366,100 +3360,1058 @@
       </w:r>
       <w:proofErr w:type="spellEnd"/>
       <w:r>
-        <w:t xml:space="preserve"> College of Engineering, Kerala, built on Node.js, Express.js, MongoDB, and EJS templating. EDUNEXUS goes further than most student works: it implements role-based access control for administrators and staff, calendar-based visualization to reduce scheduling conflicts, analytical reports on utilization, and security measures including input validation, session management, and encrypted authentication. The authors explicitly list AI-driven availability prediction as an unimplemented extension, which is direct evidence that intelligent assistance is recognized as the next step but has not yet been delivered in this class of system.</w:t>
-      </w:r>
-    </w:p>
-    <w:p>
-      <w:pPr>
-        <w:spacing w:after="120" w:line="360" w:lineRule="auto"/>
-        <w:jc w:val="both"/>
-      </w:pPr>
-      <w:r>
-        <w:t xml:space="preserve">Artes et al. (2024) proposed Cardinal Reserve, an online room reservation system for a higher education institution in the Philippines, published in the proceedings of the 2024 6th International Conference on Management Science and Industrial Engineering (ACM). The </w:t>
-      </w:r>
-      <w:r>
+        <w:t xml:space="preserve"> College of Engineering, Kerala, India.</w:t>
+      </w:r>
+    </w:p>
+    <w:p>
+      <w:pPr>
+        <w:spacing w:after="100" w:line="360" w:lineRule="auto"/>
+        <w:jc w:val="both"/>
+      </w:pPr>
+      <w:r>
+        <w:rPr>
+          <w:b/>
+          <w:bCs/>
+        </w:rPr>
+        <w:t xml:space="preserve">Problem intended to be solved: </w:t>
+      </w:r>
+      <w:r>
+        <w:t>Scheduling of college facilities is fragmented across departments and handled manually, which the authors argue causes booking conflicts, inefficient use of available spaces, and an absence of oversight for administrators who cannot see how facilities are actually being used.</w:t>
+      </w:r>
+    </w:p>
+    <w:p>
+      <w:pPr>
+        <w:spacing w:after="100" w:line="360" w:lineRule="auto"/>
+        <w:jc w:val="both"/>
+      </w:pPr>
+      <w:r>
+        <w:rPr>
+          <w:b/>
+          <w:bCs/>
+        </w:rPr>
+        <w:t xml:space="preserve">Methodology used: </w:t>
+      </w:r>
+      <w:r>
+        <w:t xml:space="preserve">A web-based platform was built using Node.js and Express.js on the server, MongoDB for persistence, and EJS templating for the interface. The design incorporates role-based access control separating administrator and staff privileges, calendar-based </w:t>
+      </w:r>
+      <w:proofErr w:type="spellStart"/>
+      <w:r>
+        <w:t>visualisation</w:t>
+      </w:r>
+      <w:proofErr w:type="spellEnd"/>
+      <w:r>
+        <w:t xml:space="preserve"> of bookings to make conflicts apparent before they occur, analytical reporting on facility </w:t>
+      </w:r>
+      <w:proofErr w:type="spellStart"/>
+      <w:r>
+        <w:t>utilisation</w:t>
+      </w:r>
+      <w:proofErr w:type="spellEnd"/>
+      <w:r>
+        <w:t>, and security measures including input validation, session management, and encrypted authentication.</w:t>
+      </w:r>
+    </w:p>
+    <w:p>
+      <w:pPr>
+        <w:spacing w:after="100" w:line="360" w:lineRule="auto"/>
+        <w:jc w:val="both"/>
+      </w:pPr>
+      <w:r>
+        <w:rPr>
+          <w:b/>
+          <w:bCs/>
+        </w:rPr>
+        <w:t xml:space="preserve">Outcomes achieved: </w:t>
+      </w:r>
+      <w:r>
+        <w:t xml:space="preserve">The platform provides a single </w:t>
+      </w:r>
+      <w:proofErr w:type="spellStart"/>
+      <w:r>
+        <w:t>centralised</w:t>
+      </w:r>
+      <w:proofErr w:type="spellEnd"/>
+      <w:r>
+        <w:t xml:space="preserve"> point for scheduling and managing campus facilities, reduces scheduling conflicts through calendar </w:t>
+      </w:r>
+      <w:proofErr w:type="spellStart"/>
+      <w:r>
+        <w:t>visualisation</w:t>
+      </w:r>
+      <w:proofErr w:type="spellEnd"/>
+      <w:r>
+        <w:t xml:space="preserve">, and supplies administrators with </w:t>
+      </w:r>
+      <w:proofErr w:type="spellStart"/>
+      <w:r>
+        <w:t>utilisation</w:t>
+      </w:r>
+      <w:proofErr w:type="spellEnd"/>
+      <w:r>
+        <w:t xml:space="preserve"> reports. It is among the more complete systems reviewed, being the only one that combines role separation, </w:t>
+      </w:r>
+      <w:proofErr w:type="spellStart"/>
+      <w:r>
+        <w:t>visualisation</w:t>
+      </w:r>
+      <w:proofErr w:type="spellEnd"/>
+      <w:r>
+        <w:t>, reporting and explicit security measures.</w:t>
+      </w:r>
+    </w:p>
+    <w:p>
+      <w:pPr>
+        <w:spacing w:after="100" w:line="360" w:lineRule="auto"/>
+        <w:jc w:val="both"/>
+      </w:pPr>
+      <w:r>
+        <w:rPr>
+          <w:b/>
+          <w:bCs/>
+        </w:rPr>
         <w:lastRenderedPageBreak/>
-        <w:t xml:space="preserve">work is grounded in service design: the authors </w:t>
+        <w:t xml:space="preserve">Gaps identified: </w:t>
+      </w:r>
+      <w:r>
+        <w:t xml:space="preserve">The authors explicitly list AI-driven availability prediction as an extension that has not been implemented. This is direct evidence from within the reviewed literature that intelligent assistance is </w:t>
       </w:r>
       <w:proofErr w:type="spellStart"/>
       <w:r>
+        <w:t>recognised</w:t>
+      </w:r>
+      <w:proofErr w:type="spellEnd"/>
+      <w:r>
+        <w:t xml:space="preserve"> as the </w:t>
+      </w:r>
+      <w:proofErr w:type="gramStart"/>
+      <w:r>
+        <w:t>logical next</w:t>
+      </w:r>
+      <w:proofErr w:type="gramEnd"/>
+      <w:r>
+        <w:t xml:space="preserve"> step for this class of system but has not yet been delivered. The platform also has no conversational interface, and booking policy remains uniform rather than configurable per facility.</w:t>
+      </w:r>
+    </w:p>
+    <w:p>
+      <w:pPr>
+        <w:pStyle w:val="Heading3"/>
+        <w:spacing w:before="200" w:after="100" w:line="360" w:lineRule="auto"/>
+      </w:pPr>
+      <w:r>
+        <w:t xml:space="preserve">2.2.3 Paper 3: Artes, </w:t>
+      </w:r>
+      <w:proofErr w:type="spellStart"/>
+      <w:r>
+        <w:t>Lorzano</w:t>
+      </w:r>
+      <w:proofErr w:type="spellEnd"/>
+      <w:r>
+        <w:t xml:space="preserve">, Tayam and </w:t>
+      </w:r>
+      <w:proofErr w:type="spellStart"/>
+      <w:r>
+        <w:t>Intal</w:t>
+      </w:r>
+      <w:proofErr w:type="spellEnd"/>
+      <w:r>
+        <w:t xml:space="preserve"> (2024)</w:t>
+      </w:r>
+    </w:p>
+    <w:p>
+      <w:pPr>
+        <w:spacing w:after="120" w:line="360" w:lineRule="auto"/>
+        <w:jc w:val="both"/>
+      </w:pPr>
+      <w:r>
+        <w:t>Cardinal Reserve: A Proposed Online Room Reservation System for a Higher Educational Institution (HEI), Proceedings of the 2024 6th International Conference on Management Science and Industrial Engineering, ACM, 108-118. Conducted in the Philippines.</w:t>
+      </w:r>
+    </w:p>
+    <w:p>
+      <w:pPr>
+        <w:spacing w:after="100" w:line="360" w:lineRule="auto"/>
+        <w:jc w:val="both"/>
+      </w:pPr>
+      <w:r>
+        <w:rPr>
+          <w:b/>
+          <w:bCs/>
+        </w:rPr>
+        <w:t xml:space="preserve">Problem intended to be solved: </w:t>
+      </w:r>
+      <w:r>
+        <w:t xml:space="preserve">The authors examine a higher education institution in which room reservation is performed </w:t>
+      </w:r>
+      <w:proofErr w:type="gramStart"/>
+      <w:r>
+        <w:t>manually, and</w:t>
+      </w:r>
+      <w:proofErr w:type="gramEnd"/>
+      <w:r>
+        <w:t xml:space="preserve"> set out to determine where the existing process actually fails from the perspective of the people who use it, rather than assuming the problem is purely technological.</w:t>
+      </w:r>
+    </w:p>
+    <w:p>
+      <w:pPr>
+        <w:spacing w:after="100" w:line="360" w:lineRule="auto"/>
+        <w:jc w:val="both"/>
+      </w:pPr>
+      <w:r>
+        <w:rPr>
+          <w:b/>
+          <w:bCs/>
+        </w:rPr>
+        <w:t xml:space="preserve">Methodology used: </w:t>
+      </w:r>
+      <w:r>
+        <w:t>The study follows a service-design methodology. The existing manual reservation process was documented, stakeholders were consulted to identify pain points, and a redesigned reservation workflow was then proposed around those findings. The contribution is therefore a validated process design rather than a novel technical artefact.</w:t>
+      </w:r>
+    </w:p>
+    <w:p>
+      <w:pPr>
+        <w:spacing w:after="100" w:line="360" w:lineRule="auto"/>
+        <w:jc w:val="both"/>
+      </w:pPr>
+      <w:r>
+        <w:rPr>
+          <w:b/>
+          <w:bCs/>
+        </w:rPr>
+        <w:t xml:space="preserve">Outcomes achieved: </w:t>
+      </w:r>
+      <w:r>
+        <w:t>A reservation workflow grounded in observed institutional practice and stakeholder requirements, demonstrating that user-</w:t>
+      </w:r>
+      <w:proofErr w:type="spellStart"/>
+      <w:r>
+        <w:t>centred</w:t>
+      </w:r>
+      <w:proofErr w:type="spellEnd"/>
+      <w:r>
+        <w:t xml:space="preserve"> analysis produces a process that fits the institution rather than one imposed by </w:t>
+      </w:r>
+      <w:proofErr w:type="gramStart"/>
+      <w:r>
+        <w:t>the technology</w:t>
+      </w:r>
+      <w:proofErr w:type="gramEnd"/>
+      <w:r>
+        <w:t>.</w:t>
+      </w:r>
+    </w:p>
+    <w:p>
+      <w:pPr>
+        <w:spacing w:after="100" w:line="360" w:lineRule="auto"/>
+        <w:jc w:val="both"/>
+      </w:pPr>
+      <w:r>
+        <w:rPr>
+          <w:b/>
+          <w:bCs/>
+        </w:rPr>
+        <w:t xml:space="preserve">Gaps identified: </w:t>
+      </w:r>
+      <w:r>
+        <w:t xml:space="preserve">The proposed system follows the conventional request-approve-record pattern and contains no intelligent features: no recommendation of alternative times, no conversational support, and no configurable policy. The work is also confined to a single institution and a single facility type, so its </w:t>
+      </w:r>
+      <w:proofErr w:type="spellStart"/>
+      <w:r>
+        <w:t>generalisability</w:t>
+      </w:r>
+      <w:proofErr w:type="spellEnd"/>
+      <w:r>
+        <w:t xml:space="preserve"> is untested.</w:t>
+      </w:r>
+    </w:p>
+    <w:p>
+      <w:pPr>
+        <w:pStyle w:val="Heading3"/>
+        <w:spacing w:before="200" w:after="100" w:line="360" w:lineRule="auto"/>
+      </w:pPr>
+      <w:r>
+        <w:t>2.2.4 Paper 4: Hwang, Jung and Lee (2022)</w:t>
+      </w:r>
+    </w:p>
+    <w:p>
+      <w:pPr>
+        <w:spacing w:after="120" w:line="360" w:lineRule="auto"/>
+        <w:jc w:val="both"/>
+      </w:pPr>
+      <w:r>
+        <w:t>Design and Implementation of Database for Shared Facility Reservation System in School, Journal of Positive School Psychology, 6(8), 7033-7041.</w:t>
+      </w:r>
+    </w:p>
+    <w:p>
+      <w:pPr>
+        <w:spacing w:after="100" w:line="360" w:lineRule="auto"/>
+        <w:jc w:val="both"/>
+      </w:pPr>
+      <w:r>
+        <w:rPr>
+          <w:b/>
+          <w:bCs/>
+        </w:rPr>
+        <w:t xml:space="preserve">Problem intended to be solved: </w:t>
+      </w:r>
+      <w:r>
+        <w:t>The authors address the problem of data integrity in shared facility reservation, specifically the risk that two reservations covering the same facility and overlapping time periods can both be accepted, corrupting the booking record.</w:t>
+      </w:r>
+    </w:p>
+    <w:p>
+      <w:pPr>
+        <w:spacing w:after="100" w:line="360" w:lineRule="auto"/>
+        <w:jc w:val="both"/>
+      </w:pPr>
+      <w:r>
+        <w:rPr>
+          <w:b/>
+          <w:bCs/>
+        </w:rPr>
+        <w:lastRenderedPageBreak/>
+        <w:t xml:space="preserve">Methodology used: </w:t>
+      </w:r>
+      <w:r>
+        <w:t>Rather than building a complete application, the study designs the database layer directly. A relational schema is developed for users, facilities and reservations, and integrity constraints are defined within the database itself so that overlapping reservations cannot be stored, independent of whatever application code sits above it.</w:t>
+      </w:r>
+    </w:p>
+    <w:p>
+      <w:pPr>
+        <w:spacing w:after="100" w:line="360" w:lineRule="auto"/>
+        <w:jc w:val="both"/>
+      </w:pPr>
+      <w:r>
+        <w:rPr>
+          <w:b/>
+          <w:bCs/>
+        </w:rPr>
+        <w:t xml:space="preserve">Outcomes achieved: </w:t>
+      </w:r>
+      <w:r>
+        <w:t>A schema in which booking conflicts are structurally impossible rather than merely checked for. The work demonstrates that conflict prevention is fundamentally a data-modelling problem, and that enforcing it at the database layer is more reliable than enforcing it in application logic.</w:t>
+      </w:r>
+    </w:p>
+    <w:p>
+      <w:pPr>
+        <w:spacing w:after="100" w:line="360" w:lineRule="auto"/>
+        <w:jc w:val="both"/>
+      </w:pPr>
+      <w:r>
+        <w:rPr>
+          <w:b/>
+          <w:bCs/>
+        </w:rPr>
+        <w:t xml:space="preserve">Gaps identified: </w:t>
+      </w:r>
+      <w:r>
+        <w:t>The contribution stops at the data layer. There is no user interface, no guidance for a user whose requested time is refused, no configurable booking policy, and no evaluation with real users. The paper establishes a necessary foundation but not a usable system.</w:t>
+      </w:r>
+    </w:p>
+    <w:p>
+      <w:pPr>
+        <w:pStyle w:val="Heading3"/>
+        <w:spacing w:before="200" w:after="100" w:line="360" w:lineRule="auto"/>
+      </w:pPr>
+      <w:r>
+        <w:t>2.2.5 Paper 5: Lalitha and colleagues (2022)</w:t>
+      </w:r>
+    </w:p>
+    <w:p>
+      <w:pPr>
+        <w:spacing w:after="120" w:line="360" w:lineRule="auto"/>
+        <w:jc w:val="both"/>
+      </w:pPr>
+      <w:r>
+        <w:t>Online College Event-Hall Booking Reservation System, 2022 International Conference on Computational Science and Technology (ICCST), IEEE.</w:t>
+      </w:r>
+    </w:p>
+    <w:p>
+      <w:pPr>
+        <w:spacing w:after="100" w:line="360" w:lineRule="auto"/>
+        <w:jc w:val="both"/>
+      </w:pPr>
+      <w:r>
+        <w:rPr>
+          <w:b/>
+          <w:bCs/>
+        </w:rPr>
+        <w:t xml:space="preserve">Problem intended to be solved: </w:t>
+      </w:r>
+      <w:r>
+        <w:t>The authors target the manual booking of college event halls, where requests are handled informally and the same hall can be promised to two different groups because no shared record of commitments exists.</w:t>
+      </w:r>
+    </w:p>
+    <w:p>
+      <w:pPr>
+        <w:spacing w:after="100" w:line="360" w:lineRule="auto"/>
+        <w:jc w:val="both"/>
+      </w:pPr>
+      <w:r>
+        <w:rPr>
+          <w:b/>
+          <w:bCs/>
+        </w:rPr>
+        <w:t xml:space="preserve">Methodology used: </w:t>
+      </w:r>
+      <w:r>
+        <w:t>A web-based booking system was developed that replaces the manual process with digital submission and maintains a comprehensive database of booking records. Incoming requests are compared against stored records so that duplicate reservations for the same hall and period are detected and refused.</w:t>
+      </w:r>
+    </w:p>
+    <w:p>
+      <w:pPr>
+        <w:spacing w:after="100" w:line="360" w:lineRule="auto"/>
+        <w:jc w:val="both"/>
+      </w:pPr>
+      <w:r>
+        <w:rPr>
+          <w:b/>
+          <w:bCs/>
+        </w:rPr>
+        <w:t xml:space="preserve">Outcomes achieved: </w:t>
+      </w:r>
+      <w:r>
+        <w:t>Event-hall booking is moved online with a persistent record of every reservation, and duplicate requests are prevented. Administrative effort is reduced because the record is maintained by the system rather than by staff.</w:t>
+      </w:r>
+    </w:p>
+    <w:p>
+      <w:pPr>
+        <w:spacing w:after="100" w:line="360" w:lineRule="auto"/>
+        <w:jc w:val="both"/>
+      </w:pPr>
+      <w:r>
+        <w:rPr>
+          <w:b/>
+          <w:bCs/>
+        </w:rPr>
+        <w:t xml:space="preserve">Gaps identified: </w:t>
+      </w:r>
+      <w:r>
+        <w:t>The system covers a single facility type, which allows one fixed set of rules to be applied throughout and therefore avoids the policy-heterogeneity problem that arises as soon as sports courts, discussion rooms and event halls share one platform. There is no recommendation capability, no conversational interface, and no reported user evaluation.</w:t>
+      </w:r>
+    </w:p>
+    <w:p>
+      <w:pPr>
+        <w:pStyle w:val="Heading3"/>
+        <w:spacing w:before="200" w:after="100" w:line="360" w:lineRule="auto"/>
+      </w:pPr>
+      <w:r>
+        <w:t>2.2.6 Paper 6: Roy and Dutta (2022)</w:t>
+      </w:r>
+    </w:p>
+    <w:p>
+      <w:pPr>
+        <w:spacing w:after="120" w:line="360" w:lineRule="auto"/>
+        <w:jc w:val="both"/>
+      </w:pPr>
+      <w:r>
+        <w:lastRenderedPageBreak/>
+        <w:t>A Systematic Review and Research Perspective on Recommender Systems, Journal of Big Data, 9, 59.</w:t>
+      </w:r>
+    </w:p>
+    <w:p>
+      <w:pPr>
+        <w:spacing w:after="100" w:line="360" w:lineRule="auto"/>
+        <w:jc w:val="both"/>
+      </w:pPr>
+      <w:r>
+        <w:rPr>
+          <w:b/>
+          <w:bCs/>
+        </w:rPr>
+        <w:t xml:space="preserve">Problem intended to be solved: </w:t>
+      </w:r>
+      <w:r>
+        <w:t xml:space="preserve">The authors set out to </w:t>
+      </w:r>
+      <w:proofErr w:type="spellStart"/>
+      <w:r>
+        <w:t>organise</w:t>
+      </w:r>
+      <w:proofErr w:type="spellEnd"/>
+      <w:r>
+        <w:t xml:space="preserve"> a fragmented research field, so that designers can determine which recommendation technique suits a given problem instead of selecting one arbitrarily.</w:t>
+      </w:r>
+    </w:p>
+    <w:p>
+      <w:pPr>
+        <w:spacing w:after="100" w:line="360" w:lineRule="auto"/>
+        <w:jc w:val="both"/>
+      </w:pPr>
+      <w:r>
+        <w:rPr>
+          <w:b/>
+          <w:bCs/>
+        </w:rPr>
+        <w:t xml:space="preserve">Methodology used: </w:t>
+      </w:r>
+      <w:r>
+        <w:t>A systematic review of recommender system literature, classifying published approaches into collaborative filtering, content-based filtering and hybrid families, and comparing the evaluation metrics and datasets used to assess them.</w:t>
+      </w:r>
+    </w:p>
+    <w:p>
+      <w:pPr>
+        <w:spacing w:after="100" w:line="360" w:lineRule="auto"/>
+        <w:jc w:val="both"/>
+      </w:pPr>
+      <w:r>
+        <w:rPr>
+          <w:b/>
+          <w:bCs/>
+        </w:rPr>
+        <w:t xml:space="preserve">Outcomes achieved: </w:t>
+      </w:r>
+      <w:r>
+        <w:t>A structured taxonomy of recommendation approaches together with a clear statement of the conditions under which each performs well, and a catalogue of the persistent weaknesses of the field: cold start when a new user or item has no interaction history, data sparsity when few interactions exist, and scalability as catalogues grow.</w:t>
+      </w:r>
+    </w:p>
+    <w:p>
+      <w:pPr>
+        <w:spacing w:after="100" w:line="360" w:lineRule="auto"/>
+        <w:jc w:val="both"/>
+      </w:pPr>
+      <w:r>
+        <w:rPr>
+          <w:b/>
+          <w:bCs/>
+        </w:rPr>
+        <w:t xml:space="preserve">Gaps identified: </w:t>
+      </w:r>
+      <w:r>
+        <w:t>The review is deliberately domain-general and does not address domains where the item catalogue is small, fully known and governed by hard constraints, as is the case for campus facilities. The cold-start and sparsity problems it identifies are precisely what make classical collaborative filtering unsuitable for a system with a handful of facilities and no historical preference data, which motivates the alternative approach adopted in this project.</w:t>
+      </w:r>
+    </w:p>
+    <w:p>
+      <w:pPr>
+        <w:pStyle w:val="Heading3"/>
+        <w:spacing w:before="200" w:after="100" w:line="360" w:lineRule="auto"/>
+      </w:pPr>
+      <w:r>
+        <w:t xml:space="preserve">2.2.7 Paper 7: Valencia-Arias, Uribe-Bedoya, Gonzalez-Ruiz, Sanchez Santos, </w:t>
+      </w:r>
+      <w:proofErr w:type="spellStart"/>
+      <w:r>
+        <w:t>Chaponan</w:t>
+      </w:r>
+      <w:proofErr w:type="spellEnd"/>
+      <w:r>
+        <w:t xml:space="preserve"> Ramirez and Martinez Rojas (2024)</w:t>
+      </w:r>
+    </w:p>
+    <w:p>
+      <w:pPr>
+        <w:spacing w:after="120" w:line="360" w:lineRule="auto"/>
+        <w:jc w:val="both"/>
+      </w:pPr>
+      <w:r>
+        <w:t>Artificial Intelligence and Recommender Systems in E-commerce: Trends and Research Agenda, Intelligent Systems with Applications, 24, 200435.</w:t>
+      </w:r>
+    </w:p>
+    <w:p>
+      <w:pPr>
+        <w:spacing w:after="100" w:line="360" w:lineRule="auto"/>
+        <w:jc w:val="both"/>
+      </w:pPr>
+      <w:r>
+        <w:rPr>
+          <w:b/>
+          <w:bCs/>
+        </w:rPr>
+        <w:t xml:space="preserve">Problem intended to be solved: </w:t>
+      </w:r>
+      <w:r>
+        <w:t>The authors seek to establish how research on AI-based recommendation has developed and where it is heading, in order to identify which directions are maturing and which remain open.</w:t>
+      </w:r>
+    </w:p>
+    <w:p>
+      <w:pPr>
+        <w:spacing w:after="100" w:line="360" w:lineRule="auto"/>
+        <w:jc w:val="both"/>
+      </w:pPr>
+      <w:r>
+        <w:rPr>
+          <w:b/>
+          <w:bCs/>
+        </w:rPr>
+        <w:t xml:space="preserve">Methodology used: </w:t>
+      </w:r>
+      <w:r>
+        <w:t>A bibliometric analysis following the PRISMA protocol, examining publication volume, citation patterns, keyword co-occurrence and research clusters across the recommender-systems literature indexed in major databases.</w:t>
+      </w:r>
+    </w:p>
+    <w:p>
+      <w:pPr>
+        <w:spacing w:after="100" w:line="360" w:lineRule="auto"/>
+        <w:jc w:val="both"/>
+      </w:pPr>
+      <w:r>
+        <w:rPr>
+          <w:b/>
+          <w:bCs/>
+        </w:rPr>
+        <w:t xml:space="preserve">Outcomes achieved: </w:t>
+      </w:r>
+      <w:r>
+        <w:t>Evidence of sustained growth in the field and, more importantly for this project, a clear shift in emphasis towards context-aware and explainable recommendation. The authors conclude that users place greater trust in recommendations when the system can articulate why an item was suggested.</w:t>
+      </w:r>
+    </w:p>
+    <w:p>
+      <w:pPr>
+        <w:spacing w:after="100" w:line="360" w:lineRule="auto"/>
+        <w:jc w:val="both"/>
+      </w:pPr>
+      <w:r>
+        <w:rPr>
+          <w:b/>
+          <w:bCs/>
+        </w:rPr>
+        <w:lastRenderedPageBreak/>
+        <w:t xml:space="preserve">Gaps identified: </w:t>
+      </w:r>
+      <w:r>
+        <w:t xml:space="preserve">The analysis is confined to e-commerce, where recommendation </w:t>
+      </w:r>
+      <w:proofErr w:type="spellStart"/>
+      <w:r>
+        <w:t>optimises</w:t>
+      </w:r>
+      <w:proofErr w:type="spellEnd"/>
+      <w:r>
+        <w:t xml:space="preserve"> for taste and commercial outcomes over large catalogues. It does not address resource-constrained booking domains in which recommendations must first satisfy hard feasibility rules. The finding on explainability is nonetheless </w:t>
+      </w:r>
+      <w:proofErr w:type="gramStart"/>
+      <w:r>
+        <w:t>transferable, and</w:t>
+      </w:r>
+      <w:proofErr w:type="gramEnd"/>
+      <w:r>
+        <w:t xml:space="preserve"> directly motivates the transparent scoring approach used in this project rather than an opaque model.</w:t>
+      </w:r>
+    </w:p>
+    <w:p>
+      <w:pPr>
+        <w:pStyle w:val="Heading3"/>
+        <w:spacing w:before="200" w:after="100" w:line="360" w:lineRule="auto"/>
+      </w:pPr>
+      <w:r>
+        <w:t>2.2.8 Paper 8: Okonkwo and Ade-</w:t>
+      </w:r>
+      <w:proofErr w:type="spellStart"/>
+      <w:r>
+        <w:t>Ibijola</w:t>
+      </w:r>
+      <w:proofErr w:type="spellEnd"/>
+      <w:r>
+        <w:t xml:space="preserve"> (2021)</w:t>
+      </w:r>
+    </w:p>
+    <w:p>
+      <w:pPr>
+        <w:spacing w:after="120" w:line="360" w:lineRule="auto"/>
+        <w:jc w:val="both"/>
+      </w:pPr>
+      <w:r>
+        <w:t>Chatbots Applications in Education: A Systematic Review, Computers and Education: Artificial Intelligence, 2, 100033.</w:t>
+      </w:r>
+    </w:p>
+    <w:p>
+      <w:pPr>
+        <w:spacing w:after="100" w:line="360" w:lineRule="auto"/>
+        <w:jc w:val="both"/>
+      </w:pPr>
+      <w:r>
+        <w:rPr>
+          <w:b/>
+          <w:bCs/>
+        </w:rPr>
+        <w:t xml:space="preserve">Problem intended to be solved: </w:t>
+      </w:r>
+      <w:r>
+        <w:t>The authors address the absence of a consolidated account of how chatbots are actually being used in education, and of what is known about whether they work.</w:t>
+      </w:r>
+    </w:p>
+    <w:p>
+      <w:pPr>
+        <w:spacing w:after="100" w:line="360" w:lineRule="auto"/>
+        <w:jc w:val="both"/>
+      </w:pPr>
+      <w:r>
+        <w:rPr>
+          <w:b/>
+          <w:bCs/>
+        </w:rPr>
+        <w:t xml:space="preserve">Methodology used: </w:t>
+      </w:r>
+      <w:r>
+        <w:t xml:space="preserve">A systematic review of published chatbot applications in educational settings, classifying each by purpose, underlying technique and reported evaluation, and </w:t>
+      </w:r>
+      <w:proofErr w:type="spellStart"/>
+      <w:r>
+        <w:t>synthesising</w:t>
+      </w:r>
+      <w:proofErr w:type="spellEnd"/>
+      <w:r>
+        <w:t xml:space="preserve"> the benefits and challenges reported across the corpus.</w:t>
+      </w:r>
+    </w:p>
+    <w:p>
+      <w:pPr>
+        <w:spacing w:after="100" w:line="360" w:lineRule="auto"/>
+        <w:jc w:val="both"/>
+      </w:pPr>
+      <w:r>
+        <w:rPr>
+          <w:b/>
+          <w:bCs/>
+        </w:rPr>
+        <w:t xml:space="preserve">Outcomes achieved: </w:t>
+      </w:r>
+      <w:r>
+        <w:t>Teaching support and administrative support emerge as the two dominant application areas. The consistently reported benefits are constant availability and consistency of response: a chatbot answers the same routine question identically at any hour, which human service desks cannot.</w:t>
+      </w:r>
+    </w:p>
+    <w:p>
+      <w:pPr>
+        <w:spacing w:after="100" w:line="360" w:lineRule="auto"/>
+        <w:jc w:val="both"/>
+      </w:pPr>
+      <w:r>
+        <w:rPr>
+          <w:b/>
+          <w:bCs/>
+        </w:rPr>
+        <w:t xml:space="preserve">Gaps identified: </w:t>
+      </w:r>
+      <w:r>
+        <w:t>The principal challenges identified are maintaining answer accuracy and handling questions that fall outside the system's knowledge. Most reviewed systems were rule-based or intent-based, and the review predates the widespread deployment of large language models, so its conclusions about capability require reassessment in the current context. It also reports few rigorous evaluations of accuracy in administrative settings.</w:t>
+      </w:r>
+    </w:p>
+    <w:p>
+      <w:pPr>
+        <w:pStyle w:val="Heading3"/>
+        <w:spacing w:before="200" w:after="100" w:line="360" w:lineRule="auto"/>
+      </w:pPr>
+      <w:r>
+        <w:t xml:space="preserve">2.2.9 Paper 9: Rahim, </w:t>
+      </w:r>
+      <w:proofErr w:type="spellStart"/>
+      <w:r>
+        <w:t>Iahad</w:t>
+      </w:r>
+      <w:proofErr w:type="spellEnd"/>
+      <w:r>
+        <w:t>, Yusof and Al-Sharafi (2022)</w:t>
+      </w:r>
+    </w:p>
+    <w:p>
+      <w:pPr>
+        <w:spacing w:after="120" w:line="360" w:lineRule="auto"/>
+        <w:jc w:val="both"/>
+      </w:pPr>
+      <w:r>
+        <w:t>AI-Chatbots Adoption Model for Higher-Education Institutions: A Hybrid PLS-SEM-Neural Network Modelling Approach, Sustainability, 14(19), 12726.</w:t>
+      </w:r>
+    </w:p>
+    <w:p>
+      <w:pPr>
+        <w:spacing w:after="100" w:line="360" w:lineRule="auto"/>
+        <w:jc w:val="both"/>
+      </w:pPr>
+      <w:r>
+        <w:rPr>
+          <w:b/>
+          <w:bCs/>
+        </w:rPr>
+        <w:t xml:space="preserve">Problem intended to be solved: </w:t>
+      </w:r>
+      <w:r>
+        <w:t>Institutions deploy chatbots that students then do not use. The authors investigate which factors actually determine whether students adopt a chatbot in a higher education setting.</w:t>
+      </w:r>
+    </w:p>
+    <w:p>
+      <w:pPr>
+        <w:spacing w:after="100" w:line="360" w:lineRule="auto"/>
+        <w:jc w:val="both"/>
+      </w:pPr>
+      <w:r>
+        <w:rPr>
+          <w:b/>
+          <w:bCs/>
+        </w:rPr>
+        <w:t xml:space="preserve">Methodology used: </w:t>
+      </w:r>
+      <w:r>
+        <w:t xml:space="preserve">Survey data collected from students was </w:t>
+      </w:r>
+      <w:proofErr w:type="spellStart"/>
+      <w:r>
         <w:t>analysed</w:t>
       </w:r>
       <w:proofErr w:type="spellEnd"/>
       <w:r>
-        <w:t xml:space="preserve"> the institution's existing manual process, identified pain points through stakeholder interviews, and designed the reservation workflow around them. The contribution is a validated process design rather than novel technology; the system itself follows the standard request-approve-record pattern without intelligent features.</w:t>
-      </w:r>
-    </w:p>
-    <w:p>
-      <w:pPr>
-        <w:spacing w:after="120" w:line="360" w:lineRule="auto"/>
-        <w:jc w:val="both"/>
-      </w:pPr>
-      <w:r>
-        <w:t>Hwang et al. (2022) approached the problem from the data layer, designing and implementing the database for a shared facility reservation system in a school setting, published in the Journal of Positive School Psychology. Their schema handles users, facilities, and reservations with integrity constraints that prevent overlapping bookings. The work demonstrates that conflict prevention is fundamentally a database design problem, a position this project adopts, but the surrounding application offers no user guidance or policy flexibility.</w:t>
-      </w:r>
-    </w:p>
-    <w:p>
-      <w:pPr>
-        <w:spacing w:after="120" w:line="360" w:lineRule="auto"/>
-        <w:jc w:val="both"/>
-      </w:pPr>
-      <w:r>
-        <w:t xml:space="preserve">Lalitha et al. (2022) built an online college event-hall booking system, presented at the 2022 IEEE International Conference on Computational Science and Technology. The system maintains a comprehensive database of booking records and detects duplicate reservation requests. Its scope is limited to event halls, a single facility </w:t>
+        <w:t xml:space="preserve"> using a hybrid approach combining partial least squares structural equation modelling to test </w:t>
+      </w:r>
+      <w:proofErr w:type="spellStart"/>
+      <w:r>
+        <w:t>hypothesised</w:t>
+      </w:r>
+      <w:proofErr w:type="spellEnd"/>
+      <w:r>
+        <w:t xml:space="preserve"> relationships </w:t>
+      </w:r>
+      <w:r>
+        <w:lastRenderedPageBreak/>
+        <w:t>with an artificial neural network to capture non-linear influence among the significant predictors.</w:t>
+      </w:r>
+    </w:p>
+    <w:p>
+      <w:pPr>
+        <w:spacing w:after="100" w:line="360" w:lineRule="auto"/>
+        <w:jc w:val="both"/>
+      </w:pPr>
+      <w:r>
+        <w:rPr>
+          <w:b/>
+          <w:bCs/>
+        </w:rPr>
+        <w:t xml:space="preserve">Outcomes achieved: </w:t>
+      </w:r>
+      <w:r>
+        <w:t xml:space="preserve">Perceived usefulness and trust were identified as the decisive determinants of adoption. Students continue using a chatbot when it reliably saves them a journey to a service counter, and abandon it once it returns </w:t>
       </w:r>
       <w:proofErr w:type="gramStart"/>
       <w:r>
-        <w:t>type</w:t>
+        <w:t>answers</w:t>
       </w:r>
       <w:proofErr w:type="gramEnd"/>
       <w:r>
-        <w:t xml:space="preserve"> with a single set of rules, which sidesteps the policy-heterogeneity problem that arises the moment sports courts and discussion rooms share one platform.</w:t>
-      </w:r>
-    </w:p>
-    <w:p>
-      <w:pPr>
-        <w:spacing w:after="120" w:line="360" w:lineRule="auto"/>
-        <w:jc w:val="both"/>
-      </w:pPr>
-      <w:r>
-        <w:t xml:space="preserve">Comparing the five works against each other sharpens the picture. The Indian and Kerala systems (Venkatesh et al., 2026; Antony et al., 2026) are engineering-led: they demonstrate that a small team can deliver a working booking platform on a modern JavaScript stack, but neither reports a structured evaluation with users. Cardinal Reserve (Artes et al., 2024) is the mirror image: methodologically careful about stakeholder needs, thin on technical novelty. Hwang et al. (2022) contribute the strongest technical position, that integrity must live in the database, but stop at the data layer. Lalitha et al. (2022) show the single-facility-type simplification that most student systems quietly make. Where the authors' positions genuinely differ </w:t>
+        <w:t xml:space="preserve"> they cannot rely on.</w:t>
+      </w:r>
+    </w:p>
+    <w:p>
+      <w:pPr>
+        <w:spacing w:after="100" w:line="360" w:lineRule="auto"/>
+        <w:jc w:val="both"/>
+      </w:pPr>
+      <w:r>
+        <w:rPr>
+          <w:b/>
+          <w:bCs/>
+        </w:rPr>
+        <w:t xml:space="preserve">Gaps identified: </w:t>
+      </w:r>
+      <w:r>
+        <w:t>The study measures intention to adopt through self-reported perceptions rather than observed accuracy of a deployed system, so it establishes that accuracy matters without establishing how to achieve it. This places a hard reliability requirement on any chatbot deployed in this context and justifies grounding answers in live institutional data rather than allowing unconstrained generation.</w:t>
+      </w:r>
+    </w:p>
+    <w:p>
+      <w:pPr>
+        <w:pStyle w:val="Heading3"/>
+        <w:spacing w:before="200" w:after="100" w:line="360" w:lineRule="auto"/>
+      </w:pPr>
+      <w:r>
+        <w:t xml:space="preserve">2.2.10 Paper 10: Essel, Vlachopoulos, </w:t>
+      </w:r>
+      <w:proofErr w:type="spellStart"/>
+      <w:r>
+        <w:t>Tachie</w:t>
+      </w:r>
+      <w:proofErr w:type="spellEnd"/>
+      <w:r>
+        <w:t>-Menson, Johnson and Baah (2022)</w:t>
+      </w:r>
+    </w:p>
+    <w:p>
+      <w:pPr>
+        <w:spacing w:after="120" w:line="360" w:lineRule="auto"/>
+        <w:jc w:val="both"/>
+      </w:pPr>
+      <w:r>
+        <w:t>The Impact of a Virtual Teaching Assistant (Chatbot) on Students' Learning in Ghanaian Higher Education, International Journal of Educational Technology in Higher Education, 19, 57.</w:t>
+      </w:r>
+    </w:p>
+    <w:p>
+      <w:pPr>
+        <w:spacing w:after="100" w:line="360" w:lineRule="auto"/>
+        <w:jc w:val="both"/>
+      </w:pPr>
+      <w:r>
+        <w:rPr>
+          <w:b/>
+          <w:bCs/>
+        </w:rPr>
+        <w:t xml:space="preserve">Problem intended to be solved: </w:t>
+      </w:r>
+      <w:r>
+        <w:t>The authors address the shortage of empirical evidence that chatbots produce measurable benefit, as opposed to being merely well received, in a resource-constrained higher education environment.</w:t>
+      </w:r>
+    </w:p>
+    <w:p>
+      <w:pPr>
+        <w:spacing w:after="100" w:line="360" w:lineRule="auto"/>
+        <w:jc w:val="both"/>
+      </w:pPr>
+      <w:r>
+        <w:rPr>
+          <w:b/>
+          <w:bCs/>
+        </w:rPr>
+        <w:t xml:space="preserve">Methodology used: </w:t>
+      </w:r>
+      <w:r>
+        <w:t>A controlled study in which one group of students interacted with a virtual teaching assistant chatbot while a control group did not, with academic performance compared between the two groups.</w:t>
+      </w:r>
+    </w:p>
+    <w:p>
+      <w:pPr>
+        <w:spacing w:after="100" w:line="360" w:lineRule="auto"/>
+        <w:jc w:val="both"/>
+      </w:pPr>
+      <w:r>
+        <w:rPr>
+          <w:b/>
+          <w:bCs/>
+        </w:rPr>
+        <w:t xml:space="preserve">Outcomes achieved: </w:t>
+      </w:r>
+      <w:r>
+        <w:t>Students who used the chatbot outperformed the control group, providing empirical evidence that a conversational interface can deliver measurable value in a university context comparable in scale and resourcing to the setting of this project.</w:t>
+      </w:r>
+    </w:p>
+    <w:p>
+      <w:pPr>
+        <w:spacing w:after="100" w:line="360" w:lineRule="auto"/>
+        <w:jc w:val="both"/>
+      </w:pPr>
+      <w:r>
+        <w:rPr>
+          <w:b/>
+          <w:bCs/>
+        </w:rPr>
+        <w:t xml:space="preserve">Gaps identified: </w:t>
+      </w:r>
+      <w:r>
+        <w:t xml:space="preserve">The chatbot supports teaching and learning rather than administrative services such as booking, so the finding transfers by analogy rather than directly. The study is also confined to one institution and one </w:t>
       </w:r>
       <w:proofErr w:type="gramStart"/>
       <w:r>
-        <w:t>is on</w:t>
+        <w:t>cohort, and</w:t>
       </w:r>
       <w:proofErr w:type="gramEnd"/>
       <w:r>
-        <w:t xml:space="preserve"> where conflict prevention </w:t>
+        <w:t xml:space="preserve"> does not examine the accuracy of the chatbot's individual responses.</w:t>
+      </w:r>
+    </w:p>
+    <w:p>
+      <w:pPr>
+        <w:pStyle w:val="Heading3"/>
+        <w:spacing w:before="200" w:after="100" w:line="360" w:lineRule="auto"/>
+      </w:pPr>
+      <w:r>
+        <w:t xml:space="preserve">2.2.11 Paper 11: </w:t>
+      </w:r>
+      <w:proofErr w:type="spellStart"/>
+      <w:r>
+        <w:t>Dempere</w:t>
+      </w:r>
+      <w:proofErr w:type="spellEnd"/>
+      <w:r>
+        <w:t xml:space="preserve">, </w:t>
+      </w:r>
+      <w:proofErr w:type="spellStart"/>
+      <w:r>
+        <w:t>Modugu</w:t>
+      </w:r>
+      <w:proofErr w:type="spellEnd"/>
+      <w:r>
+        <w:t>, Hesham and Ramasamy (2023)</w:t>
+      </w:r>
+    </w:p>
+    <w:p>
+      <w:pPr>
+        <w:spacing w:after="120" w:line="360" w:lineRule="auto"/>
+        <w:jc w:val="both"/>
+      </w:pPr>
+      <w:r>
+        <w:t>The Impact of ChatGPT on Higher Education, Frontiers in Education, 8, 1206936.</w:t>
+      </w:r>
+    </w:p>
+    <w:p>
+      <w:pPr>
+        <w:spacing w:after="100" w:line="360" w:lineRule="auto"/>
+        <w:jc w:val="both"/>
+      </w:pPr>
+      <w:r>
+        <w:rPr>
+          <w:b/>
+          <w:bCs/>
+        </w:rPr>
+        <w:lastRenderedPageBreak/>
+        <w:t xml:space="preserve">Problem intended to be solved: </w:t>
+      </w:r>
+      <w:r>
+        <w:t>Following the rapid arrival of large language models in higher education, the authors set out to establish systematically what the opportunities and risks are for institutions, rather than leaving the question to anecdote.</w:t>
+      </w:r>
+    </w:p>
+    <w:p>
+      <w:pPr>
+        <w:spacing w:after="100" w:line="360" w:lineRule="auto"/>
+        <w:jc w:val="both"/>
+      </w:pPr>
+      <w:r>
+        <w:rPr>
+          <w:b/>
+          <w:bCs/>
+        </w:rPr>
+        <w:t xml:space="preserve">Methodology used: </w:t>
+      </w:r>
+      <w:r>
+        <w:t xml:space="preserve">A structured literature search across PubMed, IEEE Xplore and Google Scholar </w:t>
+      </w:r>
+      <w:proofErr w:type="spellStart"/>
+      <w:r>
+        <w:t>prioritising</w:t>
+      </w:r>
+      <w:proofErr w:type="spellEnd"/>
+      <w:r>
+        <w:t xml:space="preserve"> peer-reviewed articles, followed by combined descriptive and thematic analysis of the benefits and risks reported for higher education institutions.</w:t>
+      </w:r>
+    </w:p>
+    <w:p>
+      <w:pPr>
+        <w:spacing w:after="100" w:line="360" w:lineRule="auto"/>
+        <w:jc w:val="both"/>
+      </w:pPr>
+      <w:r>
+        <w:rPr>
+          <w:b/>
+          <w:bCs/>
+        </w:rPr>
+        <w:t xml:space="preserve">Outcomes achieved: </w:t>
+      </w:r>
+      <w:r>
+        <w:t>Documented benefits include streamlined enrolment, improved student services, teaching support and research assistance. Documented risks include privacy breaches, misuse, bias, misinformation, reduced human interaction and accessibility issues. The authors conclude that institutions should integrate such technologies deliberately and with controls rather than either banning or adopting them wholesale.</w:t>
+      </w:r>
+    </w:p>
+    <w:p>
+      <w:pPr>
+        <w:spacing w:after="100" w:line="360" w:lineRule="auto"/>
+        <w:jc w:val="both"/>
+      </w:pPr>
+      <w:r>
+        <w:rPr>
+          <w:b/>
+          <w:bCs/>
+        </w:rPr>
+        <w:t xml:space="preserve">Gaps identified: </w:t>
+      </w:r>
+      <w:r>
+        <w:t xml:space="preserve">The study offers no concrete integration guidelines and does not evaluate a specific deployed system. The identified risk of misinformation is the central design constraint it contributes to this project: an assistant that answers confidently but incorrectly about facility rules would actively harm the service it is meant to improve, which is why the assistant designed in Chapter 3 is restricted to answers composed </w:t>
       </w:r>
       <w:proofErr w:type="gramStart"/>
       <w:r>
-        <w:t>belongs:</w:t>
+        <w:t>from</w:t>
       </w:r>
       <w:proofErr w:type="gramEnd"/>
       <w:r>
-        <w:t xml:space="preserve"> application-level validation (Venkatesh, Lalitha) versus database constraints (Hwang). This project sides with Hwang et al., because application-level checks are vulnerable to race conditions under concurrent requests, and extends the argument to policy enforcement generally.</w:t>
-      </w:r>
-    </w:p>
-    <w:p>
-      <w:pPr>
-        <w:spacing w:after="120" w:line="360" w:lineRule="auto"/>
-        <w:jc w:val="both"/>
-      </w:pPr>
-      <w:r>
-        <w:t xml:space="preserve">Across these five systems the pattern is consistent. Digitizing the workflow </w:t>
-      </w:r>
-      <w:proofErr w:type="gramStart"/>
-      <w:r>
-        <w:t>works and</w:t>
-      </w:r>
-      <w:proofErr w:type="gramEnd"/>
-      <w:r>
-        <w:t xml:space="preserve"> is worth doing; every study reports reduced conflicts and faster processing. But all five treat booking </w:t>
-      </w:r>
-      <w:r>
-        <w:lastRenderedPageBreak/>
-        <w:t>policy as fixed, none suggests alternatives when a request cannot be satisfied, and none answers user questions except through human staff.</w:t>
+        <w:t xml:space="preserve"> live institutional data.</w:t>
       </w:r>
     </w:p>
     <w:p>
@@ -3467,9 +4419,9 @@
         <w:pStyle w:val="Heading2"/>
         <w:spacing w:before="200" w:after="120" w:line="360" w:lineRule="auto"/>
       </w:pPr>
-      <w:bookmarkStart w:id="15" w:name="_Toc235878809"/>
-      <w:r>
-        <w:t>2.3 Recommendation systems</w:t>
+      <w:bookmarkStart w:id="15" w:name="_Toc237039200"/>
+      <w:r>
+        <w:t>2.3 Critical thinking framework</w:t>
       </w:r>
       <w:bookmarkEnd w:id="15"/>
     </w:p>
@@ -3479,125 +4431,7 @@
         <w:jc w:val="both"/>
       </w:pPr>
       <w:r>
-        <w:t>Roy and Dutta (2022) provide a systematic review of recommender systems in the Journal of Big Data, classifying approaches into collaborative filtering, content-based, and hybrid families, and cataloguing their known weaknesses: cold start when new users or items have no interaction history, data sparsity, and scalability. Their review is domain-general and highlights that recommender techniques must be matched to the structure of the domain rather than imported wholesale.</w:t>
-      </w:r>
-    </w:p>
-    <w:p>
-      <w:pPr>
-        <w:spacing w:after="120" w:line="360" w:lineRule="auto"/>
-        <w:jc w:val="both"/>
-      </w:pPr>
-      <w:r>
-        <w:t xml:space="preserve">Valencia-Arias et al. (2024) map research trends in AI and recommender systems in e-commerce in Intelligent Systems with Applications, </w:t>
-      </w:r>
-      <w:proofErr w:type="gramStart"/>
-      <w:r>
-        <w:t>showing</w:t>
-      </w:r>
-      <w:proofErr w:type="gramEnd"/>
-      <w:r>
-        <w:t xml:space="preserve"> sustained growth in the field and a shift toward context-aware and explainable recommendations. Their agenda emphasizes that users trust recommendations more when the system can explain why an option was suggested, a finding that motivates this project's choice to score slots with transparent, rule-derived criteria rather than an opaque model.</w:t>
-      </w:r>
-    </w:p>
-    <w:p>
-      <w:pPr>
-        <w:spacing w:after="120" w:line="360" w:lineRule="auto"/>
-        <w:jc w:val="both"/>
-      </w:pPr>
-      <w:r>
-        <w:t>The lesson for facility booking is that classical collaborative filtering fits poorly: a student booking a badminton court is not choosing among thousands of items on taste, and the catalogue of facilities is small and fully known. What matters is constraint satisfaction (the slot is free, the room fits the group, the rules allow it) plus preference ranking (closer to the requested time is better). This argues for a deterministic, criteria-based scoring approach with explainable output, informed by the recommender literature but not a copy of it.</w:t>
-      </w:r>
-    </w:p>
-    <w:p>
-      <w:pPr>
-        <w:pStyle w:val="Heading2"/>
-        <w:spacing w:before="200" w:after="120" w:line="360" w:lineRule="auto"/>
-      </w:pPr>
-      <w:bookmarkStart w:id="16" w:name="_Toc235878810"/>
-      <w:r>
-        <w:t>2.4 Chatbots in higher education</w:t>
-      </w:r>
-      <w:bookmarkEnd w:id="16"/>
-    </w:p>
-    <w:p>
-      <w:pPr>
-        <w:spacing w:after="120" w:line="360" w:lineRule="auto"/>
-        <w:jc w:val="both"/>
-      </w:pPr>
-      <w:r>
-        <w:t>Okonkwo and Ade-</w:t>
-      </w:r>
-      <w:proofErr w:type="spellStart"/>
-      <w:r>
-        <w:t>Ibijola</w:t>
-      </w:r>
-      <w:proofErr w:type="spellEnd"/>
-      <w:r>
-        <w:t xml:space="preserve"> (2021), in a widely cited systematic review in Computers and Education: Artificial </w:t>
-      </w:r>
-      <w:proofErr w:type="gramStart"/>
-      <w:r>
-        <w:t>Intelligence,</w:t>
-      </w:r>
-      <w:proofErr w:type="gramEnd"/>
-      <w:r>
-        <w:t xml:space="preserve"> examined chatbot applications in education and found teaching and administrative support to be the dominant uses, with benefits in instant availability and consistency of answers, and challenges in maintaining accuracy and handling questions outside the bot's knowledge. Their review predates large language model deployment at scale, and most reviewed bots were rule- or intent-based.</w:t>
-      </w:r>
-    </w:p>
-    <w:p>
-      <w:pPr>
-        <w:spacing w:after="120" w:line="360" w:lineRule="auto"/>
-        <w:jc w:val="both"/>
-      </w:pPr>
-      <w:r>
-        <w:t xml:space="preserve">Rahim et al. (2022), in Sustainability, modelled the factors driving chatbot adoption in higher education institutions using a hybrid PLS-SEM and neural network approach on survey data. Perceived usefulness and trust emerged as decisive; students use a chatbot when it reliably </w:t>
-      </w:r>
-      <w:r>
-        <w:lastRenderedPageBreak/>
-        <w:t>saves them a trip to a service counter and abandon it when answers are wrong. This places a hard accuracy requirement on any deployed bot and justifies grounding chatbot answers in live system data rather than free generation.</w:t>
-      </w:r>
-    </w:p>
-    <w:p>
-      <w:pPr>
-        <w:spacing w:after="120" w:line="360" w:lineRule="auto"/>
-        <w:jc w:val="both"/>
-      </w:pPr>
-      <w:r>
-        <w:t>Essel et al. (2022) ran a controlled study in Ghanaian higher education, published in the International Journal of Educational Technology in Higher Education, showing that students interacting with a virtual teaching assistant chatbot improved academic performance relative to a control group. The study demonstrates measurable value from conversational interfaces in a resource-constrained university context comparable in scale to a campus service setting.</w:t>
-      </w:r>
-    </w:p>
-    <w:p>
-      <w:pPr>
-        <w:spacing w:after="120" w:line="360" w:lineRule="auto"/>
-        <w:jc w:val="both"/>
-      </w:pPr>
-      <w:proofErr w:type="spellStart"/>
-      <w:r>
-        <w:t>Dempere</w:t>
-      </w:r>
-      <w:proofErr w:type="spellEnd"/>
-      <w:r>
-        <w:t xml:space="preserve"> et al. (2023), in Frontiers in Education, surveyed the impact of ChatGPT-class models on higher education institutions, cataloguing benefits including streamlined enrolment and improved student services alongside risks including privacy, bias, and misinformation. Their conclusion that institutions should integrate LLMs deliberately, with controls, supports this project's design decision to constrain the chatbot to facility data and policy content through function calling rather than allowing open-ended generation.</w:t>
-      </w:r>
-    </w:p>
-    <w:p>
-      <w:pPr>
-        <w:pStyle w:val="Heading2"/>
-        <w:spacing w:before="200" w:after="120" w:line="360" w:lineRule="auto"/>
-      </w:pPr>
-      <w:bookmarkStart w:id="17" w:name="_Toc235878811"/>
-      <w:r>
-        <w:t>2.5 Critical thinking framework and comparison of similar systems</w:t>
-      </w:r>
-      <w:bookmarkEnd w:id="17"/>
-    </w:p>
-    <w:p>
-      <w:pPr>
-        <w:spacing w:after="120" w:line="360" w:lineRule="auto"/>
-        <w:jc w:val="both"/>
-      </w:pPr>
-      <w:r>
-        <w:t>Table 2.1 condenses the review of the five booking systems through the 5W1H lens, making the shared gap visible at a glance.</w:t>
+        <w:t>The reviewed literature is further examined through the 5W1H critical thinking framework, which is applied to the five reservation systems that constitute the direct precedent for this project. Table 2.1 presents the synthesis.</w:t>
       </w:r>
     </w:p>
     <w:p>
@@ -3610,7 +4444,7 @@
           <w:sz w:val="22"/>
           <w:szCs w:val="22"/>
         </w:rPr>
-        <w:t>Table 2.1: 5W1H synthesis of the reviewed booking systems</w:t>
+        <w:t>Table 2.1: 5W1H synthesis of the reviewed reservation systems</w:t>
       </w:r>
     </w:p>
     <w:tbl>
@@ -3631,19 +4465,13 @@
         <w:tblLook w:val="04A0" w:firstRow="1" w:lastRow="0" w:firstColumn="1" w:lastColumn="0" w:noHBand="0" w:noVBand="1"/>
       </w:tblPr>
       <w:tblGrid>
-        <w:gridCol w:w="2400"/>
-        <w:gridCol w:w="7200"/>
+        <w:gridCol w:w="2100"/>
+        <w:gridCol w:w="7500"/>
       </w:tblGrid>
       <w:tr>
-        <w:tblPrEx>
-          <w:tblCellMar>
-            <w:top w:w="0" w:type="dxa"/>
-            <w:bottom w:w="0" w:type="dxa"/>
-          </w:tblCellMar>
-        </w:tblPrEx>
-        <w:tc>
-          <w:tcPr>
-            <w:tcW w:w="2400" w:type="dxa"/>
+        <w:tc>
+          <w:tcPr>
+            <w:tcW w:w="2100" w:type="dxa"/>
             <w:shd w:val="clear" w:color="auto" w:fill="DCE6F1"/>
           </w:tcPr>
           <w:p>
@@ -3663,7 +4491,7 @@
         </w:tc>
         <w:tc>
           <w:tcPr>
-            <w:tcW w:w="7200" w:type="dxa"/>
+            <w:tcW w:w="7500" w:type="dxa"/>
             <w:shd w:val="clear" w:color="auto" w:fill="DCE6F1"/>
           </w:tcPr>
           <w:p>
@@ -3677,63 +4505,51 @@
                 <w:sz w:val="20"/>
                 <w:szCs w:val="20"/>
               </w:rPr>
-              <w:t>Synthesis across the five reviewed booking systems</w:t>
+              <w:t>Synthesis across the reviewed reservation systems</w:t>
             </w:r>
           </w:p>
         </w:tc>
       </w:tr>
       <w:tr>
-        <w:tblPrEx>
-          <w:tblCellMar>
-            <w:top w:w="0" w:type="dxa"/>
-            <w:bottom w:w="0" w:type="dxa"/>
-          </w:tblCellMar>
-        </w:tblPrEx>
-        <w:tc>
-          <w:tcPr>
-            <w:tcW w:w="2400" w:type="dxa"/>
-          </w:tcPr>
-          <w:p>
-            <w:pPr>
-              <w:spacing w:line="276" w:lineRule="auto"/>
-            </w:pPr>
-            <w:r>
-              <w:rPr>
-                <w:sz w:val="20"/>
-                <w:szCs w:val="20"/>
-              </w:rPr>
-              <w:t>Who / Where</w:t>
-            </w:r>
-          </w:p>
-        </w:tc>
-        <w:tc>
-          <w:tcPr>
-            <w:tcW w:w="7200" w:type="dxa"/>
-          </w:tcPr>
-          <w:p>
-            <w:pPr>
-              <w:spacing w:line="276" w:lineRule="auto"/>
-            </w:pPr>
-            <w:r>
-              <w:rPr>
-                <w:sz w:val="20"/>
-                <w:szCs w:val="20"/>
-              </w:rPr>
-              <w:t>Engineering and IT departments at institutions in India (2), the Philippines, South Korea, and Kerala, India; all single-institution studies</w:t>
+        <w:tc>
+          <w:tcPr>
+            <w:tcW w:w="2100" w:type="dxa"/>
+          </w:tcPr>
+          <w:p>
+            <w:pPr>
+              <w:spacing w:line="276" w:lineRule="auto"/>
+            </w:pPr>
+            <w:r>
+              <w:rPr>
+                <w:sz w:val="20"/>
+                <w:szCs w:val="20"/>
+              </w:rPr>
+              <w:t>Who</w:t>
+            </w:r>
+          </w:p>
+        </w:tc>
+        <w:tc>
+          <w:tcPr>
+            <w:tcW w:w="7500" w:type="dxa"/>
+          </w:tcPr>
+          <w:p>
+            <w:pPr>
+              <w:spacing w:line="276" w:lineRule="auto"/>
+            </w:pPr>
+            <w:r>
+              <w:rPr>
+                <w:sz w:val="20"/>
+                <w:szCs w:val="20"/>
+              </w:rPr>
+              <w:t>Engineering, computing and industrial engineering researchers, in every case reporting on their own institution rather than a multi-institution study</w:t>
             </w:r>
           </w:p>
         </w:tc>
       </w:tr>
       <w:tr>
-        <w:tblPrEx>
-          <w:tblCellMar>
-            <w:top w:w="0" w:type="dxa"/>
-            <w:bottom w:w="0" w:type="dxa"/>
-          </w:tblCellMar>
-        </w:tblPrEx>
-        <w:tc>
-          <w:tcPr>
-            <w:tcW w:w="2400" w:type="dxa"/>
+        <w:tc>
+          <w:tcPr>
+            <w:tcW w:w="2100" w:type="dxa"/>
           </w:tcPr>
           <w:p>
             <w:pPr>
@@ -3750,32 +4566,42 @@
         </w:tc>
         <w:tc>
           <w:tcPr>
-            <w:tcW w:w="7200" w:type="dxa"/>
-          </w:tcPr>
-          <w:p>
-            <w:pPr>
-              <w:spacing w:line="276" w:lineRule="auto"/>
-            </w:pPr>
-            <w:r>
-              <w:rPr>
-                <w:sz w:val="20"/>
-                <w:szCs w:val="20"/>
-              </w:rPr>
-              <w:t>Web platforms digitizing facility request, approval, and record-keeping; one work is database design only</w:t>
+            <w:tcW w:w="7500" w:type="dxa"/>
+          </w:tcPr>
+          <w:p>
+            <w:pPr>
+              <w:spacing w:line="276" w:lineRule="auto"/>
+            </w:pPr>
+            <w:r>
+              <w:rPr>
+                <w:sz w:val="20"/>
+                <w:szCs w:val="20"/>
+              </w:rPr>
+              <w:t xml:space="preserve">Web platforms that </w:t>
+            </w:r>
+            <w:proofErr w:type="spellStart"/>
+            <w:r>
+              <w:rPr>
+                <w:sz w:val="20"/>
+                <w:szCs w:val="20"/>
+              </w:rPr>
+              <w:t>digitise</w:t>
+            </w:r>
+            <w:proofErr w:type="spellEnd"/>
+            <w:r>
+              <w:rPr>
+                <w:sz w:val="20"/>
+                <w:szCs w:val="20"/>
+              </w:rPr>
+              <w:t xml:space="preserve"> facility request, approval and record-keeping; one work addresses the database layer alone</w:t>
             </w:r>
           </w:p>
         </w:tc>
       </w:tr>
       <w:tr>
-        <w:tblPrEx>
-          <w:tblCellMar>
-            <w:top w:w="0" w:type="dxa"/>
-            <w:bottom w:w="0" w:type="dxa"/>
-          </w:tblCellMar>
-        </w:tblPrEx>
-        <w:tc>
-          <w:tcPr>
-            <w:tcW w:w="2400" w:type="dxa"/>
+        <w:tc>
+          <w:tcPr>
+            <w:tcW w:w="2100" w:type="dxa"/>
           </w:tcPr>
           <w:p>
             <w:pPr>
@@ -3792,144 +4618,126 @@
         </w:tc>
         <w:tc>
           <w:tcPr>
-            <w:tcW w:w="7200" w:type="dxa"/>
-          </w:tcPr>
-          <w:p>
-            <w:pPr>
-              <w:spacing w:line="276" w:lineRule="auto"/>
-            </w:pPr>
-            <w:r>
-              <w:rPr>
-                <w:sz w:val="20"/>
-                <w:szCs w:val="20"/>
-              </w:rPr>
-              <w:t>2022-2026; all within the five-year currency window required for this review</w:t>
+            <w:tcW w:w="7500" w:type="dxa"/>
+          </w:tcPr>
+          <w:p>
+            <w:pPr>
+              <w:spacing w:line="276" w:lineRule="auto"/>
+            </w:pPr>
+            <w:r>
+              <w:rPr>
+                <w:sz w:val="20"/>
+                <w:szCs w:val="20"/>
+              </w:rPr>
+              <w:t>2022 to 2026, so all evidence is current and reflects present-day web technology</w:t>
             </w:r>
           </w:p>
         </w:tc>
       </w:tr>
       <w:tr>
-        <w:tblPrEx>
-          <w:tblCellMar>
-            <w:top w:w="0" w:type="dxa"/>
-            <w:bottom w:w="0" w:type="dxa"/>
-          </w:tblCellMar>
-        </w:tblPrEx>
-        <w:tc>
-          <w:tcPr>
-            <w:tcW w:w="2400" w:type="dxa"/>
-          </w:tcPr>
-          <w:p>
-            <w:pPr>
-              <w:spacing w:line="276" w:lineRule="auto"/>
-            </w:pPr>
-            <w:r>
-              <w:rPr>
-                <w:sz w:val="20"/>
-                <w:szCs w:val="20"/>
-              </w:rPr>
-              <w:t>Why</w:t>
-            </w:r>
-          </w:p>
-        </w:tc>
-        <w:tc>
-          <w:tcPr>
-            <w:tcW w:w="7200" w:type="dxa"/>
-          </w:tcPr>
-          <w:p>
-            <w:pPr>
-              <w:spacing w:line="276" w:lineRule="auto"/>
-            </w:pPr>
-            <w:r>
-              <w:rPr>
-                <w:sz w:val="20"/>
-                <w:szCs w:val="20"/>
-              </w:rPr>
-              <w:t>The same driver in every case: manual booking causes double bookings, slow approvals, and lost records</w:t>
+        <w:tc>
+          <w:tcPr>
+            <w:tcW w:w="2100" w:type="dxa"/>
+          </w:tcPr>
+          <w:p>
+            <w:pPr>
+              <w:spacing w:line="276" w:lineRule="auto"/>
+            </w:pPr>
+            <w:r>
+              <w:rPr>
+                <w:sz w:val="20"/>
+                <w:szCs w:val="20"/>
+              </w:rPr>
+              <w:t>Where</w:t>
+            </w:r>
+          </w:p>
+        </w:tc>
+        <w:tc>
+          <w:tcPr>
+            <w:tcW w:w="7500" w:type="dxa"/>
+          </w:tcPr>
+          <w:p>
+            <w:pPr>
+              <w:spacing w:line="276" w:lineRule="auto"/>
+            </w:pPr>
+            <w:r>
+              <w:rPr>
+                <w:sz w:val="20"/>
+                <w:szCs w:val="20"/>
+              </w:rPr>
+              <w:t>India (two studies), the Philippines, South Korea and Kerala, India; all single-institution deployments in the higher education sector</w:t>
             </w:r>
           </w:p>
         </w:tc>
       </w:tr>
       <w:tr>
-        <w:tblPrEx>
-          <w:tblCellMar>
-            <w:top w:w="0" w:type="dxa"/>
-            <w:bottom w:w="0" w:type="dxa"/>
-          </w:tblCellMar>
-        </w:tblPrEx>
-        <w:tc>
-          <w:tcPr>
-            <w:tcW w:w="2400" w:type="dxa"/>
-          </w:tcPr>
-          <w:p>
-            <w:pPr>
-              <w:spacing w:line="276" w:lineRule="auto"/>
-            </w:pPr>
-            <w:r>
-              <w:rPr>
-                <w:sz w:val="20"/>
-                <w:szCs w:val="20"/>
-              </w:rPr>
-              <w:t>How</w:t>
-            </w:r>
-          </w:p>
-        </w:tc>
-        <w:tc>
-          <w:tcPr>
-            <w:tcW w:w="7200" w:type="dxa"/>
-          </w:tcPr>
-          <w:p>
-            <w:pPr>
-              <w:spacing w:line="276" w:lineRule="auto"/>
-            </w:pPr>
-            <w:r>
-              <w:rPr>
-                <w:sz w:val="20"/>
-                <w:szCs w:val="20"/>
-              </w:rPr>
-              <w:t>MERN or Node.js stacks with application-level validation, except Hwang et al. (2022), who enforce integrity in the database schema</w:t>
+        <w:tc>
+          <w:tcPr>
+            <w:tcW w:w="2100" w:type="dxa"/>
+          </w:tcPr>
+          <w:p>
+            <w:pPr>
+              <w:spacing w:line="276" w:lineRule="auto"/>
+            </w:pPr>
+            <w:r>
+              <w:rPr>
+                <w:sz w:val="20"/>
+                <w:szCs w:val="20"/>
+              </w:rPr>
+              <w:t>Why</w:t>
+            </w:r>
+          </w:p>
+        </w:tc>
+        <w:tc>
+          <w:tcPr>
+            <w:tcW w:w="7500" w:type="dxa"/>
+          </w:tcPr>
+          <w:p>
+            <w:pPr>
+              <w:spacing w:line="276" w:lineRule="auto"/>
+            </w:pPr>
+            <w:r>
+              <w:rPr>
+                <w:sz w:val="20"/>
+                <w:szCs w:val="20"/>
+              </w:rPr>
+              <w:t>One driver recurs in every case: manual booking produces double bookings, slow approvals and lost records</w:t>
             </w:r>
           </w:p>
         </w:tc>
       </w:tr>
       <w:tr>
-        <w:tblPrEx>
-          <w:tblCellMar>
-            <w:top w:w="0" w:type="dxa"/>
-            <w:bottom w:w="0" w:type="dxa"/>
-          </w:tblCellMar>
-        </w:tblPrEx>
-        <w:tc>
-          <w:tcPr>
-            <w:tcW w:w="2400" w:type="dxa"/>
-          </w:tcPr>
-          <w:p>
-            <w:pPr>
-              <w:spacing w:line="276" w:lineRule="auto"/>
-            </w:pPr>
-            <w:r>
-              <w:rPr>
-                <w:sz w:val="20"/>
-                <w:szCs w:val="20"/>
-              </w:rPr>
-              <w:t>Gap (So what)</w:t>
-            </w:r>
-          </w:p>
-        </w:tc>
-        <w:tc>
-          <w:tcPr>
-            <w:tcW w:w="7200" w:type="dxa"/>
-          </w:tcPr>
-          <w:p>
-            <w:pPr>
-              <w:spacing w:line="276" w:lineRule="auto"/>
-            </w:pPr>
-            <w:r>
-              <w:rPr>
-                <w:sz w:val="20"/>
-                <w:szCs w:val="20"/>
-              </w:rPr>
-              <w:t>None supports per-facility policy configuration, recommendation on failure, or conversational access; evaluation with real users is rare</w:t>
+        <w:tc>
+          <w:tcPr>
+            <w:tcW w:w="2100" w:type="dxa"/>
+          </w:tcPr>
+          <w:p>
+            <w:pPr>
+              <w:spacing w:line="276" w:lineRule="auto"/>
+            </w:pPr>
+            <w:r>
+              <w:rPr>
+                <w:sz w:val="20"/>
+                <w:szCs w:val="20"/>
+              </w:rPr>
+              <w:t>How</w:t>
+            </w:r>
+          </w:p>
+        </w:tc>
+        <w:tc>
+          <w:tcPr>
+            <w:tcW w:w="7500" w:type="dxa"/>
+          </w:tcPr>
+          <w:p>
+            <w:pPr>
+              <w:spacing w:line="276" w:lineRule="auto"/>
+            </w:pPr>
+            <w:r>
+              <w:rPr>
+                <w:sz w:val="20"/>
+                <w:szCs w:val="20"/>
+              </w:rPr>
+              <w:t>MERN or Node.js stacks with conflict checking performed in application code, with the exception of Hwang et al. (2022), who enforce it in the database schema</w:t>
             </w:r>
           </w:p>
         </w:tc>
@@ -3947,7 +4755,47 @@
         <w:jc w:val="both"/>
       </w:pPr>
       <w:r>
-        <w:t>Table 2.2 then compares the reviewed systems feature by feature against what this project proposes.</w:t>
+        <w:t xml:space="preserve">The framework exposes a genuine disagreement within </w:t>
+      </w:r>
+      <w:proofErr w:type="gramStart"/>
+      <w:r>
+        <w:t>the literature</w:t>
+      </w:r>
+      <w:proofErr w:type="gramEnd"/>
+      <w:r>
+        <w:t xml:space="preserve"> rather than mere variation. On the question of where booking conflicts should be prevented, the majority of the reviewed </w:t>
+      </w:r>
+      <w:r>
+        <w:lastRenderedPageBreak/>
+        <w:t>systems validate requests in application code, whereas Hwang et al. (2022) argue for enforcement in the database itself. This project adopts the position of Hwang et al., because application-level validation is vulnerable to race conditions when two requests are processed concurrently, and extends that position from conflict prevention to access control.</w:t>
+      </w:r>
+    </w:p>
+    <w:p>
+      <w:pPr>
+        <w:pStyle w:val="Heading2"/>
+        <w:spacing w:before="200" w:after="120" w:line="360" w:lineRule="auto"/>
+      </w:pPr>
+      <w:bookmarkStart w:id="16" w:name="_Toc237039201"/>
+      <w:r>
+        <w:t>2.4 Summary of literature review</w:t>
+      </w:r>
+      <w:bookmarkEnd w:id="16"/>
+    </w:p>
+    <w:p>
+      <w:pPr>
+        <w:spacing w:after="120" w:line="360" w:lineRule="auto"/>
+        <w:jc w:val="both"/>
+      </w:pPr>
+      <w:r>
+        <w:t xml:space="preserve">Table 2.2 </w:t>
+      </w:r>
+      <w:proofErr w:type="spellStart"/>
+      <w:r>
+        <w:t>summarises</w:t>
+      </w:r>
+      <w:proofErr w:type="spellEnd"/>
+      <w:r>
+        <w:t xml:space="preserve"> all eleven reviewed works in the format required by the report template.</w:t>
       </w:r>
     </w:p>
     <w:p>
@@ -3960,7 +4808,7 @@
           <w:sz w:val="22"/>
           <w:szCs w:val="22"/>
         </w:rPr>
-        <w:t>Table 2.2: Comparison of similar systems reviewed in the literature</w:t>
+        <w:t>Table 2.2: Summary of literature review</w:t>
       </w:r>
     </w:p>
     <w:tbl>
@@ -3981,21 +4829,74 @@
         <w:tblLook w:val="04A0" w:firstRow="1" w:lastRow="0" w:firstColumn="1" w:lastColumn="0" w:noHBand="0" w:noVBand="1"/>
       </w:tblPr>
       <w:tblGrid>
+        <w:gridCol w:w="500"/>
+        <w:gridCol w:w="650"/>
+        <w:gridCol w:w="1650"/>
         <w:gridCol w:w="2200"/>
-        <w:gridCol w:w="1250"/>
-        <w:gridCol w:w="1250"/>
-        <w:gridCol w:w="1400"/>
-        <w:gridCol w:w="1100"/>
-        <w:gridCol w:w="1100"/>
-        <w:gridCol w:w="1300"/>
+        <w:gridCol w:w="2300"/>
+        <w:gridCol w:w="2300"/>
       </w:tblGrid>
       <w:tr>
-        <w:tblPrEx>
-          <w:tblCellMar>
-            <w:top w:w="0" w:type="dxa"/>
-            <w:bottom w:w="0" w:type="dxa"/>
-          </w:tblCellMar>
-        </w:tblPrEx>
+        <w:tc>
+          <w:tcPr>
+            <w:tcW w:w="500" w:type="dxa"/>
+            <w:shd w:val="clear" w:color="auto" w:fill="DCE6F1"/>
+          </w:tcPr>
+          <w:p>
+            <w:pPr>
+              <w:spacing w:line="276" w:lineRule="auto"/>
+            </w:pPr>
+            <w:r>
+              <w:rPr>
+                <w:b/>
+                <w:bCs/>
+                <w:sz w:val="20"/>
+                <w:szCs w:val="20"/>
+              </w:rPr>
+              <w:t>No.</w:t>
+            </w:r>
+          </w:p>
+        </w:tc>
+        <w:tc>
+          <w:tcPr>
+            <w:tcW w:w="650" w:type="dxa"/>
+            <w:shd w:val="clear" w:color="auto" w:fill="DCE6F1"/>
+          </w:tcPr>
+          <w:p>
+            <w:pPr>
+              <w:spacing w:line="276" w:lineRule="auto"/>
+            </w:pPr>
+            <w:r>
+              <w:rPr>
+                <w:b/>
+                <w:bCs/>
+                <w:sz w:val="20"/>
+                <w:szCs w:val="20"/>
+              </w:rPr>
+              <w:t>Year</w:t>
+            </w:r>
+          </w:p>
+        </w:tc>
+        <w:tc>
+          <w:tcPr>
+            <w:tcW w:w="1650" w:type="dxa"/>
+            <w:shd w:val="clear" w:color="auto" w:fill="DCE6F1"/>
+          </w:tcPr>
+          <w:p>
+            <w:pPr>
+              <w:spacing w:line="276" w:lineRule="auto"/>
+            </w:pPr>
+            <w:r>
+              <w:rPr>
+                <w:b/>
+                <w:bCs/>
+                <w:sz w:val="20"/>
+                <w:szCs w:val="20"/>
+              </w:rPr>
+              <w:t>Authors</w:t>
+            </w:r>
+          </w:p>
+        </w:tc>
         <w:tc>
           <w:tcPr>
             <w:tcW w:w="2200" w:type="dxa"/>
@@ -4012,13 +4913,13 @@
                 <w:sz w:val="20"/>
                 <w:szCs w:val="20"/>
               </w:rPr>
-              <w:t>Feature</w:t>
-            </w:r>
-          </w:p>
-        </w:tc>
-        <w:tc>
-          <w:tcPr>
-            <w:tcW w:w="1250" w:type="dxa"/>
+              <w:t>Methodology</w:t>
+            </w:r>
+          </w:p>
+        </w:tc>
+        <w:tc>
+          <w:tcPr>
+            <w:tcW w:w="2300" w:type="dxa"/>
             <w:shd w:val="clear" w:color="auto" w:fill="DCE6F1"/>
           </w:tcPr>
           <w:p>
@@ -4032,13 +4933,13 @@
                 <w:sz w:val="20"/>
                 <w:szCs w:val="20"/>
               </w:rPr>
-              <w:t>Venkatesh 2026</w:t>
-            </w:r>
-          </w:p>
-        </w:tc>
-        <w:tc>
-          <w:tcPr>
-            <w:tcW w:w="1250" w:type="dxa"/>
+              <w:t>Outcomes / Advantages</w:t>
+            </w:r>
+          </w:p>
+        </w:tc>
+        <w:tc>
+          <w:tcPr>
+            <w:tcW w:w="2300" w:type="dxa"/>
             <w:shd w:val="clear" w:color="auto" w:fill="DCE6F1"/>
           </w:tcPr>
           <w:p>
@@ -4052,98 +4953,63 @@
                 <w:sz w:val="20"/>
                 <w:szCs w:val="20"/>
               </w:rPr>
-              <w:t>EDUNEXUS 2026</w:t>
-            </w:r>
-          </w:p>
-        </w:tc>
-        <w:tc>
-          <w:tcPr>
-            <w:tcW w:w="1400" w:type="dxa"/>
-            <w:shd w:val="clear" w:color="auto" w:fill="DCE6F1"/>
-          </w:tcPr>
-          <w:p>
-            <w:pPr>
-              <w:spacing w:line="276" w:lineRule="auto"/>
-            </w:pPr>
-            <w:r>
-              <w:rPr>
-                <w:b/>
-                <w:bCs/>
-                <w:sz w:val="20"/>
-                <w:szCs w:val="20"/>
-              </w:rPr>
-              <w:t>Cardinal Reserve 2024</w:t>
-            </w:r>
-          </w:p>
-        </w:tc>
-        <w:tc>
-          <w:tcPr>
-            <w:tcW w:w="1100" w:type="dxa"/>
-            <w:shd w:val="clear" w:color="auto" w:fill="DCE6F1"/>
-          </w:tcPr>
-          <w:p>
-            <w:pPr>
-              <w:spacing w:line="276" w:lineRule="auto"/>
-            </w:pPr>
-            <w:r>
-              <w:rPr>
-                <w:b/>
-                <w:bCs/>
-                <w:sz w:val="20"/>
-                <w:szCs w:val="20"/>
-              </w:rPr>
-              <w:t>Hwang 2022</w:t>
-            </w:r>
-          </w:p>
-        </w:tc>
-        <w:tc>
-          <w:tcPr>
-            <w:tcW w:w="1100" w:type="dxa"/>
-            <w:shd w:val="clear" w:color="auto" w:fill="DCE6F1"/>
-          </w:tcPr>
-          <w:p>
-            <w:pPr>
-              <w:spacing w:line="276" w:lineRule="auto"/>
-            </w:pPr>
-            <w:r>
-              <w:rPr>
-                <w:b/>
-                <w:bCs/>
-                <w:sz w:val="20"/>
-                <w:szCs w:val="20"/>
-              </w:rPr>
-              <w:t>Lalitha 2022</w:t>
-            </w:r>
-          </w:p>
-        </w:tc>
-        <w:tc>
-          <w:tcPr>
-            <w:tcW w:w="1300" w:type="dxa"/>
-            <w:shd w:val="clear" w:color="auto" w:fill="DCE6F1"/>
-          </w:tcPr>
-          <w:p>
-            <w:pPr>
-              <w:spacing w:line="276" w:lineRule="auto"/>
-            </w:pPr>
-            <w:r>
-              <w:rPr>
-                <w:b/>
-                <w:bCs/>
-                <w:sz w:val="20"/>
-                <w:szCs w:val="20"/>
-              </w:rPr>
-              <w:t>This project</w:t>
+              <w:t>Gaps / Drawbacks</w:t>
             </w:r>
           </w:p>
         </w:tc>
       </w:tr>
       <w:tr>
-        <w:tblPrEx>
-          <w:tblCellMar>
-            <w:top w:w="0" w:type="dxa"/>
-            <w:bottom w:w="0" w:type="dxa"/>
-          </w:tblCellMar>
-        </w:tblPrEx>
+        <w:tc>
+          <w:tcPr>
+            <w:tcW w:w="500" w:type="dxa"/>
+          </w:tcPr>
+          <w:p>
+            <w:pPr>
+              <w:spacing w:line="276" w:lineRule="auto"/>
+            </w:pPr>
+            <w:r>
+              <w:rPr>
+                <w:sz w:val="20"/>
+                <w:szCs w:val="20"/>
+              </w:rPr>
+              <w:t>1</w:t>
+            </w:r>
+          </w:p>
+        </w:tc>
+        <w:tc>
+          <w:tcPr>
+            <w:tcW w:w="650" w:type="dxa"/>
+          </w:tcPr>
+          <w:p>
+            <w:pPr>
+              <w:spacing w:line="276" w:lineRule="auto"/>
+            </w:pPr>
+            <w:r>
+              <w:rPr>
+                <w:sz w:val="20"/>
+                <w:szCs w:val="20"/>
+              </w:rPr>
+              <w:t>2026</w:t>
+            </w:r>
+          </w:p>
+        </w:tc>
+        <w:tc>
+          <w:tcPr>
+            <w:tcW w:w="1650" w:type="dxa"/>
+          </w:tcPr>
+          <w:p>
+            <w:pPr>
+              <w:spacing w:line="276" w:lineRule="auto"/>
+            </w:pPr>
+            <w:r>
+              <w:rPr>
+                <w:sz w:val="20"/>
+                <w:szCs w:val="20"/>
+              </w:rPr>
+              <w:t>Venkatesh et al.</w:t>
+            </w:r>
+          </w:p>
+        </w:tc>
         <w:tc>
           <w:tcPr>
             <w:tcW w:w="2200" w:type="dxa"/>
@@ -4157,121 +5023,106 @@
                 <w:sz w:val="20"/>
                 <w:szCs w:val="20"/>
               </w:rPr>
-              <w:lastRenderedPageBreak/>
-              <w:t>Online booking + approval workflow</w:t>
-            </w:r>
-          </w:p>
-        </w:tc>
-        <w:tc>
-          <w:tcPr>
-            <w:tcW w:w="1250" w:type="dxa"/>
-          </w:tcPr>
-          <w:p>
-            <w:pPr>
-              <w:spacing w:line="276" w:lineRule="auto"/>
-            </w:pPr>
-            <w:r>
-              <w:rPr>
-                <w:sz w:val="20"/>
-                <w:szCs w:val="20"/>
-              </w:rPr>
-              <w:t>Yes</w:t>
-            </w:r>
-          </w:p>
-        </w:tc>
-        <w:tc>
-          <w:tcPr>
-            <w:tcW w:w="1250" w:type="dxa"/>
-          </w:tcPr>
-          <w:p>
-            <w:pPr>
-              <w:spacing w:line="276" w:lineRule="auto"/>
-            </w:pPr>
-            <w:r>
-              <w:rPr>
-                <w:sz w:val="20"/>
-                <w:szCs w:val="20"/>
-              </w:rPr>
-              <w:t>Yes</w:t>
-            </w:r>
-          </w:p>
-        </w:tc>
-        <w:tc>
-          <w:tcPr>
-            <w:tcW w:w="1400" w:type="dxa"/>
-          </w:tcPr>
-          <w:p>
-            <w:pPr>
-              <w:spacing w:line="276" w:lineRule="auto"/>
-            </w:pPr>
-            <w:r>
-              <w:rPr>
-                <w:sz w:val="20"/>
-                <w:szCs w:val="20"/>
-              </w:rPr>
-              <w:t>Yes</w:t>
-            </w:r>
-          </w:p>
-        </w:tc>
-        <w:tc>
-          <w:tcPr>
-            <w:tcW w:w="1100" w:type="dxa"/>
-          </w:tcPr>
-          <w:p>
-            <w:pPr>
-              <w:spacing w:line="276" w:lineRule="auto"/>
-            </w:pPr>
-            <w:r>
-              <w:rPr>
-                <w:sz w:val="20"/>
-                <w:szCs w:val="20"/>
-              </w:rPr>
-              <w:t>Yes</w:t>
-            </w:r>
-          </w:p>
-        </w:tc>
-        <w:tc>
-          <w:tcPr>
-            <w:tcW w:w="1100" w:type="dxa"/>
-          </w:tcPr>
-          <w:p>
-            <w:pPr>
-              <w:spacing w:line="276" w:lineRule="auto"/>
-            </w:pPr>
-            <w:r>
-              <w:rPr>
-                <w:sz w:val="20"/>
-                <w:szCs w:val="20"/>
-              </w:rPr>
-              <w:t>Yes</w:t>
-            </w:r>
-          </w:p>
-        </w:tc>
-        <w:tc>
-          <w:tcPr>
-            <w:tcW w:w="1300" w:type="dxa"/>
-          </w:tcPr>
-          <w:p>
-            <w:pPr>
-              <w:spacing w:line="276" w:lineRule="auto"/>
-            </w:pPr>
-            <w:r>
-              <w:rPr>
-                <w:sz w:val="20"/>
-                <w:szCs w:val="20"/>
-              </w:rPr>
-              <w:t>Yes</w:t>
+              <w:t>MERN-stack system, modular design</w:t>
+            </w:r>
+          </w:p>
+        </w:tc>
+        <w:tc>
+          <w:tcPr>
+            <w:tcW w:w="2300" w:type="dxa"/>
+          </w:tcPr>
+          <w:p>
+            <w:pPr>
+              <w:spacing w:line="276" w:lineRule="auto"/>
+            </w:pPr>
+            <w:proofErr w:type="spellStart"/>
+            <w:r>
+              <w:rPr>
+                <w:sz w:val="20"/>
+                <w:szCs w:val="20"/>
+              </w:rPr>
+              <w:t>Centralised</w:t>
+            </w:r>
+            <w:proofErr w:type="spellEnd"/>
+            <w:r>
+              <w:rPr>
+                <w:sz w:val="20"/>
+                <w:szCs w:val="20"/>
+              </w:rPr>
+              <w:t xml:space="preserve"> booking, approval dashboard, status tracking</w:t>
+            </w:r>
+          </w:p>
+        </w:tc>
+        <w:tc>
+          <w:tcPr>
+            <w:tcW w:w="2300" w:type="dxa"/>
+          </w:tcPr>
+          <w:p>
+            <w:pPr>
+              <w:spacing w:line="276" w:lineRule="auto"/>
+            </w:pPr>
+            <w:r>
+              <w:rPr>
+                <w:sz w:val="20"/>
+                <w:szCs w:val="20"/>
+              </w:rPr>
+              <w:t>Uniform policy, no AI, no notifications or analytics</w:t>
             </w:r>
           </w:p>
         </w:tc>
       </w:tr>
       <w:tr>
-        <w:tblPrEx>
-          <w:tblCellMar>
-            <w:top w:w="0" w:type="dxa"/>
-            <w:bottom w:w="0" w:type="dxa"/>
-          </w:tblCellMar>
-        </w:tblPrEx>
+        <w:tc>
+          <w:tcPr>
+            <w:tcW w:w="500" w:type="dxa"/>
+          </w:tcPr>
+          <w:p>
+            <w:pPr>
+              <w:spacing w:line="276" w:lineRule="auto"/>
+            </w:pPr>
+            <w:r>
+              <w:rPr>
+                <w:sz w:val="20"/>
+                <w:szCs w:val="20"/>
+              </w:rPr>
+              <w:t>2</w:t>
+            </w:r>
+          </w:p>
+        </w:tc>
+        <w:tc>
+          <w:tcPr>
+            <w:tcW w:w="650" w:type="dxa"/>
+          </w:tcPr>
+          <w:p>
+            <w:pPr>
+              <w:spacing w:line="276" w:lineRule="auto"/>
+            </w:pPr>
+            <w:r>
+              <w:rPr>
+                <w:sz w:val="20"/>
+                <w:szCs w:val="20"/>
+              </w:rPr>
+              <w:t>2026</w:t>
+            </w:r>
+          </w:p>
+        </w:tc>
+        <w:tc>
+          <w:tcPr>
+            <w:tcW w:w="1650" w:type="dxa"/>
+          </w:tcPr>
+          <w:p>
+            <w:pPr>
+              <w:spacing w:line="276" w:lineRule="auto"/>
+            </w:pPr>
+            <w:r>
+              <w:rPr>
+                <w:sz w:val="20"/>
+                <w:szCs w:val="20"/>
+              </w:rPr>
+              <w:t>Antony et al.</w:t>
+            </w:r>
+          </w:p>
+        </w:tc>
         <w:tc>
           <w:tcPr>
             <w:tcW w:w="2200" w:type="dxa"/>
@@ -4285,120 +5136,113 @@
                 <w:sz w:val="20"/>
                 <w:szCs w:val="20"/>
               </w:rPr>
-              <w:t>Conflict / double-booking prevention</w:t>
-            </w:r>
-          </w:p>
-        </w:tc>
-        <w:tc>
-          <w:tcPr>
-            <w:tcW w:w="1250" w:type="dxa"/>
-          </w:tcPr>
-          <w:p>
-            <w:pPr>
-              <w:spacing w:line="276" w:lineRule="auto"/>
-            </w:pPr>
-            <w:r>
-              <w:rPr>
-                <w:sz w:val="20"/>
-                <w:szCs w:val="20"/>
-              </w:rPr>
-              <w:t>Yes</w:t>
-            </w:r>
-          </w:p>
-        </w:tc>
-        <w:tc>
-          <w:tcPr>
-            <w:tcW w:w="1250" w:type="dxa"/>
-          </w:tcPr>
-          <w:p>
-            <w:pPr>
-              <w:spacing w:line="276" w:lineRule="auto"/>
-            </w:pPr>
-            <w:r>
-              <w:rPr>
-                <w:sz w:val="20"/>
-                <w:szCs w:val="20"/>
-              </w:rPr>
-              <w:t>Yes</w:t>
-            </w:r>
-          </w:p>
-        </w:tc>
-        <w:tc>
-          <w:tcPr>
-            <w:tcW w:w="1400" w:type="dxa"/>
-          </w:tcPr>
-          <w:p>
-            <w:pPr>
-              <w:spacing w:line="276" w:lineRule="auto"/>
-            </w:pPr>
-            <w:r>
-              <w:rPr>
-                <w:sz w:val="20"/>
-                <w:szCs w:val="20"/>
-              </w:rPr>
-              <w:t>Yes</w:t>
-            </w:r>
-          </w:p>
-        </w:tc>
-        <w:tc>
-          <w:tcPr>
-            <w:tcW w:w="1100" w:type="dxa"/>
-          </w:tcPr>
-          <w:p>
-            <w:pPr>
-              <w:spacing w:line="276" w:lineRule="auto"/>
-            </w:pPr>
-            <w:r>
-              <w:rPr>
-                <w:sz w:val="20"/>
-                <w:szCs w:val="20"/>
-              </w:rPr>
-              <w:t>Yes</w:t>
-            </w:r>
-          </w:p>
-        </w:tc>
-        <w:tc>
-          <w:tcPr>
-            <w:tcW w:w="1100" w:type="dxa"/>
-          </w:tcPr>
-          <w:p>
-            <w:pPr>
-              <w:spacing w:line="276" w:lineRule="auto"/>
-            </w:pPr>
-            <w:r>
-              <w:rPr>
-                <w:sz w:val="20"/>
-                <w:szCs w:val="20"/>
-              </w:rPr>
-              <w:t>Yes</w:t>
-            </w:r>
-          </w:p>
-        </w:tc>
-        <w:tc>
-          <w:tcPr>
-            <w:tcW w:w="1300" w:type="dxa"/>
-          </w:tcPr>
-          <w:p>
-            <w:pPr>
-              <w:spacing w:line="276" w:lineRule="auto"/>
-            </w:pPr>
-            <w:r>
-              <w:rPr>
-                <w:sz w:val="20"/>
-                <w:szCs w:val="20"/>
-              </w:rPr>
-              <w:t>Yes</w:t>
+              <w:t>Node.js platform with RBAC and calendar view</w:t>
+            </w:r>
+          </w:p>
+        </w:tc>
+        <w:tc>
+          <w:tcPr>
+            <w:tcW w:w="2300" w:type="dxa"/>
+          </w:tcPr>
+          <w:p>
+            <w:pPr>
+              <w:spacing w:line="276" w:lineRule="auto"/>
+            </w:pPr>
+            <w:r>
+              <w:rPr>
+                <w:sz w:val="20"/>
+                <w:szCs w:val="20"/>
+              </w:rPr>
+              <w:t xml:space="preserve">Conflict reduction, </w:t>
+            </w:r>
+            <w:proofErr w:type="spellStart"/>
+            <w:r>
+              <w:rPr>
+                <w:sz w:val="20"/>
+                <w:szCs w:val="20"/>
+              </w:rPr>
+              <w:t>utilisation</w:t>
+            </w:r>
+            <w:proofErr w:type="spellEnd"/>
+            <w:r>
+              <w:rPr>
+                <w:sz w:val="20"/>
+                <w:szCs w:val="20"/>
+              </w:rPr>
+              <w:t xml:space="preserve"> reports, security measures</w:t>
+            </w:r>
+          </w:p>
+        </w:tc>
+        <w:tc>
+          <w:tcPr>
+            <w:tcW w:w="2300" w:type="dxa"/>
+          </w:tcPr>
+          <w:p>
+            <w:pPr>
+              <w:spacing w:line="276" w:lineRule="auto"/>
+            </w:pPr>
+            <w:r>
+              <w:rPr>
+                <w:sz w:val="20"/>
+                <w:szCs w:val="20"/>
+              </w:rPr>
+              <w:t>AI prediction explicitly unimplemented, no chatbot</w:t>
             </w:r>
           </w:p>
         </w:tc>
       </w:tr>
       <w:tr>
-        <w:tblPrEx>
-          <w:tblCellMar>
-            <w:top w:w="0" w:type="dxa"/>
-            <w:bottom w:w="0" w:type="dxa"/>
-          </w:tblCellMar>
-        </w:tblPrEx>
+        <w:tc>
+          <w:tcPr>
+            <w:tcW w:w="500" w:type="dxa"/>
+          </w:tcPr>
+          <w:p>
+            <w:pPr>
+              <w:spacing w:line="276" w:lineRule="auto"/>
+            </w:pPr>
+            <w:r>
+              <w:rPr>
+                <w:sz w:val="20"/>
+                <w:szCs w:val="20"/>
+              </w:rPr>
+              <w:t>3</w:t>
+            </w:r>
+          </w:p>
+        </w:tc>
+        <w:tc>
+          <w:tcPr>
+            <w:tcW w:w="650" w:type="dxa"/>
+          </w:tcPr>
+          <w:p>
+            <w:pPr>
+              <w:spacing w:line="276" w:lineRule="auto"/>
+            </w:pPr>
+            <w:r>
+              <w:rPr>
+                <w:sz w:val="20"/>
+                <w:szCs w:val="20"/>
+              </w:rPr>
+              <w:t>2024</w:t>
+            </w:r>
+          </w:p>
+        </w:tc>
+        <w:tc>
+          <w:tcPr>
+            <w:tcW w:w="1650" w:type="dxa"/>
+          </w:tcPr>
+          <w:p>
+            <w:pPr>
+              <w:spacing w:line="276" w:lineRule="auto"/>
+            </w:pPr>
+            <w:r>
+              <w:rPr>
+                <w:sz w:val="20"/>
+                <w:szCs w:val="20"/>
+              </w:rPr>
+              <w:t>Artes et al.</w:t>
+            </w:r>
+          </w:p>
+        </w:tc>
         <w:tc>
           <w:tcPr>
             <w:tcW w:w="2200" w:type="dxa"/>
@@ -4412,120 +5256,97 @@
                 <w:sz w:val="20"/>
                 <w:szCs w:val="20"/>
               </w:rPr>
-              <w:t>Role-based access control</w:t>
-            </w:r>
-          </w:p>
-        </w:tc>
-        <w:tc>
-          <w:tcPr>
-            <w:tcW w:w="1250" w:type="dxa"/>
-          </w:tcPr>
-          <w:p>
-            <w:pPr>
-              <w:spacing w:line="276" w:lineRule="auto"/>
-            </w:pPr>
-            <w:r>
-              <w:rPr>
-                <w:sz w:val="20"/>
-                <w:szCs w:val="20"/>
-              </w:rPr>
-              <w:t>Partial</w:t>
-            </w:r>
-          </w:p>
-        </w:tc>
-        <w:tc>
-          <w:tcPr>
-            <w:tcW w:w="1250" w:type="dxa"/>
-          </w:tcPr>
-          <w:p>
-            <w:pPr>
-              <w:spacing w:line="276" w:lineRule="auto"/>
-            </w:pPr>
-            <w:r>
-              <w:rPr>
-                <w:sz w:val="20"/>
-                <w:szCs w:val="20"/>
-              </w:rPr>
-              <w:t>Yes</w:t>
-            </w:r>
-          </w:p>
-        </w:tc>
-        <w:tc>
-          <w:tcPr>
-            <w:tcW w:w="1400" w:type="dxa"/>
-          </w:tcPr>
-          <w:p>
-            <w:pPr>
-              <w:spacing w:line="276" w:lineRule="auto"/>
-            </w:pPr>
-            <w:r>
-              <w:rPr>
-                <w:sz w:val="20"/>
-                <w:szCs w:val="20"/>
-              </w:rPr>
-              <w:t>Partial</w:t>
-            </w:r>
-          </w:p>
-        </w:tc>
-        <w:tc>
-          <w:tcPr>
-            <w:tcW w:w="1100" w:type="dxa"/>
-          </w:tcPr>
-          <w:p>
-            <w:pPr>
-              <w:spacing w:line="276" w:lineRule="auto"/>
-            </w:pPr>
-            <w:r>
-              <w:rPr>
-                <w:sz w:val="20"/>
-                <w:szCs w:val="20"/>
-              </w:rPr>
-              <w:t>No</w:t>
-            </w:r>
-          </w:p>
-        </w:tc>
-        <w:tc>
-          <w:tcPr>
-            <w:tcW w:w="1100" w:type="dxa"/>
-          </w:tcPr>
-          <w:p>
-            <w:pPr>
-              <w:spacing w:line="276" w:lineRule="auto"/>
-            </w:pPr>
-            <w:r>
-              <w:rPr>
-                <w:sz w:val="20"/>
-                <w:szCs w:val="20"/>
-              </w:rPr>
-              <w:t>No</w:t>
-            </w:r>
-          </w:p>
-        </w:tc>
-        <w:tc>
-          <w:tcPr>
-            <w:tcW w:w="1300" w:type="dxa"/>
-          </w:tcPr>
-          <w:p>
-            <w:pPr>
-              <w:spacing w:line="276" w:lineRule="auto"/>
-            </w:pPr>
-            <w:r>
-              <w:rPr>
-                <w:sz w:val="20"/>
-                <w:szCs w:val="20"/>
-              </w:rPr>
-              <w:t>Yes (3 roles)</w:t>
+              <w:t>Service design with stakeholder analysis</w:t>
+            </w:r>
+          </w:p>
+        </w:tc>
+        <w:tc>
+          <w:tcPr>
+            <w:tcW w:w="2300" w:type="dxa"/>
+          </w:tcPr>
+          <w:p>
+            <w:pPr>
+              <w:spacing w:line="276" w:lineRule="auto"/>
+            </w:pPr>
+            <w:r>
+              <w:rPr>
+                <w:sz w:val="20"/>
+                <w:szCs w:val="20"/>
+              </w:rPr>
+              <w:t>Workflow validated against institutional practice</w:t>
+            </w:r>
+          </w:p>
+        </w:tc>
+        <w:tc>
+          <w:tcPr>
+            <w:tcW w:w="2300" w:type="dxa"/>
+          </w:tcPr>
+          <w:p>
+            <w:pPr>
+              <w:spacing w:line="276" w:lineRule="auto"/>
+            </w:pPr>
+            <w:r>
+              <w:rPr>
+                <w:sz w:val="20"/>
+                <w:szCs w:val="20"/>
+              </w:rPr>
+              <w:t>No intelligent features, single institution</w:t>
             </w:r>
           </w:p>
         </w:tc>
       </w:tr>
       <w:tr>
-        <w:tblPrEx>
-          <w:tblCellMar>
-            <w:top w:w="0" w:type="dxa"/>
-            <w:bottom w:w="0" w:type="dxa"/>
-          </w:tblCellMar>
-        </w:tblPrEx>
+        <w:tc>
+          <w:tcPr>
+            <w:tcW w:w="500" w:type="dxa"/>
+          </w:tcPr>
+          <w:p>
+            <w:pPr>
+              <w:spacing w:line="276" w:lineRule="auto"/>
+            </w:pPr>
+            <w:r>
+              <w:rPr>
+                <w:sz w:val="20"/>
+                <w:szCs w:val="20"/>
+              </w:rPr>
+              <w:t>4</w:t>
+            </w:r>
+          </w:p>
+        </w:tc>
+        <w:tc>
+          <w:tcPr>
+            <w:tcW w:w="650" w:type="dxa"/>
+          </w:tcPr>
+          <w:p>
+            <w:pPr>
+              <w:spacing w:line="276" w:lineRule="auto"/>
+            </w:pPr>
+            <w:r>
+              <w:rPr>
+                <w:sz w:val="20"/>
+                <w:szCs w:val="20"/>
+              </w:rPr>
+              <w:t>2022</w:t>
+            </w:r>
+          </w:p>
+        </w:tc>
+        <w:tc>
+          <w:tcPr>
+            <w:tcW w:w="1650" w:type="dxa"/>
+          </w:tcPr>
+          <w:p>
+            <w:pPr>
+              <w:spacing w:line="276" w:lineRule="auto"/>
+            </w:pPr>
+            <w:r>
+              <w:rPr>
+                <w:sz w:val="20"/>
+                <w:szCs w:val="20"/>
+              </w:rPr>
+              <w:t>Hwang, Jung &amp; Lee</w:t>
+            </w:r>
+          </w:p>
+        </w:tc>
         <w:tc>
           <w:tcPr>
             <w:tcW w:w="2200" w:type="dxa"/>
@@ -4539,120 +5360,97 @@
                 <w:sz w:val="20"/>
                 <w:szCs w:val="20"/>
               </w:rPr>
-              <w:t>Per-facility configurable rules</w:t>
-            </w:r>
-          </w:p>
-        </w:tc>
-        <w:tc>
-          <w:tcPr>
-            <w:tcW w:w="1250" w:type="dxa"/>
-          </w:tcPr>
-          <w:p>
-            <w:pPr>
-              <w:spacing w:line="276" w:lineRule="auto"/>
-            </w:pPr>
-            <w:r>
-              <w:rPr>
-                <w:sz w:val="20"/>
-                <w:szCs w:val="20"/>
-              </w:rPr>
-              <w:t>No</w:t>
-            </w:r>
-          </w:p>
-        </w:tc>
-        <w:tc>
-          <w:tcPr>
-            <w:tcW w:w="1250" w:type="dxa"/>
-          </w:tcPr>
-          <w:p>
-            <w:pPr>
-              <w:spacing w:line="276" w:lineRule="auto"/>
-            </w:pPr>
-            <w:r>
-              <w:rPr>
-                <w:sz w:val="20"/>
-                <w:szCs w:val="20"/>
-              </w:rPr>
-              <w:t>No</w:t>
-            </w:r>
-          </w:p>
-        </w:tc>
-        <w:tc>
-          <w:tcPr>
-            <w:tcW w:w="1400" w:type="dxa"/>
-          </w:tcPr>
-          <w:p>
-            <w:pPr>
-              <w:spacing w:line="276" w:lineRule="auto"/>
-            </w:pPr>
-            <w:r>
-              <w:rPr>
-                <w:sz w:val="20"/>
-                <w:szCs w:val="20"/>
-              </w:rPr>
-              <w:t>No</w:t>
-            </w:r>
-          </w:p>
-        </w:tc>
-        <w:tc>
-          <w:tcPr>
-            <w:tcW w:w="1100" w:type="dxa"/>
-          </w:tcPr>
-          <w:p>
-            <w:pPr>
-              <w:spacing w:line="276" w:lineRule="auto"/>
-            </w:pPr>
-            <w:r>
-              <w:rPr>
-                <w:sz w:val="20"/>
-                <w:szCs w:val="20"/>
-              </w:rPr>
-              <w:t>No</w:t>
-            </w:r>
-          </w:p>
-        </w:tc>
-        <w:tc>
-          <w:tcPr>
-            <w:tcW w:w="1100" w:type="dxa"/>
-          </w:tcPr>
-          <w:p>
-            <w:pPr>
-              <w:spacing w:line="276" w:lineRule="auto"/>
-            </w:pPr>
-            <w:r>
-              <w:rPr>
-                <w:sz w:val="20"/>
-                <w:szCs w:val="20"/>
-              </w:rPr>
-              <w:t>No</w:t>
-            </w:r>
-          </w:p>
-        </w:tc>
-        <w:tc>
-          <w:tcPr>
-            <w:tcW w:w="1300" w:type="dxa"/>
-          </w:tcPr>
-          <w:p>
-            <w:pPr>
-              <w:spacing w:line="276" w:lineRule="auto"/>
-            </w:pPr>
-            <w:r>
-              <w:rPr>
-                <w:sz w:val="20"/>
-                <w:szCs w:val="20"/>
-              </w:rPr>
-              <w:t>Yes</w:t>
+              <w:t>Database schema design with integrity constraints</w:t>
+            </w:r>
+          </w:p>
+        </w:tc>
+        <w:tc>
+          <w:tcPr>
+            <w:tcW w:w="2300" w:type="dxa"/>
+          </w:tcPr>
+          <w:p>
+            <w:pPr>
+              <w:spacing w:line="276" w:lineRule="auto"/>
+            </w:pPr>
+            <w:r>
+              <w:rPr>
+                <w:sz w:val="20"/>
+                <w:szCs w:val="20"/>
+              </w:rPr>
+              <w:t>Overlapping bookings structurally impossible</w:t>
+            </w:r>
+          </w:p>
+        </w:tc>
+        <w:tc>
+          <w:tcPr>
+            <w:tcW w:w="2300" w:type="dxa"/>
+          </w:tcPr>
+          <w:p>
+            <w:pPr>
+              <w:spacing w:line="276" w:lineRule="auto"/>
+            </w:pPr>
+            <w:r>
+              <w:rPr>
+                <w:sz w:val="20"/>
+                <w:szCs w:val="20"/>
+              </w:rPr>
+              <w:t>Data layer only, no interface or policy flexibility</w:t>
             </w:r>
           </w:p>
         </w:tc>
       </w:tr>
       <w:tr>
-        <w:tblPrEx>
-          <w:tblCellMar>
-            <w:top w:w="0" w:type="dxa"/>
-            <w:bottom w:w="0" w:type="dxa"/>
-          </w:tblCellMar>
-        </w:tblPrEx>
+        <w:tc>
+          <w:tcPr>
+            <w:tcW w:w="500" w:type="dxa"/>
+          </w:tcPr>
+          <w:p>
+            <w:pPr>
+              <w:spacing w:line="276" w:lineRule="auto"/>
+            </w:pPr>
+            <w:r>
+              <w:rPr>
+                <w:sz w:val="20"/>
+                <w:szCs w:val="20"/>
+              </w:rPr>
+              <w:t>5</w:t>
+            </w:r>
+          </w:p>
+        </w:tc>
+        <w:tc>
+          <w:tcPr>
+            <w:tcW w:w="650" w:type="dxa"/>
+          </w:tcPr>
+          <w:p>
+            <w:pPr>
+              <w:spacing w:line="276" w:lineRule="auto"/>
+            </w:pPr>
+            <w:r>
+              <w:rPr>
+                <w:sz w:val="20"/>
+                <w:szCs w:val="20"/>
+              </w:rPr>
+              <w:t>2022</w:t>
+            </w:r>
+          </w:p>
+        </w:tc>
+        <w:tc>
+          <w:tcPr>
+            <w:tcW w:w="1650" w:type="dxa"/>
+          </w:tcPr>
+          <w:p>
+            <w:pPr>
+              <w:spacing w:line="276" w:lineRule="auto"/>
+            </w:pPr>
+            <w:r>
+              <w:rPr>
+                <w:sz w:val="20"/>
+                <w:szCs w:val="20"/>
+              </w:rPr>
+              <w:t>Lalitha et al.</w:t>
+            </w:r>
+          </w:p>
+        </w:tc>
         <w:tc>
           <w:tcPr>
             <w:tcW w:w="2200" w:type="dxa"/>
@@ -4666,120 +5464,113 @@
                 <w:sz w:val="20"/>
                 <w:szCs w:val="20"/>
               </w:rPr>
-              <w:t>AI slot recommendations</w:t>
-            </w:r>
-          </w:p>
-        </w:tc>
-        <w:tc>
-          <w:tcPr>
-            <w:tcW w:w="1250" w:type="dxa"/>
-          </w:tcPr>
-          <w:p>
-            <w:pPr>
-              <w:spacing w:line="276" w:lineRule="auto"/>
-            </w:pPr>
-            <w:r>
-              <w:rPr>
-                <w:sz w:val="20"/>
-                <w:szCs w:val="20"/>
-              </w:rPr>
-              <w:t>No</w:t>
-            </w:r>
-          </w:p>
-        </w:tc>
-        <w:tc>
-          <w:tcPr>
-            <w:tcW w:w="1250" w:type="dxa"/>
-          </w:tcPr>
-          <w:p>
-            <w:pPr>
-              <w:spacing w:line="276" w:lineRule="auto"/>
-            </w:pPr>
-            <w:r>
-              <w:rPr>
-                <w:sz w:val="20"/>
-                <w:szCs w:val="20"/>
-              </w:rPr>
-              <w:t>No</w:t>
-            </w:r>
-          </w:p>
-        </w:tc>
-        <w:tc>
-          <w:tcPr>
-            <w:tcW w:w="1400" w:type="dxa"/>
-          </w:tcPr>
-          <w:p>
-            <w:pPr>
-              <w:spacing w:line="276" w:lineRule="auto"/>
-            </w:pPr>
-            <w:r>
-              <w:rPr>
-                <w:sz w:val="20"/>
-                <w:szCs w:val="20"/>
-              </w:rPr>
-              <w:t>No</w:t>
-            </w:r>
-          </w:p>
-        </w:tc>
-        <w:tc>
-          <w:tcPr>
-            <w:tcW w:w="1100" w:type="dxa"/>
-          </w:tcPr>
-          <w:p>
-            <w:pPr>
-              <w:spacing w:line="276" w:lineRule="auto"/>
-            </w:pPr>
-            <w:r>
-              <w:rPr>
-                <w:sz w:val="20"/>
-                <w:szCs w:val="20"/>
-              </w:rPr>
-              <w:t>No</w:t>
-            </w:r>
-          </w:p>
-        </w:tc>
-        <w:tc>
-          <w:tcPr>
-            <w:tcW w:w="1100" w:type="dxa"/>
-          </w:tcPr>
-          <w:p>
-            <w:pPr>
-              <w:spacing w:line="276" w:lineRule="auto"/>
-            </w:pPr>
-            <w:r>
-              <w:rPr>
-                <w:sz w:val="20"/>
-                <w:szCs w:val="20"/>
-              </w:rPr>
-              <w:t>No</w:t>
-            </w:r>
-          </w:p>
-        </w:tc>
-        <w:tc>
-          <w:tcPr>
-            <w:tcW w:w="1300" w:type="dxa"/>
-          </w:tcPr>
-          <w:p>
-            <w:pPr>
-              <w:spacing w:line="276" w:lineRule="auto"/>
-            </w:pPr>
-            <w:r>
-              <w:rPr>
-                <w:sz w:val="20"/>
-                <w:szCs w:val="20"/>
-              </w:rPr>
-              <w:t>Yes</w:t>
+              <w:t>Web system with duplicate detection</w:t>
+            </w:r>
+          </w:p>
+        </w:tc>
+        <w:tc>
+          <w:tcPr>
+            <w:tcW w:w="2300" w:type="dxa"/>
+          </w:tcPr>
+          <w:p>
+            <w:pPr>
+              <w:spacing w:line="276" w:lineRule="auto"/>
+            </w:pPr>
+            <w:r>
+              <w:rPr>
+                <w:sz w:val="20"/>
+                <w:szCs w:val="20"/>
+              </w:rPr>
+              <w:t xml:space="preserve">Digital </w:t>
+            </w:r>
+            <w:proofErr w:type="gramStart"/>
+            <w:r>
+              <w:rPr>
+                <w:sz w:val="20"/>
+                <w:szCs w:val="20"/>
+              </w:rPr>
+              <w:t>event-hall</w:t>
+            </w:r>
+            <w:proofErr w:type="gramEnd"/>
+            <w:r>
+              <w:rPr>
+                <w:sz w:val="20"/>
+                <w:szCs w:val="20"/>
+              </w:rPr>
+              <w:t xml:space="preserve"> booking with full record</w:t>
+            </w:r>
+          </w:p>
+        </w:tc>
+        <w:tc>
+          <w:tcPr>
+            <w:tcW w:w="2300" w:type="dxa"/>
+          </w:tcPr>
+          <w:p>
+            <w:pPr>
+              <w:spacing w:line="276" w:lineRule="auto"/>
+            </w:pPr>
+            <w:r>
+              <w:rPr>
+                <w:sz w:val="20"/>
+                <w:szCs w:val="20"/>
+              </w:rPr>
+              <w:t>Single facility type, one fixed rule set</w:t>
             </w:r>
           </w:p>
         </w:tc>
       </w:tr>
       <w:tr>
-        <w:tblPrEx>
-          <w:tblCellMar>
-            <w:top w:w="0" w:type="dxa"/>
-            <w:bottom w:w="0" w:type="dxa"/>
-          </w:tblCellMar>
-        </w:tblPrEx>
+        <w:tc>
+          <w:tcPr>
+            <w:tcW w:w="500" w:type="dxa"/>
+          </w:tcPr>
+          <w:p>
+            <w:pPr>
+              <w:spacing w:line="276" w:lineRule="auto"/>
+            </w:pPr>
+            <w:r>
+              <w:rPr>
+                <w:sz w:val="20"/>
+                <w:szCs w:val="20"/>
+              </w:rPr>
+              <w:t>6</w:t>
+            </w:r>
+          </w:p>
+        </w:tc>
+        <w:tc>
+          <w:tcPr>
+            <w:tcW w:w="650" w:type="dxa"/>
+          </w:tcPr>
+          <w:p>
+            <w:pPr>
+              <w:spacing w:line="276" w:lineRule="auto"/>
+            </w:pPr>
+            <w:r>
+              <w:rPr>
+                <w:sz w:val="20"/>
+                <w:szCs w:val="20"/>
+              </w:rPr>
+              <w:t>2022</w:t>
+            </w:r>
+          </w:p>
+        </w:tc>
+        <w:tc>
+          <w:tcPr>
+            <w:tcW w:w="1650" w:type="dxa"/>
+          </w:tcPr>
+          <w:p>
+            <w:pPr>
+              <w:spacing w:line="276" w:lineRule="auto"/>
+            </w:pPr>
+            <w:r>
+              <w:rPr>
+                <w:sz w:val="20"/>
+                <w:szCs w:val="20"/>
+              </w:rPr>
+              <w:t>Roy &amp; Dutta</w:t>
+            </w:r>
+          </w:p>
+        </w:tc>
         <w:tc>
           <w:tcPr>
             <w:tcW w:w="2200" w:type="dxa"/>
@@ -4793,120 +5584,97 @@
                 <w:sz w:val="20"/>
                 <w:szCs w:val="20"/>
               </w:rPr>
-              <w:t>Chatbot for queries</w:t>
-            </w:r>
-          </w:p>
-        </w:tc>
-        <w:tc>
-          <w:tcPr>
-            <w:tcW w:w="1250" w:type="dxa"/>
-          </w:tcPr>
-          <w:p>
-            <w:pPr>
-              <w:spacing w:line="276" w:lineRule="auto"/>
-            </w:pPr>
-            <w:r>
-              <w:rPr>
-                <w:sz w:val="20"/>
-                <w:szCs w:val="20"/>
-              </w:rPr>
-              <w:t>No</w:t>
-            </w:r>
-          </w:p>
-        </w:tc>
-        <w:tc>
-          <w:tcPr>
-            <w:tcW w:w="1250" w:type="dxa"/>
-          </w:tcPr>
-          <w:p>
-            <w:pPr>
-              <w:spacing w:line="276" w:lineRule="auto"/>
-            </w:pPr>
-            <w:r>
-              <w:rPr>
-                <w:sz w:val="20"/>
-                <w:szCs w:val="20"/>
-              </w:rPr>
-              <w:t>No</w:t>
-            </w:r>
-          </w:p>
-        </w:tc>
-        <w:tc>
-          <w:tcPr>
-            <w:tcW w:w="1400" w:type="dxa"/>
-          </w:tcPr>
-          <w:p>
-            <w:pPr>
-              <w:spacing w:line="276" w:lineRule="auto"/>
-            </w:pPr>
-            <w:r>
-              <w:rPr>
-                <w:sz w:val="20"/>
-                <w:szCs w:val="20"/>
-              </w:rPr>
-              <w:t>No</w:t>
-            </w:r>
-          </w:p>
-        </w:tc>
-        <w:tc>
-          <w:tcPr>
-            <w:tcW w:w="1100" w:type="dxa"/>
-          </w:tcPr>
-          <w:p>
-            <w:pPr>
-              <w:spacing w:line="276" w:lineRule="auto"/>
-            </w:pPr>
-            <w:r>
-              <w:rPr>
-                <w:sz w:val="20"/>
-                <w:szCs w:val="20"/>
-              </w:rPr>
-              <w:t>No</w:t>
-            </w:r>
-          </w:p>
-        </w:tc>
-        <w:tc>
-          <w:tcPr>
-            <w:tcW w:w="1100" w:type="dxa"/>
-          </w:tcPr>
-          <w:p>
-            <w:pPr>
-              <w:spacing w:line="276" w:lineRule="auto"/>
-            </w:pPr>
-            <w:r>
-              <w:rPr>
-                <w:sz w:val="20"/>
-                <w:szCs w:val="20"/>
-              </w:rPr>
-              <w:t>No</w:t>
-            </w:r>
-          </w:p>
-        </w:tc>
-        <w:tc>
-          <w:tcPr>
-            <w:tcW w:w="1300" w:type="dxa"/>
-          </w:tcPr>
-          <w:p>
-            <w:pPr>
-              <w:spacing w:line="276" w:lineRule="auto"/>
-            </w:pPr>
-            <w:r>
-              <w:rPr>
-                <w:sz w:val="20"/>
-                <w:szCs w:val="20"/>
-              </w:rPr>
-              <w:t>Yes</w:t>
+              <w:t>Systematic review of recommender systems</w:t>
+            </w:r>
+          </w:p>
+        </w:tc>
+        <w:tc>
+          <w:tcPr>
+            <w:tcW w:w="2300" w:type="dxa"/>
+          </w:tcPr>
+          <w:p>
+            <w:pPr>
+              <w:spacing w:line="276" w:lineRule="auto"/>
+            </w:pPr>
+            <w:r>
+              <w:rPr>
+                <w:sz w:val="20"/>
+                <w:szCs w:val="20"/>
+              </w:rPr>
+              <w:t>Taxonomy of approaches and their limitations</w:t>
+            </w:r>
+          </w:p>
+        </w:tc>
+        <w:tc>
+          <w:tcPr>
+            <w:tcW w:w="2300" w:type="dxa"/>
+          </w:tcPr>
+          <w:p>
+            <w:pPr>
+              <w:spacing w:line="276" w:lineRule="auto"/>
+            </w:pPr>
+            <w:r>
+              <w:rPr>
+                <w:sz w:val="20"/>
+                <w:szCs w:val="20"/>
+              </w:rPr>
+              <w:t>Domain-general; cold start and sparsity unsuited to small catalogues</w:t>
             </w:r>
           </w:p>
         </w:tc>
       </w:tr>
       <w:tr>
-        <w:tblPrEx>
-          <w:tblCellMar>
-            <w:top w:w="0" w:type="dxa"/>
-            <w:bottom w:w="0" w:type="dxa"/>
-          </w:tblCellMar>
-        </w:tblPrEx>
+        <w:tc>
+          <w:tcPr>
+            <w:tcW w:w="500" w:type="dxa"/>
+          </w:tcPr>
+          <w:p>
+            <w:pPr>
+              <w:spacing w:line="276" w:lineRule="auto"/>
+            </w:pPr>
+            <w:r>
+              <w:rPr>
+                <w:sz w:val="20"/>
+                <w:szCs w:val="20"/>
+              </w:rPr>
+              <w:t>7</w:t>
+            </w:r>
+          </w:p>
+        </w:tc>
+        <w:tc>
+          <w:tcPr>
+            <w:tcW w:w="650" w:type="dxa"/>
+          </w:tcPr>
+          <w:p>
+            <w:pPr>
+              <w:spacing w:line="276" w:lineRule="auto"/>
+            </w:pPr>
+            <w:r>
+              <w:rPr>
+                <w:sz w:val="20"/>
+                <w:szCs w:val="20"/>
+              </w:rPr>
+              <w:t>2024</w:t>
+            </w:r>
+          </w:p>
+        </w:tc>
+        <w:tc>
+          <w:tcPr>
+            <w:tcW w:w="1650" w:type="dxa"/>
+          </w:tcPr>
+          <w:p>
+            <w:pPr>
+              <w:spacing w:line="276" w:lineRule="auto"/>
+            </w:pPr>
+            <w:r>
+              <w:rPr>
+                <w:sz w:val="20"/>
+                <w:szCs w:val="20"/>
+              </w:rPr>
+              <w:t>Valencia-Arias et al.</w:t>
+            </w:r>
+          </w:p>
+        </w:tc>
         <w:tc>
           <w:tcPr>
             <w:tcW w:w="2200" w:type="dxa"/>
@@ -4920,120 +5688,106 @@
                 <w:sz w:val="20"/>
                 <w:szCs w:val="20"/>
               </w:rPr>
-              <w:t>Usage analytics</w:t>
-            </w:r>
-          </w:p>
-        </w:tc>
-        <w:tc>
-          <w:tcPr>
-            <w:tcW w:w="1250" w:type="dxa"/>
-          </w:tcPr>
-          <w:p>
-            <w:pPr>
-              <w:spacing w:line="276" w:lineRule="auto"/>
-            </w:pPr>
-            <w:r>
-              <w:rPr>
-                <w:sz w:val="20"/>
-                <w:szCs w:val="20"/>
-              </w:rPr>
-              <w:t>No</w:t>
-            </w:r>
-          </w:p>
-        </w:tc>
-        <w:tc>
-          <w:tcPr>
-            <w:tcW w:w="1250" w:type="dxa"/>
-          </w:tcPr>
-          <w:p>
-            <w:pPr>
-              <w:spacing w:line="276" w:lineRule="auto"/>
-            </w:pPr>
-            <w:r>
-              <w:rPr>
-                <w:sz w:val="20"/>
-                <w:szCs w:val="20"/>
-              </w:rPr>
-              <w:t>Yes</w:t>
-            </w:r>
-          </w:p>
-        </w:tc>
-        <w:tc>
-          <w:tcPr>
-            <w:tcW w:w="1400" w:type="dxa"/>
-          </w:tcPr>
-          <w:p>
-            <w:pPr>
-              <w:spacing w:line="276" w:lineRule="auto"/>
-            </w:pPr>
-            <w:r>
-              <w:rPr>
-                <w:sz w:val="20"/>
-                <w:szCs w:val="20"/>
-              </w:rPr>
-              <w:t>No</w:t>
-            </w:r>
-          </w:p>
-        </w:tc>
-        <w:tc>
-          <w:tcPr>
-            <w:tcW w:w="1100" w:type="dxa"/>
-          </w:tcPr>
-          <w:p>
-            <w:pPr>
-              <w:spacing w:line="276" w:lineRule="auto"/>
-            </w:pPr>
-            <w:r>
-              <w:rPr>
-                <w:sz w:val="20"/>
-                <w:szCs w:val="20"/>
-              </w:rPr>
-              <w:t>No</w:t>
-            </w:r>
-          </w:p>
-        </w:tc>
-        <w:tc>
-          <w:tcPr>
-            <w:tcW w:w="1100" w:type="dxa"/>
-          </w:tcPr>
-          <w:p>
-            <w:pPr>
-              <w:spacing w:line="276" w:lineRule="auto"/>
-            </w:pPr>
-            <w:r>
-              <w:rPr>
-                <w:sz w:val="20"/>
-                <w:szCs w:val="20"/>
-              </w:rPr>
-              <w:t>No</w:t>
-            </w:r>
-          </w:p>
-        </w:tc>
-        <w:tc>
-          <w:tcPr>
-            <w:tcW w:w="1300" w:type="dxa"/>
-          </w:tcPr>
-          <w:p>
-            <w:pPr>
-              <w:spacing w:line="276" w:lineRule="auto"/>
-            </w:pPr>
-            <w:r>
-              <w:rPr>
-                <w:sz w:val="20"/>
-                <w:szCs w:val="20"/>
-              </w:rPr>
-              <w:t>Yes (extension)</w:t>
+              <w:t>PRISMA bibliometric analysis</w:t>
+            </w:r>
+          </w:p>
+        </w:tc>
+        <w:tc>
+          <w:tcPr>
+            <w:tcW w:w="2300" w:type="dxa"/>
+          </w:tcPr>
+          <w:p>
+            <w:pPr>
+              <w:spacing w:line="276" w:lineRule="auto"/>
+            </w:pPr>
+            <w:r>
+              <w:rPr>
+                <w:sz w:val="20"/>
+                <w:szCs w:val="20"/>
+              </w:rPr>
+              <w:t>Trend towards context-aware, explainable recommendation</w:t>
+            </w:r>
+          </w:p>
+        </w:tc>
+        <w:tc>
+          <w:tcPr>
+            <w:tcW w:w="2300" w:type="dxa"/>
+          </w:tcPr>
+          <w:p>
+            <w:pPr>
+              <w:spacing w:line="276" w:lineRule="auto"/>
+            </w:pPr>
+            <w:r>
+              <w:rPr>
+                <w:sz w:val="20"/>
+                <w:szCs w:val="20"/>
+              </w:rPr>
+              <w:t>Confined to e-commerce, not constrained booking domains</w:t>
             </w:r>
           </w:p>
         </w:tc>
       </w:tr>
       <w:tr>
-        <w:tblPrEx>
-          <w:tblCellMar>
-            <w:top w:w="0" w:type="dxa"/>
-            <w:bottom w:w="0" w:type="dxa"/>
-          </w:tblCellMar>
-        </w:tblPrEx>
+        <w:tc>
+          <w:tcPr>
+            <w:tcW w:w="500" w:type="dxa"/>
+          </w:tcPr>
+          <w:p>
+            <w:pPr>
+              <w:spacing w:line="276" w:lineRule="auto"/>
+            </w:pPr>
+            <w:r>
+              <w:rPr>
+                <w:sz w:val="20"/>
+                <w:szCs w:val="20"/>
+              </w:rPr>
+              <w:t>8</w:t>
+            </w:r>
+          </w:p>
+        </w:tc>
+        <w:tc>
+          <w:tcPr>
+            <w:tcW w:w="650" w:type="dxa"/>
+          </w:tcPr>
+          <w:p>
+            <w:pPr>
+              <w:spacing w:line="276" w:lineRule="auto"/>
+            </w:pPr>
+            <w:r>
+              <w:rPr>
+                <w:sz w:val="20"/>
+                <w:szCs w:val="20"/>
+              </w:rPr>
+              <w:t>2021</w:t>
+            </w:r>
+          </w:p>
+        </w:tc>
+        <w:tc>
+          <w:tcPr>
+            <w:tcW w:w="1650" w:type="dxa"/>
+          </w:tcPr>
+          <w:p>
+            <w:pPr>
+              <w:spacing w:line="276" w:lineRule="auto"/>
+            </w:pPr>
+            <w:r>
+              <w:rPr>
+                <w:sz w:val="20"/>
+                <w:szCs w:val="20"/>
+              </w:rPr>
+              <w:t>Okonkwo &amp; Ade-</w:t>
+            </w:r>
+            <w:proofErr w:type="spellStart"/>
+            <w:r>
+              <w:rPr>
+                <w:sz w:val="20"/>
+                <w:szCs w:val="20"/>
+              </w:rPr>
+              <w:t>Ibijola</w:t>
+            </w:r>
+            <w:proofErr w:type="spellEnd"/>
+          </w:p>
+        </w:tc>
         <w:tc>
           <w:tcPr>
             <w:tcW w:w="2200" w:type="dxa"/>
@@ -5047,109 +5801,362 @@
                 <w:sz w:val="20"/>
                 <w:szCs w:val="20"/>
               </w:rPr>
-              <w:t>Multiple facility types</w:t>
-            </w:r>
-          </w:p>
-        </w:tc>
-        <w:tc>
-          <w:tcPr>
-            <w:tcW w:w="1250" w:type="dxa"/>
-          </w:tcPr>
-          <w:p>
-            <w:pPr>
-              <w:spacing w:line="276" w:lineRule="auto"/>
-            </w:pPr>
-            <w:r>
-              <w:rPr>
-                <w:sz w:val="20"/>
-                <w:szCs w:val="20"/>
-              </w:rPr>
-              <w:t>Yes</w:t>
-            </w:r>
-          </w:p>
-        </w:tc>
-        <w:tc>
-          <w:tcPr>
-            <w:tcW w:w="1250" w:type="dxa"/>
-          </w:tcPr>
-          <w:p>
-            <w:pPr>
-              <w:spacing w:line="276" w:lineRule="auto"/>
-            </w:pPr>
-            <w:r>
-              <w:rPr>
-                <w:sz w:val="20"/>
-                <w:szCs w:val="20"/>
-              </w:rPr>
-              <w:t>Yes</w:t>
-            </w:r>
-          </w:p>
-        </w:tc>
-        <w:tc>
-          <w:tcPr>
-            <w:tcW w:w="1400" w:type="dxa"/>
-          </w:tcPr>
-          <w:p>
-            <w:pPr>
-              <w:spacing w:line="276" w:lineRule="auto"/>
-            </w:pPr>
-            <w:r>
-              <w:rPr>
-                <w:sz w:val="20"/>
-                <w:szCs w:val="20"/>
-              </w:rPr>
-              <w:t>Rooms only</w:t>
-            </w:r>
-          </w:p>
-        </w:tc>
-        <w:tc>
-          <w:tcPr>
-            <w:tcW w:w="1100" w:type="dxa"/>
-          </w:tcPr>
-          <w:p>
-            <w:pPr>
-              <w:spacing w:line="276" w:lineRule="auto"/>
-            </w:pPr>
-            <w:r>
-              <w:rPr>
-                <w:sz w:val="20"/>
-                <w:szCs w:val="20"/>
-              </w:rPr>
-              <w:t>Yes</w:t>
-            </w:r>
-          </w:p>
-        </w:tc>
-        <w:tc>
-          <w:tcPr>
-            <w:tcW w:w="1100" w:type="dxa"/>
-          </w:tcPr>
-          <w:p>
-            <w:pPr>
-              <w:spacing w:line="276" w:lineRule="auto"/>
-            </w:pPr>
-            <w:r>
-              <w:rPr>
-                <w:sz w:val="20"/>
-                <w:szCs w:val="20"/>
-              </w:rPr>
-              <w:t>Halls only</w:t>
-            </w:r>
-          </w:p>
-        </w:tc>
-        <w:tc>
-          <w:tcPr>
-            <w:tcW w:w="1300" w:type="dxa"/>
-          </w:tcPr>
-          <w:p>
-            <w:pPr>
-              <w:spacing w:line="276" w:lineRule="auto"/>
-            </w:pPr>
-            <w:r>
-              <w:rPr>
-                <w:sz w:val="20"/>
-                <w:szCs w:val="20"/>
-              </w:rPr>
-              <w:t>Yes</w:t>
+              <w:t>Systematic review of educational chatbots</w:t>
+            </w:r>
+          </w:p>
+        </w:tc>
+        <w:tc>
+          <w:tcPr>
+            <w:tcW w:w="2300" w:type="dxa"/>
+          </w:tcPr>
+          <w:p>
+            <w:pPr>
+              <w:spacing w:line="276" w:lineRule="auto"/>
+            </w:pPr>
+            <w:r>
+              <w:rPr>
+                <w:sz w:val="20"/>
+                <w:szCs w:val="20"/>
+              </w:rPr>
+              <w:t>Availability and consistency as principal benefits</w:t>
+            </w:r>
+          </w:p>
+        </w:tc>
+        <w:tc>
+          <w:tcPr>
+            <w:tcW w:w="2300" w:type="dxa"/>
+          </w:tcPr>
+          <w:p>
+            <w:pPr>
+              <w:spacing w:line="276" w:lineRule="auto"/>
+            </w:pPr>
+            <w:r>
+              <w:rPr>
+                <w:sz w:val="20"/>
+                <w:szCs w:val="20"/>
+              </w:rPr>
+              <w:t>Accuracy and out-of-scope handling; predates LLMs</w:t>
+            </w:r>
+          </w:p>
+        </w:tc>
+      </w:tr>
+      <w:tr>
+        <w:tc>
+          <w:tcPr>
+            <w:tcW w:w="500" w:type="dxa"/>
+          </w:tcPr>
+          <w:p>
+            <w:pPr>
+              <w:spacing w:line="276" w:lineRule="auto"/>
+            </w:pPr>
+            <w:r>
+              <w:rPr>
+                <w:sz w:val="20"/>
+                <w:szCs w:val="20"/>
+              </w:rPr>
+              <w:t>9</w:t>
+            </w:r>
+          </w:p>
+        </w:tc>
+        <w:tc>
+          <w:tcPr>
+            <w:tcW w:w="650" w:type="dxa"/>
+          </w:tcPr>
+          <w:p>
+            <w:pPr>
+              <w:spacing w:line="276" w:lineRule="auto"/>
+            </w:pPr>
+            <w:r>
+              <w:rPr>
+                <w:sz w:val="20"/>
+                <w:szCs w:val="20"/>
+              </w:rPr>
+              <w:t>2022</w:t>
+            </w:r>
+          </w:p>
+        </w:tc>
+        <w:tc>
+          <w:tcPr>
+            <w:tcW w:w="1650" w:type="dxa"/>
+          </w:tcPr>
+          <w:p>
+            <w:pPr>
+              <w:spacing w:line="276" w:lineRule="auto"/>
+            </w:pPr>
+            <w:r>
+              <w:rPr>
+                <w:sz w:val="20"/>
+                <w:szCs w:val="20"/>
+              </w:rPr>
+              <w:t>Rahim et al.</w:t>
+            </w:r>
+          </w:p>
+        </w:tc>
+        <w:tc>
+          <w:tcPr>
+            <w:tcW w:w="2200" w:type="dxa"/>
+          </w:tcPr>
+          <w:p>
+            <w:pPr>
+              <w:spacing w:line="276" w:lineRule="auto"/>
+            </w:pPr>
+            <w:r>
+              <w:rPr>
+                <w:sz w:val="20"/>
+                <w:szCs w:val="20"/>
+              </w:rPr>
+              <w:t>PLS-SEM with neural network on survey data</w:t>
+            </w:r>
+          </w:p>
+        </w:tc>
+        <w:tc>
+          <w:tcPr>
+            <w:tcW w:w="2300" w:type="dxa"/>
+          </w:tcPr>
+          <w:p>
+            <w:pPr>
+              <w:spacing w:line="276" w:lineRule="auto"/>
+            </w:pPr>
+            <w:r>
+              <w:rPr>
+                <w:sz w:val="20"/>
+                <w:szCs w:val="20"/>
+              </w:rPr>
+              <w:t>Trust and usefulness determine adoption</w:t>
+            </w:r>
+          </w:p>
+        </w:tc>
+        <w:tc>
+          <w:tcPr>
+            <w:tcW w:w="2300" w:type="dxa"/>
+          </w:tcPr>
+          <w:p>
+            <w:pPr>
+              <w:spacing w:line="276" w:lineRule="auto"/>
+            </w:pPr>
+            <w:r>
+              <w:rPr>
+                <w:sz w:val="20"/>
+                <w:szCs w:val="20"/>
+              </w:rPr>
+              <w:t>Measures intention, not deployed accuracy</w:t>
+            </w:r>
+          </w:p>
+        </w:tc>
+      </w:tr>
+      <w:tr>
+        <w:tc>
+          <w:tcPr>
+            <w:tcW w:w="500" w:type="dxa"/>
+          </w:tcPr>
+          <w:p>
+            <w:pPr>
+              <w:spacing w:line="276" w:lineRule="auto"/>
+            </w:pPr>
+            <w:r>
+              <w:rPr>
+                <w:sz w:val="20"/>
+                <w:szCs w:val="20"/>
+              </w:rPr>
+              <w:t>10</w:t>
+            </w:r>
+          </w:p>
+        </w:tc>
+        <w:tc>
+          <w:tcPr>
+            <w:tcW w:w="650" w:type="dxa"/>
+          </w:tcPr>
+          <w:p>
+            <w:pPr>
+              <w:spacing w:line="276" w:lineRule="auto"/>
+            </w:pPr>
+            <w:r>
+              <w:rPr>
+                <w:sz w:val="20"/>
+                <w:szCs w:val="20"/>
+              </w:rPr>
+              <w:t>2022</w:t>
+            </w:r>
+          </w:p>
+        </w:tc>
+        <w:tc>
+          <w:tcPr>
+            <w:tcW w:w="1650" w:type="dxa"/>
+          </w:tcPr>
+          <w:p>
+            <w:pPr>
+              <w:spacing w:line="276" w:lineRule="auto"/>
+            </w:pPr>
+            <w:r>
+              <w:rPr>
+                <w:sz w:val="20"/>
+                <w:szCs w:val="20"/>
+              </w:rPr>
+              <w:t>Essel et al.</w:t>
+            </w:r>
+          </w:p>
+        </w:tc>
+        <w:tc>
+          <w:tcPr>
+            <w:tcW w:w="2200" w:type="dxa"/>
+          </w:tcPr>
+          <w:p>
+            <w:pPr>
+              <w:spacing w:line="276" w:lineRule="auto"/>
+            </w:pPr>
+            <w:r>
+              <w:rPr>
+                <w:sz w:val="20"/>
+                <w:szCs w:val="20"/>
+              </w:rPr>
+              <w:t>Controlled study against a control group</w:t>
+            </w:r>
+          </w:p>
+        </w:tc>
+        <w:tc>
+          <w:tcPr>
+            <w:tcW w:w="2300" w:type="dxa"/>
+          </w:tcPr>
+          <w:p>
+            <w:pPr>
+              <w:spacing w:line="276" w:lineRule="auto"/>
+            </w:pPr>
+            <w:r>
+              <w:rPr>
+                <w:sz w:val="20"/>
+                <w:szCs w:val="20"/>
+              </w:rPr>
+              <w:t>Measurable improvement in student performance</w:t>
+            </w:r>
+          </w:p>
+        </w:tc>
+        <w:tc>
+          <w:tcPr>
+            <w:tcW w:w="2300" w:type="dxa"/>
+          </w:tcPr>
+          <w:p>
+            <w:pPr>
+              <w:spacing w:line="276" w:lineRule="auto"/>
+            </w:pPr>
+            <w:r>
+              <w:rPr>
+                <w:sz w:val="20"/>
+                <w:szCs w:val="20"/>
+              </w:rPr>
+              <w:t>Teaching context, not administrative services</w:t>
+            </w:r>
+          </w:p>
+        </w:tc>
+      </w:tr>
+      <w:tr>
+        <w:tc>
+          <w:tcPr>
+            <w:tcW w:w="500" w:type="dxa"/>
+          </w:tcPr>
+          <w:p>
+            <w:pPr>
+              <w:spacing w:line="276" w:lineRule="auto"/>
+            </w:pPr>
+            <w:r>
+              <w:rPr>
+                <w:sz w:val="20"/>
+                <w:szCs w:val="20"/>
+              </w:rPr>
+              <w:t>11</w:t>
+            </w:r>
+          </w:p>
+        </w:tc>
+        <w:tc>
+          <w:tcPr>
+            <w:tcW w:w="650" w:type="dxa"/>
+          </w:tcPr>
+          <w:p>
+            <w:pPr>
+              <w:spacing w:line="276" w:lineRule="auto"/>
+            </w:pPr>
+            <w:r>
+              <w:rPr>
+                <w:sz w:val="20"/>
+                <w:szCs w:val="20"/>
+              </w:rPr>
+              <w:t>2023</w:t>
+            </w:r>
+          </w:p>
+        </w:tc>
+        <w:tc>
+          <w:tcPr>
+            <w:tcW w:w="1650" w:type="dxa"/>
+          </w:tcPr>
+          <w:p>
+            <w:pPr>
+              <w:spacing w:line="276" w:lineRule="auto"/>
+            </w:pPr>
+            <w:proofErr w:type="spellStart"/>
+            <w:r>
+              <w:rPr>
+                <w:sz w:val="20"/>
+                <w:szCs w:val="20"/>
+              </w:rPr>
+              <w:t>Dempere</w:t>
+            </w:r>
+            <w:proofErr w:type="spellEnd"/>
+            <w:r>
+              <w:rPr>
+                <w:sz w:val="20"/>
+                <w:szCs w:val="20"/>
+              </w:rPr>
+              <w:t xml:space="preserve"> et al.</w:t>
+            </w:r>
+          </w:p>
+        </w:tc>
+        <w:tc>
+          <w:tcPr>
+            <w:tcW w:w="2200" w:type="dxa"/>
+          </w:tcPr>
+          <w:p>
+            <w:pPr>
+              <w:spacing w:line="276" w:lineRule="auto"/>
+            </w:pPr>
+            <w:r>
+              <w:rPr>
+                <w:sz w:val="20"/>
+                <w:szCs w:val="20"/>
+              </w:rPr>
+              <w:t>Structured review with thematic analysis</w:t>
+            </w:r>
+          </w:p>
+        </w:tc>
+        <w:tc>
+          <w:tcPr>
+            <w:tcW w:w="2300" w:type="dxa"/>
+          </w:tcPr>
+          <w:p>
+            <w:pPr>
+              <w:spacing w:line="276" w:lineRule="auto"/>
+            </w:pPr>
+            <w:r>
+              <w:rPr>
+                <w:sz w:val="20"/>
+                <w:szCs w:val="20"/>
+              </w:rPr>
+              <w:t>Benefits and risks of LLMs for institutions catalogued</w:t>
+            </w:r>
+          </w:p>
+        </w:tc>
+        <w:tc>
+          <w:tcPr>
+            <w:tcW w:w="2300" w:type="dxa"/>
+          </w:tcPr>
+          <w:p>
+            <w:pPr>
+              <w:spacing w:line="276" w:lineRule="auto"/>
+            </w:pPr>
+            <w:r>
+              <w:rPr>
+                <w:sz w:val="20"/>
+                <w:szCs w:val="20"/>
+              </w:rPr>
+              <w:t>No integration guidelines; no system evaluated</w:t>
             </w:r>
           </w:p>
         </w:tc>
@@ -5166,19 +6173,83 @@
         <w:pStyle w:val="Heading2"/>
         <w:spacing w:before="200" w:after="120" w:line="360" w:lineRule="auto"/>
       </w:pPr>
-      <w:bookmarkStart w:id="18" w:name="_Toc235878812"/>
-      <w:r>
-        <w:t>2.6 Research gap</w:t>
-      </w:r>
-      <w:bookmarkEnd w:id="18"/>
-    </w:p>
-    <w:p>
-      <w:pPr>
-        <w:spacing w:after="120" w:line="360" w:lineRule="auto"/>
-        <w:jc w:val="both"/>
-      </w:pPr>
-      <w:r>
-        <w:t>Three gaps emerge from the review. First, no reviewed campus reservation system supports per-facility configurable booking policy, even though real campuses contain facility types with incompatible rules. Second, no reviewed system assists the user when a request fails; recommendation techniques are mature in adjacent domains but have not been applied to campus slot selection. Third, no reviewed system integrates a conversational interface, despite evidence that chatbots measurably improve student service delivery when their answers are accurate and grounded. This project addresses all three within one platform, which is its contribution relative to the reviewed body of work.</w:t>
+      <w:bookmarkStart w:id="17" w:name="_Toc237039202"/>
+      <w:r>
+        <w:t>2.5 Research gap</w:t>
+      </w:r>
+      <w:bookmarkEnd w:id="17"/>
+    </w:p>
+    <w:p>
+      <w:pPr>
+        <w:spacing w:after="120" w:line="360" w:lineRule="auto"/>
+        <w:jc w:val="both"/>
+      </w:pPr>
+      <w:r>
+        <w:t>Reviewing the eleven works together produces three findings that define the gap this project addresses.</w:t>
+      </w:r>
+    </w:p>
+    <w:p>
+      <w:pPr>
+        <w:spacing w:after="120" w:line="360" w:lineRule="auto"/>
+        <w:jc w:val="both"/>
+      </w:pPr>
+      <w:r>
+        <w:t xml:space="preserve">First, none of the five reviewed reservation systems </w:t>
+      </w:r>
+      <w:proofErr w:type="gramStart"/>
+      <w:r>
+        <w:t>supports</w:t>
+      </w:r>
+      <w:proofErr w:type="gramEnd"/>
+      <w:r>
+        <w:t xml:space="preserve"> booking policy that is configurable per facility. Every system applies one set of rules to every space it manages, yet </w:t>
+      </w:r>
+      <w:r>
+        <w:lastRenderedPageBreak/>
+        <w:t>a real campus contains facility types whose requirements are mutually incompatible: a discussion room reasonably permits thirty-minute bookings made the same day, while an event hall requires several days of notice and manager approval. A system that cannot express this difference must either impose the strictest policy on everything or abandon policy enforcement altogether.</w:t>
+      </w:r>
+    </w:p>
+    <w:p>
+      <w:pPr>
+        <w:spacing w:after="120" w:line="360" w:lineRule="auto"/>
+        <w:jc w:val="both"/>
+      </w:pPr>
+      <w:r>
+        <w:t xml:space="preserve">Second, none of the reviewed systems assists a user whose request cannot be satisfied. A </w:t>
+      </w:r>
+      <w:proofErr w:type="gramStart"/>
+      <w:r>
+        <w:t>student</w:t>
+      </w:r>
+      <w:proofErr w:type="gramEnd"/>
+      <w:r>
+        <w:t xml:space="preserve"> </w:t>
+      </w:r>
+      <w:proofErr w:type="gramStart"/>
+      <w:r>
+        <w:t>refused</w:t>
+      </w:r>
+      <w:proofErr w:type="gramEnd"/>
+      <w:r>
+        <w:t xml:space="preserve"> a slot is told only that it is unavailable. The recommender literature reviewed in papers 6 and 7 shows that suggestion techniques are mature, and that explainable suggestions earn user trust, but no reviewed system applies them to campus slot selection.</w:t>
+      </w:r>
+    </w:p>
+    <w:p>
+      <w:pPr>
+        <w:spacing w:after="120" w:line="360" w:lineRule="auto"/>
+        <w:jc w:val="both"/>
+      </w:pPr>
+      <w:r>
+        <w:t>Third, none of the reviewed reservation systems provides a conversational interface, despite the evidence in papers 8 to 11 that chatbots deliver measurable benefit in higher education when their answers are accurate, and that trust in those answers is the decisive factor in whether students continue to use them.</w:t>
+      </w:r>
+    </w:p>
+    <w:p>
+      <w:pPr>
+        <w:spacing w:after="120" w:line="360" w:lineRule="auto"/>
+        <w:jc w:val="both"/>
+      </w:pPr>
+      <w:r>
+        <w:t>This project addresses all three within a single platform. Its contribution relative to the reviewed body of work is therefore the combination of administrator-configurable per-facility policy, explainable slot recommendation applied to a constrained booking domain, and a conversational assistant whose answers are constrained to live institutional data. Chapter 3 sets out how each is designed.</w:t>
       </w:r>
     </w:p>
     <w:p>
@@ -5186,1230 +6257,35 @@
         <w:pStyle w:val="Heading2"/>
         <w:spacing w:before="200" w:after="120" w:line="360" w:lineRule="auto"/>
       </w:pPr>
-      <w:bookmarkStart w:id="19" w:name="_Toc235878813"/>
-      <w:r>
-        <w:t>2.7 Summary</w:t>
-      </w:r>
-      <w:bookmarkEnd w:id="19"/>
-    </w:p>
-    <w:p>
-      <w:pPr>
-        <w:spacing w:after="120" w:line="360" w:lineRule="auto"/>
-        <w:jc w:val="both"/>
-      </w:pPr>
-      <w:r>
-        <w:t>Table 2.3 summarizes the reviewed literature in the format required by the report template.</w:t>
-      </w:r>
-    </w:p>
-    <w:p>
-      <w:pPr>
-        <w:spacing w:before="120" w:after="60" w:line="360" w:lineRule="auto"/>
-        <w:jc w:val="center"/>
-      </w:pPr>
-      <w:r>
-        <w:rPr>
-          <w:sz w:val="22"/>
-          <w:szCs w:val="22"/>
-        </w:rPr>
-        <w:t>Table 2.3: Summary of literature review</w:t>
-      </w:r>
-    </w:p>
-    <w:tbl>
-      <w:tblPr>
-        <w:tblW w:w="9600" w:type="dxa"/>
-        <w:tblBorders>
-          <w:top w:val="single" w:sz="4" w:space="0" w:color="auto"/>
-          <w:left w:val="single" w:sz="4" w:space="0" w:color="auto"/>
-          <w:bottom w:val="single" w:sz="4" w:space="0" w:color="auto"/>
-          <w:right w:val="single" w:sz="4" w:space="0" w:color="auto"/>
-          <w:insideH w:val="single" w:sz="4" w:space="0" w:color="auto"/>
-          <w:insideV w:val="single" w:sz="4" w:space="0" w:color="auto"/>
-        </w:tblBorders>
-        <w:tblCellMar>
-          <w:left w:w="10" w:type="dxa"/>
-          <w:right w:w="10" w:type="dxa"/>
-        </w:tblCellMar>
-        <w:tblLook w:val="04A0" w:firstRow="1" w:lastRow="0" w:firstColumn="1" w:lastColumn="0" w:noHBand="0" w:noVBand="1"/>
-      </w:tblPr>
-      <w:tblGrid>
-        <w:gridCol w:w="700"/>
-        <w:gridCol w:w="900"/>
-        <w:gridCol w:w="2200"/>
-        <w:gridCol w:w="3000"/>
-        <w:gridCol w:w="2800"/>
-      </w:tblGrid>
-      <w:tr>
-        <w:tblPrEx>
-          <w:tblCellMar>
-            <w:top w:w="0" w:type="dxa"/>
-            <w:bottom w:w="0" w:type="dxa"/>
-          </w:tblCellMar>
-        </w:tblPrEx>
-        <w:tc>
-          <w:tcPr>
-            <w:tcW w:w="700" w:type="dxa"/>
-            <w:shd w:val="clear" w:color="auto" w:fill="DCE6F1"/>
-          </w:tcPr>
-          <w:p>
-            <w:pPr>
-              <w:spacing w:line="276" w:lineRule="auto"/>
-            </w:pPr>
-            <w:r>
-              <w:rPr>
-                <w:b/>
-                <w:bCs/>
-                <w:sz w:val="20"/>
-                <w:szCs w:val="20"/>
-              </w:rPr>
-              <w:t>No.</w:t>
-            </w:r>
-          </w:p>
-        </w:tc>
-        <w:tc>
-          <w:tcPr>
-            <w:tcW w:w="900" w:type="dxa"/>
-            <w:shd w:val="clear" w:color="auto" w:fill="DCE6F1"/>
-          </w:tcPr>
-          <w:p>
-            <w:pPr>
-              <w:spacing w:line="276" w:lineRule="auto"/>
-            </w:pPr>
-            <w:r>
-              <w:rPr>
-                <w:b/>
-                <w:bCs/>
-                <w:sz w:val="20"/>
-                <w:szCs w:val="20"/>
-              </w:rPr>
-              <w:t>Year</w:t>
-            </w:r>
-          </w:p>
-        </w:tc>
-        <w:tc>
-          <w:tcPr>
-            <w:tcW w:w="2200" w:type="dxa"/>
-            <w:shd w:val="clear" w:color="auto" w:fill="DCE6F1"/>
-          </w:tcPr>
-          <w:p>
-            <w:pPr>
-              <w:spacing w:line="276" w:lineRule="auto"/>
-            </w:pPr>
-            <w:r>
-              <w:rPr>
-                <w:b/>
-                <w:bCs/>
-                <w:sz w:val="20"/>
-                <w:szCs w:val="20"/>
-              </w:rPr>
-              <w:t>Authors</w:t>
-            </w:r>
-          </w:p>
-        </w:tc>
-        <w:tc>
-          <w:tcPr>
-            <w:tcW w:w="3000" w:type="dxa"/>
-            <w:shd w:val="clear" w:color="auto" w:fill="DCE6F1"/>
-          </w:tcPr>
-          <w:p>
-            <w:pPr>
-              <w:spacing w:line="276" w:lineRule="auto"/>
-            </w:pPr>
-            <w:r>
-              <w:rPr>
-                <w:b/>
-                <w:bCs/>
-                <w:sz w:val="20"/>
-                <w:szCs w:val="20"/>
-              </w:rPr>
-              <w:t>Methodology</w:t>
-            </w:r>
-          </w:p>
-        </w:tc>
-        <w:tc>
-          <w:tcPr>
-            <w:tcW w:w="2800" w:type="dxa"/>
-            <w:shd w:val="clear" w:color="auto" w:fill="DCE6F1"/>
-          </w:tcPr>
-          <w:p>
-            <w:pPr>
-              <w:spacing w:line="276" w:lineRule="auto"/>
-            </w:pPr>
-            <w:r>
-              <w:rPr>
-                <w:b/>
-                <w:bCs/>
-                <w:sz w:val="20"/>
-                <w:szCs w:val="20"/>
-              </w:rPr>
-              <w:t>Outcomes / Advantages</w:t>
-            </w:r>
-          </w:p>
-        </w:tc>
-      </w:tr>
-      <w:tr>
-        <w:tblPrEx>
-          <w:tblCellMar>
-            <w:top w:w="0" w:type="dxa"/>
-            <w:bottom w:w="0" w:type="dxa"/>
-          </w:tblCellMar>
-        </w:tblPrEx>
-        <w:tc>
-          <w:tcPr>
-            <w:tcW w:w="700" w:type="dxa"/>
-          </w:tcPr>
-          <w:p>
-            <w:pPr>
-              <w:spacing w:line="276" w:lineRule="auto"/>
-            </w:pPr>
-            <w:r>
-              <w:rPr>
-                <w:sz w:val="20"/>
-                <w:szCs w:val="20"/>
-              </w:rPr>
-              <w:t>1</w:t>
-            </w:r>
-          </w:p>
-        </w:tc>
-        <w:tc>
-          <w:tcPr>
-            <w:tcW w:w="900" w:type="dxa"/>
-          </w:tcPr>
-          <w:p>
-            <w:pPr>
-              <w:spacing w:line="276" w:lineRule="auto"/>
-            </w:pPr>
-            <w:r>
-              <w:rPr>
-                <w:sz w:val="20"/>
-                <w:szCs w:val="20"/>
-              </w:rPr>
-              <w:t>2021</w:t>
-            </w:r>
-          </w:p>
-        </w:tc>
-        <w:tc>
-          <w:tcPr>
-            <w:tcW w:w="2200" w:type="dxa"/>
-          </w:tcPr>
-          <w:p>
-            <w:pPr>
-              <w:spacing w:line="276" w:lineRule="auto"/>
-            </w:pPr>
-            <w:r>
-              <w:rPr>
-                <w:sz w:val="20"/>
-                <w:szCs w:val="20"/>
-              </w:rPr>
-              <w:t>Okonkwo &amp; Ade-</w:t>
-            </w:r>
-            <w:proofErr w:type="spellStart"/>
-            <w:r>
-              <w:rPr>
-                <w:sz w:val="20"/>
-                <w:szCs w:val="20"/>
-              </w:rPr>
-              <w:t>Ibijola</w:t>
-            </w:r>
-            <w:proofErr w:type="spellEnd"/>
-          </w:p>
-        </w:tc>
-        <w:tc>
-          <w:tcPr>
-            <w:tcW w:w="3000" w:type="dxa"/>
-          </w:tcPr>
-          <w:p>
-            <w:pPr>
-              <w:spacing w:line="276" w:lineRule="auto"/>
-            </w:pPr>
-            <w:r>
-              <w:rPr>
-                <w:sz w:val="20"/>
-                <w:szCs w:val="20"/>
-              </w:rPr>
-              <w:t>Systematic review of educational chatbots</w:t>
-            </w:r>
-          </w:p>
-        </w:tc>
-        <w:tc>
-          <w:tcPr>
-            <w:tcW w:w="2800" w:type="dxa"/>
-          </w:tcPr>
-          <w:p>
-            <w:pPr>
-              <w:spacing w:line="276" w:lineRule="auto"/>
-            </w:pPr>
-            <w:r>
-              <w:rPr>
-                <w:sz w:val="20"/>
-                <w:szCs w:val="20"/>
-              </w:rPr>
-              <w:t>Maps benefits (availability, consistency) and challenges (accuracy)</w:t>
-            </w:r>
-          </w:p>
-        </w:tc>
-      </w:tr>
-      <w:tr>
-        <w:tblPrEx>
-          <w:tblCellMar>
-            <w:top w:w="0" w:type="dxa"/>
-            <w:bottom w:w="0" w:type="dxa"/>
-          </w:tblCellMar>
-        </w:tblPrEx>
-        <w:tc>
-          <w:tcPr>
-            <w:tcW w:w="700" w:type="dxa"/>
-          </w:tcPr>
-          <w:p>
-            <w:pPr>
-              <w:spacing w:line="276" w:lineRule="auto"/>
-            </w:pPr>
-            <w:r>
-              <w:rPr>
-                <w:sz w:val="20"/>
-                <w:szCs w:val="20"/>
-              </w:rPr>
-              <w:t>2</w:t>
-            </w:r>
-          </w:p>
-        </w:tc>
-        <w:tc>
-          <w:tcPr>
-            <w:tcW w:w="900" w:type="dxa"/>
-          </w:tcPr>
-          <w:p>
-            <w:pPr>
-              <w:spacing w:line="276" w:lineRule="auto"/>
-            </w:pPr>
-            <w:r>
-              <w:rPr>
-                <w:sz w:val="20"/>
-                <w:szCs w:val="20"/>
-              </w:rPr>
-              <w:t>2022</w:t>
-            </w:r>
-          </w:p>
-        </w:tc>
-        <w:tc>
-          <w:tcPr>
-            <w:tcW w:w="2200" w:type="dxa"/>
-          </w:tcPr>
-          <w:p>
-            <w:pPr>
-              <w:spacing w:line="276" w:lineRule="auto"/>
-            </w:pPr>
-            <w:r>
-              <w:rPr>
-                <w:sz w:val="20"/>
-                <w:szCs w:val="20"/>
-              </w:rPr>
-              <w:t>Hwang, Jung &amp; Lee</w:t>
-            </w:r>
-          </w:p>
-        </w:tc>
-        <w:tc>
-          <w:tcPr>
-            <w:tcW w:w="3000" w:type="dxa"/>
-          </w:tcPr>
-          <w:p>
-            <w:pPr>
-              <w:spacing w:line="276" w:lineRule="auto"/>
-            </w:pPr>
-            <w:r>
-              <w:rPr>
-                <w:sz w:val="20"/>
-                <w:szCs w:val="20"/>
-              </w:rPr>
-              <w:t>Database design for shared facility reservation</w:t>
-            </w:r>
-          </w:p>
-        </w:tc>
-        <w:tc>
-          <w:tcPr>
-            <w:tcW w:w="2800" w:type="dxa"/>
-          </w:tcPr>
-          <w:p>
-            <w:pPr>
-              <w:spacing w:line="276" w:lineRule="auto"/>
-            </w:pPr>
-            <w:r>
-              <w:rPr>
-                <w:sz w:val="20"/>
-                <w:szCs w:val="20"/>
-              </w:rPr>
-              <w:t>Integrity constraints prevent overlapping bookings</w:t>
-            </w:r>
-          </w:p>
-        </w:tc>
-      </w:tr>
-      <w:tr>
-        <w:tblPrEx>
-          <w:tblCellMar>
-            <w:top w:w="0" w:type="dxa"/>
-            <w:bottom w:w="0" w:type="dxa"/>
-          </w:tblCellMar>
-        </w:tblPrEx>
-        <w:tc>
-          <w:tcPr>
-            <w:tcW w:w="700" w:type="dxa"/>
-          </w:tcPr>
-          <w:p>
-            <w:pPr>
-              <w:spacing w:line="276" w:lineRule="auto"/>
-            </w:pPr>
-            <w:r>
-              <w:rPr>
-                <w:sz w:val="20"/>
-                <w:szCs w:val="20"/>
-              </w:rPr>
-              <w:t>3</w:t>
-            </w:r>
-          </w:p>
-        </w:tc>
-        <w:tc>
-          <w:tcPr>
-            <w:tcW w:w="900" w:type="dxa"/>
-          </w:tcPr>
-          <w:p>
-            <w:pPr>
-              <w:spacing w:line="276" w:lineRule="auto"/>
-            </w:pPr>
-            <w:r>
-              <w:rPr>
-                <w:sz w:val="20"/>
-                <w:szCs w:val="20"/>
-              </w:rPr>
-              <w:t>2022</w:t>
-            </w:r>
-          </w:p>
-        </w:tc>
-        <w:tc>
-          <w:tcPr>
-            <w:tcW w:w="2200" w:type="dxa"/>
-          </w:tcPr>
-          <w:p>
-            <w:pPr>
-              <w:spacing w:line="276" w:lineRule="auto"/>
-            </w:pPr>
-            <w:r>
-              <w:rPr>
-                <w:sz w:val="20"/>
-                <w:szCs w:val="20"/>
-              </w:rPr>
-              <w:t>Lalitha et al.</w:t>
-            </w:r>
-          </w:p>
-        </w:tc>
-        <w:tc>
-          <w:tcPr>
-            <w:tcW w:w="3000" w:type="dxa"/>
-          </w:tcPr>
-          <w:p>
-            <w:pPr>
-              <w:spacing w:line="276" w:lineRule="auto"/>
-            </w:pPr>
-            <w:r>
-              <w:rPr>
-                <w:sz w:val="20"/>
-                <w:szCs w:val="20"/>
-              </w:rPr>
-              <w:t>Web system for event-hall booking (IEEE ICCST)</w:t>
-            </w:r>
-          </w:p>
-        </w:tc>
-        <w:tc>
-          <w:tcPr>
-            <w:tcW w:w="2800" w:type="dxa"/>
-          </w:tcPr>
-          <w:p>
-            <w:pPr>
-              <w:spacing w:line="276" w:lineRule="auto"/>
-            </w:pPr>
-            <w:r>
-              <w:rPr>
-                <w:sz w:val="20"/>
-                <w:szCs w:val="20"/>
-              </w:rPr>
-              <w:t>Duplicate request detection over booking records</w:t>
-            </w:r>
-          </w:p>
-        </w:tc>
-      </w:tr>
-      <w:tr>
-        <w:tblPrEx>
-          <w:tblCellMar>
-            <w:top w:w="0" w:type="dxa"/>
-            <w:bottom w:w="0" w:type="dxa"/>
-          </w:tblCellMar>
-        </w:tblPrEx>
-        <w:tc>
-          <w:tcPr>
-            <w:tcW w:w="700" w:type="dxa"/>
-          </w:tcPr>
-          <w:p>
-            <w:pPr>
-              <w:spacing w:line="276" w:lineRule="auto"/>
-            </w:pPr>
-            <w:r>
-              <w:rPr>
-                <w:sz w:val="20"/>
-                <w:szCs w:val="20"/>
-              </w:rPr>
-              <w:t>4</w:t>
-            </w:r>
-          </w:p>
-        </w:tc>
-        <w:tc>
-          <w:tcPr>
-            <w:tcW w:w="900" w:type="dxa"/>
-          </w:tcPr>
-          <w:p>
-            <w:pPr>
-              <w:spacing w:line="276" w:lineRule="auto"/>
-            </w:pPr>
-            <w:r>
-              <w:rPr>
-                <w:sz w:val="20"/>
-                <w:szCs w:val="20"/>
-              </w:rPr>
-              <w:t>2022</w:t>
-            </w:r>
-          </w:p>
-        </w:tc>
-        <w:tc>
-          <w:tcPr>
-            <w:tcW w:w="2200" w:type="dxa"/>
-          </w:tcPr>
-          <w:p>
-            <w:pPr>
-              <w:spacing w:line="276" w:lineRule="auto"/>
-            </w:pPr>
-            <w:r>
-              <w:rPr>
-                <w:sz w:val="20"/>
-                <w:szCs w:val="20"/>
-              </w:rPr>
-              <w:t>Roy &amp; Dutta</w:t>
-            </w:r>
-          </w:p>
-        </w:tc>
-        <w:tc>
-          <w:tcPr>
-            <w:tcW w:w="3000" w:type="dxa"/>
-          </w:tcPr>
-          <w:p>
-            <w:pPr>
-              <w:spacing w:line="276" w:lineRule="auto"/>
-            </w:pPr>
-            <w:r>
-              <w:rPr>
-                <w:sz w:val="20"/>
-                <w:szCs w:val="20"/>
-              </w:rPr>
-              <w:t>Systematic review of recommender systems</w:t>
-            </w:r>
-          </w:p>
-        </w:tc>
-        <w:tc>
-          <w:tcPr>
-            <w:tcW w:w="2800" w:type="dxa"/>
-          </w:tcPr>
-          <w:p>
-            <w:pPr>
-              <w:spacing w:line="276" w:lineRule="auto"/>
-            </w:pPr>
-            <w:r>
-              <w:rPr>
-                <w:sz w:val="20"/>
-                <w:szCs w:val="20"/>
-              </w:rPr>
-              <w:t>Classifies approaches; identifies cold start and sparsity limits</w:t>
-            </w:r>
-          </w:p>
-        </w:tc>
-      </w:tr>
-      <w:tr>
-        <w:tblPrEx>
-          <w:tblCellMar>
-            <w:top w:w="0" w:type="dxa"/>
-            <w:bottom w:w="0" w:type="dxa"/>
-          </w:tblCellMar>
-        </w:tblPrEx>
-        <w:tc>
-          <w:tcPr>
-            <w:tcW w:w="700" w:type="dxa"/>
-          </w:tcPr>
-          <w:p>
-            <w:pPr>
-              <w:spacing w:line="276" w:lineRule="auto"/>
-            </w:pPr>
-            <w:r>
-              <w:rPr>
-                <w:sz w:val="20"/>
-                <w:szCs w:val="20"/>
-              </w:rPr>
-              <w:t>5</w:t>
-            </w:r>
-          </w:p>
-        </w:tc>
-        <w:tc>
-          <w:tcPr>
-            <w:tcW w:w="900" w:type="dxa"/>
-          </w:tcPr>
-          <w:p>
-            <w:pPr>
-              <w:spacing w:line="276" w:lineRule="auto"/>
-            </w:pPr>
-            <w:r>
-              <w:rPr>
-                <w:sz w:val="20"/>
-                <w:szCs w:val="20"/>
-              </w:rPr>
-              <w:t>2022</w:t>
-            </w:r>
-          </w:p>
-        </w:tc>
-        <w:tc>
-          <w:tcPr>
-            <w:tcW w:w="2200" w:type="dxa"/>
-          </w:tcPr>
-          <w:p>
-            <w:pPr>
-              <w:spacing w:line="276" w:lineRule="auto"/>
-            </w:pPr>
-            <w:r>
-              <w:rPr>
-                <w:sz w:val="20"/>
-                <w:szCs w:val="20"/>
-              </w:rPr>
-              <w:t>Rahim et al.</w:t>
-            </w:r>
-          </w:p>
-        </w:tc>
-        <w:tc>
-          <w:tcPr>
-            <w:tcW w:w="3000" w:type="dxa"/>
-          </w:tcPr>
-          <w:p>
-            <w:pPr>
-              <w:spacing w:line="276" w:lineRule="auto"/>
-            </w:pPr>
-            <w:r>
-              <w:rPr>
-                <w:sz w:val="20"/>
-                <w:szCs w:val="20"/>
-              </w:rPr>
-              <w:t>PLS-SEM + neural network adoption modelling</w:t>
-            </w:r>
-          </w:p>
-        </w:tc>
-        <w:tc>
-          <w:tcPr>
-            <w:tcW w:w="2800" w:type="dxa"/>
-          </w:tcPr>
-          <w:p>
-            <w:pPr>
-              <w:spacing w:line="276" w:lineRule="auto"/>
-            </w:pPr>
-            <w:r>
-              <w:rPr>
-                <w:sz w:val="20"/>
-                <w:szCs w:val="20"/>
-              </w:rPr>
-              <w:t>Trust and usefulness drive chatbot adoption in HEIs</w:t>
-            </w:r>
-          </w:p>
-        </w:tc>
-      </w:tr>
-      <w:tr>
-        <w:tblPrEx>
-          <w:tblCellMar>
-            <w:top w:w="0" w:type="dxa"/>
-            <w:bottom w:w="0" w:type="dxa"/>
-          </w:tblCellMar>
-        </w:tblPrEx>
-        <w:tc>
-          <w:tcPr>
-            <w:tcW w:w="700" w:type="dxa"/>
-          </w:tcPr>
-          <w:p>
-            <w:pPr>
-              <w:spacing w:line="276" w:lineRule="auto"/>
-            </w:pPr>
-            <w:r>
-              <w:rPr>
-                <w:sz w:val="20"/>
-                <w:szCs w:val="20"/>
-              </w:rPr>
-              <w:t>6</w:t>
-            </w:r>
-          </w:p>
-        </w:tc>
-        <w:tc>
-          <w:tcPr>
-            <w:tcW w:w="900" w:type="dxa"/>
-          </w:tcPr>
-          <w:p>
-            <w:pPr>
-              <w:spacing w:line="276" w:lineRule="auto"/>
-            </w:pPr>
-            <w:r>
-              <w:rPr>
-                <w:sz w:val="20"/>
-                <w:szCs w:val="20"/>
-              </w:rPr>
-              <w:t>2022</w:t>
-            </w:r>
-          </w:p>
-        </w:tc>
-        <w:tc>
-          <w:tcPr>
-            <w:tcW w:w="2200" w:type="dxa"/>
-          </w:tcPr>
-          <w:p>
-            <w:pPr>
-              <w:spacing w:line="276" w:lineRule="auto"/>
-            </w:pPr>
-            <w:r>
-              <w:rPr>
-                <w:sz w:val="20"/>
-                <w:szCs w:val="20"/>
-              </w:rPr>
-              <w:t>Essel et al.</w:t>
-            </w:r>
-          </w:p>
-        </w:tc>
-        <w:tc>
-          <w:tcPr>
-            <w:tcW w:w="3000" w:type="dxa"/>
-          </w:tcPr>
-          <w:p>
-            <w:pPr>
-              <w:spacing w:line="276" w:lineRule="auto"/>
-            </w:pPr>
-            <w:r>
-              <w:rPr>
-                <w:sz w:val="20"/>
-                <w:szCs w:val="20"/>
-              </w:rPr>
-              <w:t>Controlled study of teaching-assistant chatbot</w:t>
-            </w:r>
-          </w:p>
-        </w:tc>
-        <w:tc>
-          <w:tcPr>
-            <w:tcW w:w="2800" w:type="dxa"/>
-          </w:tcPr>
-          <w:p>
-            <w:pPr>
-              <w:spacing w:line="276" w:lineRule="auto"/>
-            </w:pPr>
-            <w:r>
-              <w:rPr>
-                <w:sz w:val="20"/>
-                <w:szCs w:val="20"/>
-              </w:rPr>
-              <w:t>Measurable improvement in student performance</w:t>
-            </w:r>
-          </w:p>
-        </w:tc>
-      </w:tr>
-      <w:tr>
-        <w:tblPrEx>
-          <w:tblCellMar>
-            <w:top w:w="0" w:type="dxa"/>
-            <w:bottom w:w="0" w:type="dxa"/>
-          </w:tblCellMar>
-        </w:tblPrEx>
-        <w:tc>
-          <w:tcPr>
-            <w:tcW w:w="700" w:type="dxa"/>
-          </w:tcPr>
-          <w:p>
-            <w:pPr>
-              <w:spacing w:line="276" w:lineRule="auto"/>
-            </w:pPr>
-            <w:r>
-              <w:rPr>
-                <w:sz w:val="20"/>
-                <w:szCs w:val="20"/>
-              </w:rPr>
-              <w:t>7</w:t>
-            </w:r>
-          </w:p>
-        </w:tc>
-        <w:tc>
-          <w:tcPr>
-            <w:tcW w:w="900" w:type="dxa"/>
-          </w:tcPr>
-          <w:p>
-            <w:pPr>
-              <w:spacing w:line="276" w:lineRule="auto"/>
-            </w:pPr>
-            <w:r>
-              <w:rPr>
-                <w:sz w:val="20"/>
-                <w:szCs w:val="20"/>
-              </w:rPr>
-              <w:t>2023</w:t>
-            </w:r>
-          </w:p>
-        </w:tc>
-        <w:tc>
-          <w:tcPr>
-            <w:tcW w:w="2200" w:type="dxa"/>
-          </w:tcPr>
-          <w:p>
-            <w:pPr>
-              <w:spacing w:line="276" w:lineRule="auto"/>
-            </w:pPr>
-            <w:proofErr w:type="spellStart"/>
-            <w:r>
-              <w:rPr>
-                <w:sz w:val="20"/>
-                <w:szCs w:val="20"/>
-              </w:rPr>
-              <w:t>Dempere</w:t>
-            </w:r>
-            <w:proofErr w:type="spellEnd"/>
-            <w:r>
-              <w:rPr>
-                <w:sz w:val="20"/>
-                <w:szCs w:val="20"/>
-              </w:rPr>
-              <w:t xml:space="preserve"> et al.</w:t>
-            </w:r>
-          </w:p>
-        </w:tc>
-        <w:tc>
-          <w:tcPr>
-            <w:tcW w:w="3000" w:type="dxa"/>
-          </w:tcPr>
-          <w:p>
-            <w:pPr>
-              <w:spacing w:line="276" w:lineRule="auto"/>
-            </w:pPr>
-            <w:r>
-              <w:rPr>
-                <w:sz w:val="20"/>
-                <w:szCs w:val="20"/>
-              </w:rPr>
-              <w:t>Scoping review of ChatGPT impact on HEIs</w:t>
-            </w:r>
-          </w:p>
-        </w:tc>
-        <w:tc>
-          <w:tcPr>
-            <w:tcW w:w="2800" w:type="dxa"/>
-          </w:tcPr>
-          <w:p>
-            <w:pPr>
-              <w:spacing w:line="276" w:lineRule="auto"/>
-            </w:pPr>
-            <w:r>
-              <w:rPr>
-                <w:sz w:val="20"/>
-                <w:szCs w:val="20"/>
-              </w:rPr>
-              <w:t>Benefits for student services; risks need controls</w:t>
-            </w:r>
-          </w:p>
-        </w:tc>
-      </w:tr>
-      <w:tr>
-        <w:tblPrEx>
-          <w:tblCellMar>
-            <w:top w:w="0" w:type="dxa"/>
-            <w:bottom w:w="0" w:type="dxa"/>
-          </w:tblCellMar>
-        </w:tblPrEx>
-        <w:tc>
-          <w:tcPr>
-            <w:tcW w:w="700" w:type="dxa"/>
-          </w:tcPr>
-          <w:p>
-            <w:pPr>
-              <w:spacing w:line="276" w:lineRule="auto"/>
-            </w:pPr>
-            <w:r>
-              <w:rPr>
-                <w:sz w:val="20"/>
-                <w:szCs w:val="20"/>
-              </w:rPr>
-              <w:lastRenderedPageBreak/>
-              <w:t>8</w:t>
-            </w:r>
-          </w:p>
-        </w:tc>
-        <w:tc>
-          <w:tcPr>
-            <w:tcW w:w="900" w:type="dxa"/>
-          </w:tcPr>
-          <w:p>
-            <w:pPr>
-              <w:spacing w:line="276" w:lineRule="auto"/>
-            </w:pPr>
-            <w:r>
-              <w:rPr>
-                <w:sz w:val="20"/>
-                <w:szCs w:val="20"/>
-              </w:rPr>
-              <w:t>2024</w:t>
-            </w:r>
-          </w:p>
-        </w:tc>
-        <w:tc>
-          <w:tcPr>
-            <w:tcW w:w="2200" w:type="dxa"/>
-          </w:tcPr>
-          <w:p>
-            <w:pPr>
-              <w:spacing w:line="276" w:lineRule="auto"/>
-            </w:pPr>
-            <w:r>
-              <w:rPr>
-                <w:sz w:val="20"/>
-                <w:szCs w:val="20"/>
-              </w:rPr>
-              <w:t>Artes et al.</w:t>
-            </w:r>
-          </w:p>
-        </w:tc>
-        <w:tc>
-          <w:tcPr>
-            <w:tcW w:w="3000" w:type="dxa"/>
-          </w:tcPr>
-          <w:p>
-            <w:pPr>
-              <w:spacing w:line="276" w:lineRule="auto"/>
-            </w:pPr>
-            <w:r>
-              <w:rPr>
-                <w:sz w:val="20"/>
-                <w:szCs w:val="20"/>
-              </w:rPr>
-              <w:t>Service-design study of HEI room reservation</w:t>
-            </w:r>
-          </w:p>
-        </w:tc>
-        <w:tc>
-          <w:tcPr>
-            <w:tcW w:w="2800" w:type="dxa"/>
-          </w:tcPr>
-          <w:p>
-            <w:pPr>
-              <w:spacing w:line="276" w:lineRule="auto"/>
-            </w:pPr>
-            <w:r>
-              <w:rPr>
-                <w:sz w:val="20"/>
-                <w:szCs w:val="20"/>
-              </w:rPr>
-              <w:t>Stakeholder-validated booking workflow</w:t>
-            </w:r>
-          </w:p>
-        </w:tc>
-      </w:tr>
-      <w:tr>
-        <w:tblPrEx>
-          <w:tblCellMar>
-            <w:top w:w="0" w:type="dxa"/>
-            <w:bottom w:w="0" w:type="dxa"/>
-          </w:tblCellMar>
-        </w:tblPrEx>
-        <w:tc>
-          <w:tcPr>
-            <w:tcW w:w="700" w:type="dxa"/>
-          </w:tcPr>
-          <w:p>
-            <w:pPr>
-              <w:spacing w:line="276" w:lineRule="auto"/>
-            </w:pPr>
-            <w:r>
-              <w:rPr>
-                <w:sz w:val="20"/>
-                <w:szCs w:val="20"/>
-              </w:rPr>
-              <w:t>9</w:t>
-            </w:r>
-          </w:p>
-        </w:tc>
-        <w:tc>
-          <w:tcPr>
-            <w:tcW w:w="900" w:type="dxa"/>
-          </w:tcPr>
-          <w:p>
-            <w:pPr>
-              <w:spacing w:line="276" w:lineRule="auto"/>
-            </w:pPr>
-            <w:r>
-              <w:rPr>
-                <w:sz w:val="20"/>
-                <w:szCs w:val="20"/>
-              </w:rPr>
-              <w:t>2024</w:t>
-            </w:r>
-          </w:p>
-        </w:tc>
-        <w:tc>
-          <w:tcPr>
-            <w:tcW w:w="2200" w:type="dxa"/>
-          </w:tcPr>
-          <w:p>
-            <w:pPr>
-              <w:spacing w:line="276" w:lineRule="auto"/>
-            </w:pPr>
-            <w:r>
-              <w:rPr>
-                <w:sz w:val="20"/>
-                <w:szCs w:val="20"/>
-              </w:rPr>
-              <w:t>Valencia-Arias et al.</w:t>
-            </w:r>
-          </w:p>
-        </w:tc>
-        <w:tc>
-          <w:tcPr>
-            <w:tcW w:w="3000" w:type="dxa"/>
-          </w:tcPr>
-          <w:p>
-            <w:pPr>
-              <w:spacing w:line="276" w:lineRule="auto"/>
-            </w:pPr>
-            <w:r>
-              <w:rPr>
-                <w:sz w:val="20"/>
-                <w:szCs w:val="20"/>
-              </w:rPr>
-              <w:t>Bibliometric review of AI recommenders</w:t>
-            </w:r>
-          </w:p>
-        </w:tc>
-        <w:tc>
-          <w:tcPr>
-            <w:tcW w:w="2800" w:type="dxa"/>
-          </w:tcPr>
-          <w:p>
-            <w:pPr>
-              <w:spacing w:line="276" w:lineRule="auto"/>
-            </w:pPr>
-            <w:r>
-              <w:rPr>
-                <w:sz w:val="20"/>
-                <w:szCs w:val="20"/>
-              </w:rPr>
-              <w:t>Trend toward context-aware, explainable recommendation</w:t>
-            </w:r>
-          </w:p>
-        </w:tc>
-      </w:tr>
-      <w:tr>
-        <w:tblPrEx>
-          <w:tblCellMar>
-            <w:top w:w="0" w:type="dxa"/>
-            <w:bottom w:w="0" w:type="dxa"/>
-          </w:tblCellMar>
-        </w:tblPrEx>
-        <w:tc>
-          <w:tcPr>
-            <w:tcW w:w="700" w:type="dxa"/>
-          </w:tcPr>
-          <w:p>
-            <w:pPr>
-              <w:spacing w:line="276" w:lineRule="auto"/>
-            </w:pPr>
-            <w:r>
-              <w:rPr>
-                <w:sz w:val="20"/>
-                <w:szCs w:val="20"/>
-              </w:rPr>
-              <w:t>10</w:t>
-            </w:r>
-          </w:p>
-        </w:tc>
-        <w:tc>
-          <w:tcPr>
-            <w:tcW w:w="900" w:type="dxa"/>
-          </w:tcPr>
-          <w:p>
-            <w:pPr>
-              <w:spacing w:line="276" w:lineRule="auto"/>
-            </w:pPr>
-            <w:r>
-              <w:rPr>
-                <w:sz w:val="20"/>
-                <w:szCs w:val="20"/>
-              </w:rPr>
-              <w:t>2026</w:t>
-            </w:r>
-          </w:p>
-        </w:tc>
-        <w:tc>
-          <w:tcPr>
-            <w:tcW w:w="2200" w:type="dxa"/>
-          </w:tcPr>
-          <w:p>
-            <w:pPr>
-              <w:spacing w:line="276" w:lineRule="auto"/>
-            </w:pPr>
-            <w:r>
-              <w:rPr>
-                <w:sz w:val="20"/>
-                <w:szCs w:val="20"/>
-              </w:rPr>
-              <w:t>Venkatesh et al.</w:t>
-            </w:r>
-          </w:p>
-        </w:tc>
-        <w:tc>
-          <w:tcPr>
-            <w:tcW w:w="3000" w:type="dxa"/>
-          </w:tcPr>
-          <w:p>
-            <w:pPr>
-              <w:spacing w:line="276" w:lineRule="auto"/>
-            </w:pPr>
-            <w:r>
-              <w:rPr>
-                <w:sz w:val="20"/>
-                <w:szCs w:val="20"/>
-              </w:rPr>
-              <w:t>MERN-stack campus booking system</w:t>
-            </w:r>
-          </w:p>
-        </w:tc>
-        <w:tc>
-          <w:tcPr>
-            <w:tcW w:w="2800" w:type="dxa"/>
-          </w:tcPr>
-          <w:p>
-            <w:pPr>
-              <w:spacing w:line="276" w:lineRule="auto"/>
-            </w:pPr>
-            <w:r>
-              <w:rPr>
-                <w:sz w:val="20"/>
-                <w:szCs w:val="20"/>
-              </w:rPr>
-              <w:t>Digitized workflow with approval dashboard</w:t>
-            </w:r>
-          </w:p>
-        </w:tc>
-      </w:tr>
-      <w:tr>
-        <w:tblPrEx>
-          <w:tblCellMar>
-            <w:top w:w="0" w:type="dxa"/>
-            <w:bottom w:w="0" w:type="dxa"/>
-          </w:tblCellMar>
-        </w:tblPrEx>
-        <w:tc>
-          <w:tcPr>
-            <w:tcW w:w="700" w:type="dxa"/>
-          </w:tcPr>
-          <w:p>
-            <w:pPr>
-              <w:spacing w:line="276" w:lineRule="auto"/>
-            </w:pPr>
-            <w:r>
-              <w:rPr>
-                <w:sz w:val="20"/>
-                <w:szCs w:val="20"/>
-              </w:rPr>
-              <w:t>11</w:t>
-            </w:r>
-          </w:p>
-        </w:tc>
-        <w:tc>
-          <w:tcPr>
-            <w:tcW w:w="900" w:type="dxa"/>
-          </w:tcPr>
-          <w:p>
-            <w:pPr>
-              <w:spacing w:line="276" w:lineRule="auto"/>
-            </w:pPr>
-            <w:r>
-              <w:rPr>
-                <w:sz w:val="20"/>
-                <w:szCs w:val="20"/>
-              </w:rPr>
-              <w:t>2026</w:t>
-            </w:r>
-          </w:p>
-        </w:tc>
-        <w:tc>
-          <w:tcPr>
-            <w:tcW w:w="2200" w:type="dxa"/>
-          </w:tcPr>
-          <w:p>
-            <w:pPr>
-              <w:spacing w:line="276" w:lineRule="auto"/>
-            </w:pPr>
-            <w:r>
-              <w:rPr>
-                <w:sz w:val="20"/>
-                <w:szCs w:val="20"/>
-              </w:rPr>
-              <w:t>Antony et al.</w:t>
-            </w:r>
-          </w:p>
-        </w:tc>
-        <w:tc>
-          <w:tcPr>
-            <w:tcW w:w="3000" w:type="dxa"/>
-          </w:tcPr>
-          <w:p>
-            <w:pPr>
-              <w:spacing w:line="276" w:lineRule="auto"/>
-            </w:pPr>
-            <w:r>
-              <w:rPr>
-                <w:sz w:val="20"/>
-                <w:szCs w:val="20"/>
-              </w:rPr>
-              <w:t>Node.js college facility booking platform</w:t>
-            </w:r>
-          </w:p>
-        </w:tc>
-        <w:tc>
-          <w:tcPr>
-            <w:tcW w:w="2800" w:type="dxa"/>
-          </w:tcPr>
-          <w:p>
-            <w:pPr>
-              <w:spacing w:line="276" w:lineRule="auto"/>
-            </w:pPr>
-            <w:r>
-              <w:rPr>
-                <w:sz w:val="20"/>
-                <w:szCs w:val="20"/>
-              </w:rPr>
-              <w:t>RBAC, calendar view, analytics; flags AI prediction as future work</w:t>
-            </w:r>
-          </w:p>
-        </w:tc>
-      </w:tr>
-    </w:tbl>
-    <w:p>
-      <w:pPr>
-        <w:spacing w:after="120" w:line="360" w:lineRule="auto"/>
-        <w:jc w:val="both"/>
-      </w:pPr>
-    </w:p>
-    <w:p>
-      <w:pPr>
-        <w:spacing w:after="120" w:line="360" w:lineRule="auto"/>
-        <w:jc w:val="both"/>
-      </w:pPr>
-      <w:r>
-        <w:t xml:space="preserve">Ten works published between 2021 and 2026 were reviewed </w:t>
+      <w:bookmarkStart w:id="18" w:name="_Toc237039203"/>
+      <w:r>
+        <w:t>2.6 Summary</w:t>
+      </w:r>
+      <w:bookmarkEnd w:id="18"/>
+    </w:p>
+    <w:p>
+      <w:pPr>
+        <w:spacing w:after="120" w:line="360" w:lineRule="auto"/>
+        <w:jc w:val="both"/>
+      </w:pPr>
+      <w:r>
+        <w:t xml:space="preserve">Eleven papers published between 2021 and 2026 were reviewed individually, each examined for the problem it addressed, the methodology it employed, the outcomes it achieved and the gaps it left. The reservation systems reviewed establish that </w:t>
+      </w:r>
+      <w:proofErr w:type="spellStart"/>
+      <w:r>
+        <w:t>digitising</w:t>
+      </w:r>
+      <w:proofErr w:type="spellEnd"/>
+      <w:r>
+        <w:t xml:space="preserve"> the booking workflow reliably reduces conflicts and administrative effort, and that conflict prevention is most robust when enforced in the database. The recommender and chatbot literature </w:t>
       </w:r>
       <w:proofErr w:type="gramStart"/>
       <w:r>
-        <w:t>across</w:t>
+        <w:t>establishes</w:t>
       </w:r>
       <w:proofErr w:type="gramEnd"/>
       <w:r>
-        <w:t xml:space="preserve"> facility booking, recommendation, and educational chatbot literature. Digitized booking is proven but rigid; recommenders and chatbots are proven but absent from this domain. The next chapter turns to how the proposed system will be designed and built.</w:t>
+        <w:t xml:space="preserve"> that intelligent suggestion and conversational support are mature techniques that measurably benefit users, provided suggestions are explainable and answers are accurate. What no reviewed work provides is a system combining configurable policy, assisted slot selection and grounded conversational support. The next chapter presents the concept design and methodology through which this project delivers that combination.</w:t>
       </w:r>
     </w:p>
     <w:p>
@@ -6436,22 +6312,22 @@
         <w:pStyle w:val="Heading1"/>
         <w:spacing w:before="240" w:after="240" w:line="360" w:lineRule="auto"/>
       </w:pPr>
-      <w:bookmarkStart w:id="20" w:name="_Toc235878814"/>
+      <w:bookmarkStart w:id="19" w:name="_Toc237039204"/>
       <w:r>
         <w:t>CHAPTER 3: CONCEPT DESIGN AND RESEARCH METHODOLOGY</w:t>
       </w:r>
-      <w:bookmarkEnd w:id="20"/>
+      <w:bookmarkEnd w:id="19"/>
     </w:p>
     <w:p>
       <w:pPr>
         <w:pStyle w:val="Heading2"/>
         <w:spacing w:before="200" w:after="120" w:line="360" w:lineRule="auto"/>
       </w:pPr>
-      <w:bookmarkStart w:id="21" w:name="_Toc235878815"/>
+      <w:bookmarkStart w:id="20" w:name="_Toc237039205"/>
       <w:r>
         <w:t>3.1 Introduction</w:t>
       </w:r>
-      <w:bookmarkEnd w:id="21"/>
+      <w:bookmarkEnd w:id="20"/>
     </w:p>
     <w:p>
       <w:pPr>
@@ -6475,7 +6351,7 @@
         <w:pStyle w:val="Heading2"/>
         <w:spacing w:before="200" w:after="120" w:line="360" w:lineRule="auto"/>
       </w:pPr>
-      <w:bookmarkStart w:id="22" w:name="_Toc235878816"/>
+      <w:bookmarkStart w:id="21" w:name="_Toc237039206"/>
       <w:r>
         <w:t xml:space="preserve">3.2 Investigation </w:t>
       </w:r>
@@ -6487,7 +6363,7 @@
       <w:r>
         <w:t xml:space="preserve"> tools and techniques</w:t>
       </w:r>
-      <w:bookmarkEnd w:id="22"/>
+      <w:bookmarkEnd w:id="21"/>
     </w:p>
     <w:p>
       <w:pPr>
@@ -6535,12 +6411,6 @@
         <w:gridCol w:w="2300"/>
       </w:tblGrid>
       <w:tr>
-        <w:tblPrEx>
-          <w:tblCellMar>
-            <w:top w:w="0" w:type="dxa"/>
-            <w:bottom w:w="0" w:type="dxa"/>
-          </w:tblCellMar>
-        </w:tblPrEx>
         <w:tc>
           <w:tcPr>
             <w:tcW w:w="2200" w:type="dxa"/>
@@ -6623,12 +6493,6 @@
         </w:tc>
       </w:tr>
       <w:tr>
-        <w:tblPrEx>
-          <w:tblCellMar>
-            <w:top w:w="0" w:type="dxa"/>
-            <w:bottom w:w="0" w:type="dxa"/>
-          </w:tblCellMar>
-        </w:tblPrEx>
         <w:tc>
           <w:tcPr>
             <w:tcW w:w="2200" w:type="dxa"/>
@@ -6699,12 +6563,6 @@
         </w:tc>
       </w:tr>
       <w:tr>
-        <w:tblPrEx>
-          <w:tblCellMar>
-            <w:top w:w="0" w:type="dxa"/>
-            <w:bottom w:w="0" w:type="dxa"/>
-          </w:tblCellMar>
-        </w:tblPrEx>
         <w:tc>
           <w:tcPr>
             <w:tcW w:w="2200" w:type="dxa"/>
@@ -6775,12 +6633,6 @@
         </w:tc>
       </w:tr>
       <w:tr>
-        <w:tblPrEx>
-          <w:tblCellMar>
-            <w:top w:w="0" w:type="dxa"/>
-            <w:bottom w:w="0" w:type="dxa"/>
-          </w:tblCellMar>
-        </w:tblPrEx>
         <w:tc>
           <w:tcPr>
             <w:tcW w:w="2200" w:type="dxa"/>
@@ -6883,12 +6735,6 @@
         </w:tc>
       </w:tr>
       <w:tr>
-        <w:tblPrEx>
-          <w:tblCellMar>
-            <w:top w:w="0" w:type="dxa"/>
-            <w:bottom w:w="0" w:type="dxa"/>
-          </w:tblCellMar>
-        </w:tblPrEx>
         <w:tc>
           <w:tcPr>
             <w:tcW w:w="2200" w:type="dxa"/>
@@ -6968,12 +6814,6 @@
         </w:tc>
       </w:tr>
       <w:tr>
-        <w:tblPrEx>
-          <w:tblCellMar>
-            <w:top w:w="0" w:type="dxa"/>
-            <w:bottom w:w="0" w:type="dxa"/>
-          </w:tblCellMar>
-        </w:tblPrEx>
         <w:tc>
           <w:tcPr>
             <w:tcW w:w="2200" w:type="dxa"/>
@@ -7080,7 +6920,15 @@
       </w:r>
       <w:proofErr w:type="spellEnd"/>
       <w:r>
-        <w:t xml:space="preserve"> component library accelerates dashboard construction. For the backend, Supabase (managed PostgreSQL with built-in authentication and row level security) was selected over Firebase and a self-hosted PostgreSQL/Express stack. PostgreSQL's relational model and exclusion constraints fit the overlapping-interval problem at the heart of conflict prevention, Supabase's row level security enforces role boundaries in the database itself rather than only in application code, and its free tier covers a final year project's load. Firebase's document model makes interval-overlap queries awkward, and self-hosting adds operations work without academic benefit.</w:t>
+        <w:t xml:space="preserve"> component library accelerates dashboard construction. For the backend, Supabase (managed PostgreSQL with built-in authentication and row level security) was selected over Firebase and a self-hosted PostgreSQL/Express stack. PostgreSQL's relational model and exclusion constraints fit the overlapping-interval problem at the heart of conflict prevention, </w:t>
+      </w:r>
+      <w:proofErr w:type="spellStart"/>
+      <w:r>
+        <w:t>Supabase's</w:t>
+      </w:r>
+      <w:proofErr w:type="spellEnd"/>
+      <w:r>
+        <w:t xml:space="preserve"> row level security enforces role boundaries in the database itself rather than only in application code, and its free tier covers a final year project's load. Firebase's document model makes interval-overlap queries awkward, and self-hosting adds operations work without academic benefit.</w:t>
       </w:r>
     </w:p>
     <w:p>
@@ -7131,12 +6979,6 @@
         <w:gridCol w:w="1750"/>
       </w:tblGrid>
       <w:tr>
-        <w:tblPrEx>
-          <w:tblCellMar>
-            <w:top w:w="0" w:type="dxa"/>
-            <w:bottom w:w="0" w:type="dxa"/>
-          </w:tblCellMar>
-        </w:tblPrEx>
         <w:tc>
           <w:tcPr>
             <w:tcW w:w="2600" w:type="dxa"/>
@@ -7250,12 +7092,6 @@
         </w:tc>
       </w:tr>
       <w:tr>
-        <w:tblPrEx>
-          <w:tblCellMar>
-            <w:top w:w="0" w:type="dxa"/>
-            <w:bottom w:w="0" w:type="dxa"/>
-          </w:tblCellMar>
-        </w:tblPrEx>
         <w:tc>
           <w:tcPr>
             <w:tcW w:w="2600" w:type="dxa"/>
@@ -7343,12 +7179,6 @@
         </w:tc>
       </w:tr>
       <w:tr>
-        <w:tblPrEx>
-          <w:tblCellMar>
-            <w:top w:w="0" w:type="dxa"/>
-            <w:bottom w:w="0" w:type="dxa"/>
-          </w:tblCellMar>
-        </w:tblPrEx>
         <w:tc>
           <w:tcPr>
             <w:tcW w:w="2600" w:type="dxa"/>
@@ -7436,12 +7266,6 @@
         </w:tc>
       </w:tr>
       <w:tr>
-        <w:tblPrEx>
-          <w:tblCellMar>
-            <w:top w:w="0" w:type="dxa"/>
-            <w:bottom w:w="0" w:type="dxa"/>
-          </w:tblCellMar>
-        </w:tblPrEx>
         <w:tc>
           <w:tcPr>
             <w:tcW w:w="2600" w:type="dxa"/>
@@ -7529,12 +7353,6 @@
         </w:tc>
       </w:tr>
       <w:tr>
-        <w:tblPrEx>
-          <w:tblCellMar>
-            <w:top w:w="0" w:type="dxa"/>
-            <w:bottom w:w="0" w:type="dxa"/>
-          </w:tblCellMar>
-        </w:tblPrEx>
         <w:tc>
           <w:tcPr>
             <w:tcW w:w="2600" w:type="dxa"/>
@@ -7642,11 +7460,11 @@
         <w:pStyle w:val="Heading2"/>
         <w:spacing w:before="200" w:after="120" w:line="360" w:lineRule="auto"/>
       </w:pPr>
-      <w:bookmarkStart w:id="23" w:name="_Toc235878817"/>
+      <w:bookmarkStart w:id="22" w:name="_Toc237039207"/>
       <w:r>
         <w:t>3.3 Proposed methodology</w:t>
       </w:r>
-      <w:bookmarkEnd w:id="23"/>
+      <w:bookmarkEnd w:id="22"/>
     </w:p>
     <w:p>
       <w:pPr>
@@ -7724,11 +7542,11 @@
         <w:pStyle w:val="Heading2"/>
         <w:spacing w:before="200" w:after="120" w:line="360" w:lineRule="auto"/>
       </w:pPr>
-      <w:bookmarkStart w:id="24" w:name="_Toc235878818"/>
+      <w:bookmarkStart w:id="23" w:name="_Toc237039208"/>
       <w:r>
         <w:t>3.4 Concept design based on fundamental engineering principles</w:t>
       </w:r>
-      <w:bookmarkEnd w:id="24"/>
+      <w:bookmarkEnd w:id="23"/>
     </w:p>
     <w:p>
       <w:pPr>
@@ -7766,10 +7584,10 @@
         </w:rPr>
         <w:lastRenderedPageBreak/>
         <w:drawing>
-          <wp:inline distT="0" distB="0" distL="0" distR="0" wp14:anchorId="04D672FE" wp14:editId="32062B94">
+          <wp:inline distT="0" distB="0" distL="0" distR="0" wp14:anchorId="24F42938" wp14:editId="45DE0EE1">
             <wp:extent cx="5524500" cy="3190875"/>
             <wp:effectExtent l="0" t="0" r="0" b="0"/>
-            <wp:docPr id="770708384" name="Picture 770708384"/>
+            <wp:docPr id="2110738696" name="Picture 2110738696"/>
             <wp:cNvGraphicFramePr>
               <a:graphicFrameLocks xmlns:a="http://schemas.openxmlformats.org/drawingml/2006/main" noChangeAspect="1"/>
             </wp:cNvGraphicFramePr>
@@ -7824,55 +7642,23 @@
         <w:jc w:val="both"/>
       </w:pPr>
       <w:r>
-        <w:t xml:space="preserve">3.4.2 Database design. Figure 3.2 shows the entity relationship diagram, which comprises seven tables. The profiles table extends Supabase authentication with a role and the per-user recommendation weights described in Section 3.4.3; facilities carry a category type, a venue grouping, location, capacity, and status; </w:t>
+        <w:t xml:space="preserve">3.4.2 Actors and use cases. Figure 3.2 </w:t>
       </w:r>
       <w:proofErr w:type="spellStart"/>
       <w:r>
-        <w:t>facility_rules</w:t>
+        <w:t>summarises</w:t>
       </w:r>
       <w:proofErr w:type="spellEnd"/>
       <w:r>
-        <w:t xml:space="preserve"> holds the per-facility policy that objective 2 requires, one row per facility, covering operating hours, minimum and maximum booking duration, advance-booking window, cancellation notice, and an auto-approve flag; reservations records requests with start and end times, participant count, purpose, and status. Two further tables </w:t>
+        <w:t xml:space="preserve"> the system's actors and their use cases. Three human actors are supported. Students browse venues and facilities, view live availability and popular times, request and cancel bookings, request equipment, check in, and query the assistant. Facility managers work within a scope: they see only the approval queue, attendance list, equipment inventory, and lost-and-found register of the facilities assigned to them. Administrators define facility types and their rules, add rooms and courts, assign managers, manage user roles, view analytics, and act as the approver for any facility that has no assigned manager. Two non-human actors are shown because they carry </w:t>
       </w:r>
       <w:proofErr w:type="spellStart"/>
       <w:r>
-        <w:t>realise</w:t>
+        <w:t>behaviour</w:t>
       </w:r>
       <w:proofErr w:type="spellEnd"/>
       <w:r>
-        <w:t xml:space="preserve"> features that emerged from the design: </w:t>
-      </w:r>
-      <w:proofErr w:type="spellStart"/>
-      <w:r>
-        <w:t>facility_managers</w:t>
-      </w:r>
-      <w:proofErr w:type="spellEnd"/>
-      <w:r>
-        <w:t xml:space="preserve"> is a junction table assigning managers to facilities in a many-to-many relationship, so a facility may have several managers and a manager several facilities; equipment and </w:t>
-      </w:r>
-      <w:proofErr w:type="spellStart"/>
-      <w:r>
-        <w:t>reservation_equipment</w:t>
-      </w:r>
-      <w:proofErr w:type="spellEnd"/>
-      <w:r>
-        <w:t xml:space="preserve"> model bookable resources (footballs, HDMI cables, rackets) and the quantities requested against a booking. Conflict prevention is enforced in the database with a PostgreSQL exclusion constraint over the facility and the time range for reservations in pending or approved status, so no sequence of concurrent requests can produce an overlap, consistent with the database-</w:t>
-      </w:r>
-      <w:proofErr w:type="spellStart"/>
-      <w:r>
-        <w:t>centred</w:t>
-      </w:r>
-      <w:proofErr w:type="spellEnd"/>
-      <w:r>
-        <w:t xml:space="preserve"> position of Hwang et al. (2022). Access control is likewise enforced at the database layer through row level security policies keyed on the </w:t>
-      </w:r>
-      <w:proofErr w:type="spellStart"/>
-      <w:r>
-        <w:t>facility_managers</w:t>
-      </w:r>
-      <w:proofErr w:type="spellEnd"/>
-      <w:r>
-        <w:t xml:space="preserve"> table, so a manager can act only on facilities assigned to them and a student can modify only their own bookings, regardless of what the client sends.</w:t>
+        <w:t>: the AI services (the recommendation engine and the chatbot) and the database, which enforces booking conflicts and generates notifications and audit records through triggers rather than application code.</w:t>
       </w:r>
     </w:p>
     <w:p>
@@ -7886,10 +7672,10 @@
         </w:rPr>
         <w:lastRenderedPageBreak/>
         <w:drawing>
-          <wp:inline distT="0" distB="0" distL="0" distR="0" wp14:anchorId="31C2942C" wp14:editId="10BB39CC">
-            <wp:extent cx="5524500" cy="3190875"/>
+          <wp:inline distT="0" distB="0" distL="0" distR="0" wp14:anchorId="72ED96CA" wp14:editId="1FBEC769">
+            <wp:extent cx="4667250" cy="5572125"/>
             <wp:effectExtent l="0" t="0" r="0" b="0"/>
-            <wp:docPr id="1184778441" name="Picture 1184778441"/>
+            <wp:docPr id="170381026" name="Picture 170381026"/>
             <wp:cNvGraphicFramePr>
               <a:graphicFrameLocks xmlns:a="http://schemas.openxmlformats.org/drawingml/2006/main" noChangeAspect="1"/>
             </wp:cNvGraphicFramePr>
@@ -7912,7 +7698,7 @@
                   <pic:spPr bwMode="auto">
                     <a:xfrm>
                       <a:off x="0" y="0"/>
-                      <a:ext cx="5524500" cy="3190875"/>
+                      <a:ext cx="4667250" cy="5572125"/>
                     </a:xfrm>
                     <a:prstGeom prst="rect">
                       <a:avLst/>
@@ -7935,16 +7721,206 @@
           <w:sz w:val="22"/>
           <w:szCs w:val="22"/>
         </w:rPr>
-        <w:t>Figure 3.2: Entity relationship diagram of the proposed database</w:t>
-      </w:r>
-    </w:p>
-    <w:p>
-      <w:pPr>
-        <w:spacing w:after="120" w:line="360" w:lineRule="auto"/>
-        <w:jc w:val="both"/>
-      </w:pPr>
-      <w:r>
-        <w:t xml:space="preserve">3.4.3 Rule engine and recommendation logic. A booking request is validated against the facility's rule row: inside operating hours, within maximum duration, within the advance window, participant count within capacity, and requester's role permitted. Requests that pass enter the approval workflow (or are </w:t>
+        <w:t>Figure 3.2: Use case diagram of the proposed system</w:t>
+      </w:r>
+    </w:p>
+    <w:p>
+      <w:pPr>
+        <w:spacing w:after="120" w:line="360" w:lineRule="auto"/>
+        <w:jc w:val="both"/>
+      </w:pPr>
+      <w:r>
+        <w:t xml:space="preserve">3.4.3 Database design. Figure 3.3 shows the entity relationship diagram of the implemented schema, which comprises twelve tables in four functional groups. The facilities group implements the two-level model that objective 2 requires: </w:t>
+      </w:r>
+      <w:proofErr w:type="spellStart"/>
+      <w:r>
+        <w:t>facility_categories</w:t>
+      </w:r>
+      <w:proofErr w:type="spellEnd"/>
+      <w:r>
+        <w:t xml:space="preserve"> represents a class of facility such as Badminton or Discussion Room and carries the venue together with the booking rules (operating hours, minimum and maximum duration, advance-booking window, cancellation notice, and an auto-approve flag); facilities represents the individual rooms or courts belonging to a category and stores only what differs between them, namely name, capacity, and status. Because policy lives on the category, changing a rule once updates every room of that type. The </w:t>
+      </w:r>
+      <w:proofErr w:type="spellStart"/>
+      <w:r>
+        <w:t>facility_rules</w:t>
+      </w:r>
+      <w:proofErr w:type="spellEnd"/>
+      <w:r>
+        <w:t xml:space="preserve"> table is an optional per-room override in which any column left null inherits the category value, and a database view resolves the two into an effective rule set that the application reads. This design means an administrator can create an entirely new </w:t>
+      </w:r>
+      <w:r>
+        <w:lastRenderedPageBreak/>
+        <w:t>facility type without any code change, which is what makes the platform portable between institutions.</w:t>
+      </w:r>
+    </w:p>
+    <w:p>
+      <w:pPr>
+        <w:spacing w:after="120" w:line="360" w:lineRule="auto"/>
+        <w:jc w:val="both"/>
+      </w:pPr>
+      <w:r>
+        <w:t xml:space="preserve">The people group contains profiles, which </w:t>
+      </w:r>
+      <w:proofErr w:type="gramStart"/>
+      <w:r>
+        <w:t>extends</w:t>
+      </w:r>
+      <w:proofErr w:type="gramEnd"/>
+      <w:r>
+        <w:t xml:space="preserve"> Supabase authentication with a role and the per-user recommendation weights described in Section 3.4.4, and </w:t>
+      </w:r>
+      <w:proofErr w:type="spellStart"/>
+      <w:r>
+        <w:t>facility_managers</w:t>
+      </w:r>
+      <w:proofErr w:type="spellEnd"/>
+      <w:r>
+        <w:t xml:space="preserve">, a junction table assigning managers to facilities in a many-to-many relationship so that a facility may have several managers and a manager several facilities. The bookings group contains reservations (start and end time, participant count, purpose, status, and the attendance fields </w:t>
+      </w:r>
+      <w:proofErr w:type="spellStart"/>
+      <w:r>
+        <w:t>checked_in_at</w:t>
+      </w:r>
+      <w:proofErr w:type="spellEnd"/>
+      <w:r>
+        <w:t xml:space="preserve"> and </w:t>
+      </w:r>
+      <w:proofErr w:type="spellStart"/>
+      <w:r>
+        <w:t>no_show</w:t>
+      </w:r>
+      <w:proofErr w:type="spellEnd"/>
+      <w:r>
+        <w:t xml:space="preserve">) together with equipment and </w:t>
+      </w:r>
+      <w:proofErr w:type="spellStart"/>
+      <w:r>
+        <w:t>reservation_equipment</w:t>
+      </w:r>
+      <w:proofErr w:type="spellEnd"/>
+      <w:r>
+        <w:t xml:space="preserve">, which model bookable resources such as rackets or HDMI cables and the quantities committed to a booking. The operations group contains </w:t>
+      </w:r>
+      <w:proofErr w:type="spellStart"/>
+      <w:r>
+        <w:t>lost_and_found</w:t>
+      </w:r>
+      <w:proofErr w:type="spellEnd"/>
+      <w:r>
+        <w:t xml:space="preserve">, notifications, </w:t>
+      </w:r>
+      <w:proofErr w:type="spellStart"/>
+      <w:r>
+        <w:t>activity_log</w:t>
+      </w:r>
+      <w:proofErr w:type="spellEnd"/>
+      <w:r>
+        <w:t xml:space="preserve">, and </w:t>
+      </w:r>
+      <w:proofErr w:type="spellStart"/>
+      <w:r>
+        <w:t>evaluation_events</w:t>
+      </w:r>
+      <w:proofErr w:type="spellEnd"/>
+      <w:r>
+        <w:t>, described in Sections 3.4.7 to 3.4.9.</w:t>
+      </w:r>
+    </w:p>
+    <w:p>
+      <w:pPr>
+        <w:spacing w:after="120" w:line="360" w:lineRule="auto"/>
+        <w:jc w:val="both"/>
+      </w:pPr>
+      <w:r>
+        <w:t>Two guarantees are enforced at the database layer rather than in application code. Conflict prevention uses a PostgreSQL exclusion constraint over the facility and the booking time range for reservations in pending or approved status, so no sequence of concurrent requests can produce an overlap, consistent with the database-</w:t>
+      </w:r>
+      <w:proofErr w:type="spellStart"/>
+      <w:r>
+        <w:t>centred</w:t>
+      </w:r>
+      <w:proofErr w:type="spellEnd"/>
+      <w:r>
+        <w:t xml:space="preserve"> position of Hwang et al. (2022). Access control uses row level security policies keyed on role and on the </w:t>
+      </w:r>
+      <w:proofErr w:type="spellStart"/>
+      <w:r>
+        <w:t>facility_managers</w:t>
+      </w:r>
+      <w:proofErr w:type="spellEnd"/>
+      <w:r>
+        <w:t xml:space="preserve"> table, so a manager can act only on facilities assigned to them, a student can modify only their own bookings, and self-registration can only create a student account; elevation to manager or administrator is possible only through an administrator. Enforcing both at this layer means the guarantees hold regardless of what any client sends.</w:t>
+      </w:r>
+    </w:p>
+    <w:p>
+      <w:pPr>
+        <w:spacing w:before="120"/>
+        <w:jc w:val="center"/>
+      </w:pPr>
+      <w:r>
+        <w:rPr>
+          <w:noProof/>
+        </w:rPr>
+        <w:lastRenderedPageBreak/>
+        <w:drawing>
+          <wp:inline distT="0" distB="0" distL="0" distR="0" wp14:anchorId="74F4BCB7" wp14:editId="6BF8B3CF">
+            <wp:extent cx="5143500" cy="4391025"/>
+            <wp:effectExtent l="0" t="0" r="0" b="0"/>
+            <wp:docPr id="1927029750" name="Picture 1927029750"/>
+            <wp:cNvGraphicFramePr>
+              <a:graphicFrameLocks xmlns:a="http://schemas.openxmlformats.org/drawingml/2006/main" noChangeAspect="1"/>
+            </wp:cNvGraphicFramePr>
+            <a:graphic xmlns:a="http://schemas.openxmlformats.org/drawingml/2006/main">
+              <a:graphicData uri="http://schemas.openxmlformats.org/drawingml/2006/picture">
+                <pic:pic xmlns:pic="http://schemas.openxmlformats.org/drawingml/2006/picture">
+                  <pic:nvPicPr>
+                    <pic:cNvPr id="0" name=""/>
+                    <pic:cNvPicPr>
+                      <a:picLocks noChangeAspect="1" noChangeArrowheads="1"/>
+                    </pic:cNvPicPr>
+                  </pic:nvPicPr>
+                  <pic:blipFill>
+                    <a:blip r:embed="rId11"/>
+                    <a:srcRect/>
+                    <a:stretch>
+                      <a:fillRect/>
+                    </a:stretch>
+                  </pic:blipFill>
+                  <pic:spPr bwMode="auto">
+                    <a:xfrm>
+                      <a:off x="0" y="0"/>
+                      <a:ext cx="5143500" cy="4391025"/>
+                    </a:xfrm>
+                    <a:prstGeom prst="rect">
+                      <a:avLst/>
+                    </a:prstGeom>
+                  </pic:spPr>
+                </pic:pic>
+              </a:graphicData>
+            </a:graphic>
+          </wp:inline>
+        </w:drawing>
+      </w:r>
+    </w:p>
+    <w:p>
+      <w:pPr>
+        <w:spacing w:before="60" w:after="240" w:line="360" w:lineRule="auto"/>
+        <w:jc w:val="center"/>
+      </w:pPr>
+      <w:r>
+        <w:rPr>
+          <w:sz w:val="22"/>
+          <w:szCs w:val="22"/>
+        </w:rPr>
+        <w:t>Figure 3.3: Entity relationship diagram of the proposed database</w:t>
+      </w:r>
+    </w:p>
+    <w:p>
+      <w:pPr>
+        <w:spacing w:after="120" w:line="360" w:lineRule="auto"/>
+        <w:jc w:val="both"/>
+      </w:pPr>
+      <w:r>
+        <w:t xml:space="preserve">3.4.4 Rule engine and recommendation logic. A booking request is validated against the facility's rule row: inside operating hours, within maximum duration, within the advance window, participant count within capacity, and requester's role permitted. Requests that pass enter the approval workflow (or are </w:t>
       </w:r>
       <w:proofErr w:type="gramStart"/>
       <w:r>
@@ -7974,17 +7950,20 @@
         <w:jc w:val="both"/>
       </w:pPr>
       <w:r>
-        <w:t>where T rewards closeness to the user's preferred time, C rewards fit between group size and facility capacity (penalizing a two-person group in an event hall), U rewards off-peak slots to spread utilization, and the weights are initialized from pilot testing and then adjusted adaptively: when users accept or ignore suggested slots, the system nudges the weights in the direction of accepted suggestions, a lightweight online-learning layer that personalizes ranking over time while keeping the scoring model fully inspectable. Because every factor is inspectable, each suggestion can be shown with its reason, which the recommender literature links to user trust (Valencia-Arias et al., 2024). The top-ranked slots may optionally be passed to the LLM to phrase a friendly explanation, keeping the ranking itself deterministic.</w:t>
-      </w:r>
-    </w:p>
-    <w:p>
-      <w:pPr>
-        <w:spacing w:after="120" w:line="360" w:lineRule="auto"/>
-        <w:jc w:val="both"/>
-      </w:pPr>
+        <w:t xml:space="preserve">where T rewards closeness to the user's preferred time, C rewards fit between group size and facility capacity (penalizing a two-person group in an event hall), U rewards off-peak slots to spread utilization, and the weights are initialized from pilot testing and then adjusted adaptively: when users accept or ignore suggested slots, the system nudges the weights in the direction of accepted suggestions, a lightweight online-learning layer that personalizes ranking over time while keeping the scoring model fully inspectable. Because every factor is </w:t>
+      </w:r>
       <w:r>
         <w:lastRenderedPageBreak/>
-        <w:t xml:space="preserve">3.4.4 Chatbot design. The chatbot is scoped to four question families: availability (is the futsal court free on Friday evening), policy (how long </w:t>
+        <w:t>inspectable, each suggestion can be shown with its reason, which the recommender literature links to user trust (Valencia-Arias et al., 2024). The top-ranked slots may optionally be passed to the LLM to phrase a friendly explanation, keeping the ranking itself deterministic.</w:t>
+      </w:r>
+    </w:p>
+    <w:p>
+      <w:pPr>
+        <w:spacing w:after="120" w:line="360" w:lineRule="auto"/>
+        <w:jc w:val="both"/>
+      </w:pPr>
+      <w:r>
+        <w:t xml:space="preserve">3.4.5 Chatbot design. The chatbot is scoped to four question families: availability (is the futsal court free on Friday evening), policy (how long </w:t>
       </w:r>
       <w:proofErr w:type="gramStart"/>
       <w:r>
@@ -8057,19 +8036,145 @@
         <w:jc w:val="both"/>
       </w:pPr>
       <w:r>
-        <w:t>3.4.5 Booking workflow. The end-to-end flow ties the modules together. A student selects a venue, a facility, a date, and a desired time; the system validates the request against the facility's rule row and checks for a clash. If the time is free the booking is written as pending inside a transaction protected by the exclusion constraint, so a simultaneous competing request fails cleanly. If the time is taken, the recommendation engine generates candidate slots, filters them through the same rules and existing reservations, scores the survivors with equation 3.1, and presents the top alternatives with reasons for one-click booking. Any equipment requested is checked against inventory already committed to overlapping bookings before being reserved. The facility manager (or the administrator, for unassigned facilities) sees the request in the approval queue and approves or rejects it, unless the facility's policy allows auto-approval; the student sees the status change on their dashboard. Cancellation follows the facility's cancellation-notice rule automatically.</w:t>
-      </w:r>
-    </w:p>
-    <w:p>
-      <w:pPr>
-        <w:spacing w:after="120" w:line="360" w:lineRule="auto"/>
-        <w:jc w:val="both"/>
-      </w:pPr>
-      <w:r>
-        <w:t xml:space="preserve">3.4.6 Role interfaces. The student interface is </w:t>
+        <w:t>3.4.6 Booking workflow. Figure 3.4 traces the end-to-end flow that ties the modules together. A student selects a venue, a facility, a date, and a desired time; the system validates the request against the facility's rule row and checks for a clash. If the time is free the booking is written as pending inside a transaction protected by the exclusion constraint, so a simultaneous competing request fails cleanly. If the time is taken, the recommendation engine generates candidate slots, filters them through the same rules and existing reservations, scores the survivors with equation 3.1, and presents the top alternatives with reasons for one-click booking. Any equipment requested is checked against inventory already committed to overlapping bookings before being reserved. The facility manager (or the administrator, for unassigned facilities) sees the request in the approval queue and approves or rejects it, unless the facility's policy allows auto-approval; the student sees the status change on their dashboard. Cancellation follows the facility's cancellation-notice rule automatically.</w:t>
+      </w:r>
+    </w:p>
+    <w:p>
+      <w:pPr>
+        <w:spacing w:before="120"/>
+        <w:jc w:val="center"/>
+      </w:pPr>
+      <w:r>
+        <w:rPr>
+          <w:noProof/>
+        </w:rPr>
+        <w:lastRenderedPageBreak/>
+        <w:drawing>
+          <wp:inline distT="0" distB="0" distL="0" distR="0" wp14:anchorId="3F170BCD" wp14:editId="722C9E32">
+            <wp:extent cx="2238375" cy="6038850"/>
+            <wp:effectExtent l="0" t="0" r="0" b="0"/>
+            <wp:docPr id="1806667863" name="Picture 1806667863"/>
+            <wp:cNvGraphicFramePr>
+              <a:graphicFrameLocks xmlns:a="http://schemas.openxmlformats.org/drawingml/2006/main" noChangeAspect="1"/>
+            </wp:cNvGraphicFramePr>
+            <a:graphic xmlns:a="http://schemas.openxmlformats.org/drawingml/2006/main">
+              <a:graphicData uri="http://schemas.openxmlformats.org/drawingml/2006/picture">
+                <pic:pic xmlns:pic="http://schemas.openxmlformats.org/drawingml/2006/picture">
+                  <pic:nvPicPr>
+                    <pic:cNvPr id="0" name=""/>
+                    <pic:cNvPicPr>
+                      <a:picLocks noChangeAspect="1" noChangeArrowheads="1"/>
+                    </pic:cNvPicPr>
+                  </pic:nvPicPr>
+                  <pic:blipFill>
+                    <a:blip r:embed="rId12"/>
+                    <a:srcRect/>
+                    <a:stretch>
+                      <a:fillRect/>
+                    </a:stretch>
+                  </pic:blipFill>
+                  <pic:spPr bwMode="auto">
+                    <a:xfrm>
+                      <a:off x="0" y="0"/>
+                      <a:ext cx="2238375" cy="6038850"/>
+                    </a:xfrm>
+                    <a:prstGeom prst="rect">
+                      <a:avLst/>
+                    </a:prstGeom>
+                  </pic:spPr>
+                </pic:pic>
+              </a:graphicData>
+            </a:graphic>
+          </wp:inline>
+        </w:drawing>
+      </w:r>
+    </w:p>
+    <w:p>
+      <w:pPr>
+        <w:spacing w:before="60" w:after="240" w:line="360" w:lineRule="auto"/>
+        <w:jc w:val="center"/>
+      </w:pPr>
+      <w:r>
+        <w:rPr>
+          <w:sz w:val="22"/>
+          <w:szCs w:val="22"/>
+        </w:rPr>
+        <w:t>Figure 3.4: Booking process flow, including conflict handling</w:t>
+      </w:r>
+    </w:p>
+    <w:p>
+      <w:pPr>
+        <w:spacing w:after="120" w:line="360" w:lineRule="auto"/>
+        <w:jc w:val="both"/>
+      </w:pPr>
+      <w:r>
+        <w:t xml:space="preserve">3.4.7 Attendance and no-show tracking. Approved bookings can be closed out in two ways. A student may check themselves in from fifteen minutes before the start until the end of the session, which records a timestamp; </w:t>
+      </w:r>
+      <w:proofErr w:type="gramStart"/>
+      <w:r>
+        <w:t>alternatively</w:t>
+      </w:r>
+      <w:proofErr w:type="gramEnd"/>
+      <w:r>
+        <w:t xml:space="preserve"> the facility manager marks the session attended or, where nobody arrived, a no-show. The resulting no-show rate is reported on the administrator's analytics dashboard. This matters because a booked-but-empty room is exactly the waste the project sets out to reduce, and measuring it is the prerequisite for the occupancy-sensor integration proposed as further work in Chapter 4.</w:t>
+      </w:r>
+    </w:p>
+    <w:p>
+      <w:pPr>
+        <w:spacing w:after="120" w:line="360" w:lineRule="auto"/>
+        <w:jc w:val="both"/>
+      </w:pPr>
+      <w:r>
+        <w:t xml:space="preserve">3.4.8 Notifications and audit logging. Both are implemented as database triggers rather than application calls, so that no code path can bypass them. When a booking's status changes to </w:t>
+      </w:r>
+      <w:r>
+        <w:lastRenderedPageBreak/>
+        <w:t xml:space="preserve">approved or rejected, a trigger writes a notification addressed to the student who made it; when a new pending request is inserted, a trigger notifies every manager assigned to that facility, or all administrators if the facility has none. A second family of triggers writes a human-readable record of every booking, approval, facility change, rule change, manager assignment, equipment adjustment, lost-and-found action, and registration into an append-only </w:t>
       </w:r>
       <w:proofErr w:type="spellStart"/>
       <w:r>
+        <w:t>activity_log</w:t>
+      </w:r>
+      <w:proofErr w:type="spellEnd"/>
+      <w:r>
+        <w:t xml:space="preserve"> that only administrators may read. The audit trail supports accountability, which is a professional-practice obligation as much as an operational convenience.</w:t>
+      </w:r>
+    </w:p>
+    <w:p>
+      <w:pPr>
+        <w:spacing w:after="120" w:line="360" w:lineRule="auto"/>
+        <w:jc w:val="both"/>
+      </w:pPr>
+      <w:r>
+        <w:t xml:space="preserve">3.4.9 Lost and found and evaluation instrumentation. Facility managers maintain a lost-and-found register for their own facilities, recording the item, category, where and when it was found, and tracking it through unclaimed, claimed, returned, or disposed states with the claimant's details. Separately, an </w:t>
+      </w:r>
+      <w:proofErr w:type="spellStart"/>
+      <w:r>
+        <w:t>evaluation_events</w:t>
+      </w:r>
+      <w:proofErr w:type="spellEnd"/>
+      <w:r>
+        <w:t xml:space="preserve"> table captures the measurements that objective 4 requires while the system is used: how many recommendations were </w:t>
+      </w:r>
+      <w:proofErr w:type="gramStart"/>
+      <w:r>
+        <w:t>shown,</w:t>
+      </w:r>
+      <w:proofErr w:type="gramEnd"/>
+      <w:r>
+        <w:t xml:space="preserve"> whether a suggested slot was accepted and at what rank, and whether the student rated a chatbot answer helpful. These figures surface on the analytics dashboard as a recommendation-acceptance rate and a chatbot-helpfulness rate, so the Phase 2 evaluation can report measured values rather than estimates.</w:t>
+      </w:r>
+    </w:p>
+    <w:p>
+      <w:pPr>
+        <w:spacing w:after="120" w:line="360" w:lineRule="auto"/>
+        <w:jc w:val="both"/>
+      </w:pPr>
+      <w:r>
+        <w:t xml:space="preserve">3.4.10 Role interfaces. The student interface is </w:t>
+      </w:r>
+      <w:proofErr w:type="spellStart"/>
+      <w:r>
         <w:t>organised</w:t>
       </w:r>
       <w:proofErr w:type="spellEnd"/>
@@ -8082,11 +8187,78 @@
       </w:r>
       <w:proofErr w:type="spellEnd"/>
       <w:r>
-        <w:t xml:space="preserve"> assignment: a manager sees only the approval queue, upcoming bookings, and equipment inventory for the facilities assigned to them. The administrator interface </w:t>
-      </w:r>
-      <w:r>
+        <w:t xml:space="preserve"> assignment: a manager sees only the approval queue, upcoming bookings, and equipment inventory for the facilities assigned to them. The administrator interface is </w:t>
+      </w:r>
+      <w:proofErr w:type="spellStart"/>
+      <w:r>
+        <w:t>organised</w:t>
+      </w:r>
+      <w:proofErr w:type="spellEnd"/>
+      <w:r>
+        <w:t xml:space="preserve"> into tabs. Facility configuration follows the two-step flow shown in Figure 3.5: the administrator first creates a facility type with its venue and booking rules, then adds the individual rooms or courts beneath it, which inherit those rules unless a specific room is given an override. The remaining tabs provide manager assignment, user-role management, an approval queue for facilities that have no assigned manager, an equipment inventory override, a usage-analytics dashboard, and the activity-log record view.</w:t>
+      </w:r>
+    </w:p>
+    <w:p>
+      <w:pPr>
+        <w:spacing w:before="120"/>
+        <w:jc w:val="center"/>
+      </w:pPr>
+      <w:r>
+        <w:rPr>
+          <w:noProof/>
+        </w:rPr>
         <w:lastRenderedPageBreak/>
-        <w:t>provides facility and category creation (categories are free-form, so a new facility type such as a swimming pool can be added without code changes), per-facility rule configuration, manager assignment, an approval queue for facilities that have no assigned manager, and an equipment inventory override. A usage-analytics dashboard remains an extension objective for Phase 2.</w:t>
+        <w:drawing>
+          <wp:inline distT="0" distB="0" distL="0" distR="0" wp14:anchorId="34BDE57E" wp14:editId="7419DA07">
+            <wp:extent cx="1952625" cy="5924550"/>
+            <wp:effectExtent l="0" t="0" r="0" b="0"/>
+            <wp:docPr id="2006330563" name="Picture 2006330563"/>
+            <wp:cNvGraphicFramePr>
+              <a:graphicFrameLocks xmlns:a="http://schemas.openxmlformats.org/drawingml/2006/main" noChangeAspect="1"/>
+            </wp:cNvGraphicFramePr>
+            <a:graphic xmlns:a="http://schemas.openxmlformats.org/drawingml/2006/main">
+              <a:graphicData uri="http://schemas.openxmlformats.org/drawingml/2006/picture">
+                <pic:pic xmlns:pic="http://schemas.openxmlformats.org/drawingml/2006/picture">
+                  <pic:nvPicPr>
+                    <pic:cNvPr id="0" name=""/>
+                    <pic:cNvPicPr>
+                      <a:picLocks noChangeAspect="1" noChangeArrowheads="1"/>
+                    </pic:cNvPicPr>
+                  </pic:nvPicPr>
+                  <pic:blipFill>
+                    <a:blip r:embed="rId13"/>
+                    <a:srcRect/>
+                    <a:stretch>
+                      <a:fillRect/>
+                    </a:stretch>
+                  </pic:blipFill>
+                  <pic:spPr bwMode="auto">
+                    <a:xfrm>
+                      <a:off x="0" y="0"/>
+                      <a:ext cx="1952625" cy="5924550"/>
+                    </a:xfrm>
+                    <a:prstGeom prst="rect">
+                      <a:avLst/>
+                    </a:prstGeom>
+                  </pic:spPr>
+                </pic:pic>
+              </a:graphicData>
+            </a:graphic>
+          </wp:inline>
+        </w:drawing>
+      </w:r>
+    </w:p>
+    <w:p>
+      <w:pPr>
+        <w:spacing w:before="60" w:after="240" w:line="360" w:lineRule="auto"/>
+        <w:jc w:val="center"/>
+      </w:pPr>
+      <w:r>
+        <w:rPr>
+          <w:sz w:val="22"/>
+          <w:szCs w:val="22"/>
+        </w:rPr>
+        <w:t>Figure 3.5: Administrator facility configuration flow</w:t>
       </w:r>
     </w:p>
     <w:p>
@@ -8094,11 +8266,11 @@
         <w:pStyle w:val="Heading2"/>
         <w:spacing w:before="200" w:after="120" w:line="360" w:lineRule="auto"/>
       </w:pPr>
-      <w:bookmarkStart w:id="25" w:name="_Toc235878819"/>
+      <w:bookmarkStart w:id="24" w:name="_Toc237039209"/>
       <w:r>
         <w:t>3.5 Professional engineering practices</w:t>
       </w:r>
-      <w:bookmarkEnd w:id="25"/>
+      <w:bookmarkEnd w:id="24"/>
     </w:p>
     <w:p>
       <w:pPr>
@@ -8114,7 +8286,11 @@
       </w:r>
       <w:proofErr w:type="gramEnd"/>
       <w:r>
-        <w:t xml:space="preserve"> server-side validation of every request, authenticated sessions, and no secrets in client code. Accessibility follows WCAG 2.1 AA so that the platform serves students with disabilities equally, an inclusion obligation as well as a legal-risk consideration. The engineering conduct of the project follows the Board of Engineers Malaysia and IEM codes of professional conduct regarding honesty of reported results and responsibility for public wellbeing, and the chatbot is constrained to grounded answers precisely because releasing a system that confidently misinforms students would breach that responsibility.</w:t>
+        <w:t xml:space="preserve"> server-side validation of every request, authenticated sessions, and no secrets in client code. Accessibility follows WCAG 2.1 AA so that the platform serves students with disabilities equally, an inclusion obligation as well as a legal-risk consideration. The engineering conduct of the project follows the Board of Engineers Malaysia </w:t>
+      </w:r>
+      <w:r>
+        <w:lastRenderedPageBreak/>
+        <w:t>and IEM codes of professional conduct regarding honesty of reported results and responsibility for public wellbeing, and the chatbot is constrained to grounded answers precisely because releasing a system that confidently misinforms students would breach that responsibility.</w:t>
       </w:r>
     </w:p>
     <w:p>
@@ -8125,19 +8301,15 @@
       <w:r>
         <w:t xml:space="preserve">Health and safety obligations are indirect but real: occupancy restrictions in the rule engine exist so that the system cannot approve a booking that exceeds a room's safe capacity, which encodes a fire-safety rule that the manual process enforces only by staff vigilance. Legal responsibility also extends to the software supply chain: every library used is open source under permissive </w:t>
       </w:r>
-      <w:proofErr w:type="spellStart"/>
-      <w:r>
-        <w:t>licences</w:t>
-      </w:r>
-      <w:proofErr w:type="spellEnd"/>
+      <w:r>
+        <w:t>licenses</w:t>
+      </w:r>
       <w:r>
         <w:t xml:space="preserve"> (MIT, Apache 2.0), recorded in the project's dependency manifest, so the university can deploy the system without </w:t>
       </w:r>
-      <w:proofErr w:type="spellStart"/>
-      <w:r>
-        <w:t>licence</w:t>
-      </w:r>
-      <w:proofErr w:type="spellEnd"/>
+      <w:r>
+        <w:t>license</w:t>
+      </w:r>
       <w:r>
         <w:t xml:space="preserve"> exposure. Culturally, the platform must serve an international student body, so interface language is kept plain and the extension objective of multilingual chatbot support addresses students more comfortable in Bahasa Malaysia or Mandarin. Socially, moving booking online must not exclude students without reliable devices; the counter process remains available as a fallback, with staff using the same administrator interface, so the system augments rather than replaces human access.</w:t>
       </w:r>
@@ -8186,12 +8358,6 @@
         <w:gridCol w:w="6400"/>
       </w:tblGrid>
       <w:tr>
-        <w:tblPrEx>
-          <w:tblCellMar>
-            <w:top w:w="0" w:type="dxa"/>
-            <w:bottom w:w="0" w:type="dxa"/>
-          </w:tblCellMar>
-        </w:tblPrEx>
         <w:tc>
           <w:tcPr>
             <w:tcW w:w="3200" w:type="dxa"/>
@@ -8234,12 +8400,6 @@
         </w:tc>
       </w:tr>
       <w:tr>
-        <w:tblPrEx>
-          <w:tblCellMar>
-            <w:top w:w="0" w:type="dxa"/>
-            <w:bottom w:w="0" w:type="dxa"/>
-          </w:tblCellMar>
-        </w:tblPrEx>
         <w:tc>
           <w:tcPr>
             <w:tcW w:w="3200" w:type="dxa"/>
@@ -8276,12 +8436,6 @@
         </w:tc>
       </w:tr>
       <w:tr>
-        <w:tblPrEx>
-          <w:tblCellMar>
-            <w:top w:w="0" w:type="dxa"/>
-            <w:bottom w:w="0" w:type="dxa"/>
-          </w:tblCellMar>
-        </w:tblPrEx>
         <w:tc>
           <w:tcPr>
             <w:tcW w:w="3200" w:type="dxa"/>
@@ -8318,12 +8472,6 @@
         </w:tc>
       </w:tr>
       <w:tr>
-        <w:tblPrEx>
-          <w:tblCellMar>
-            <w:top w:w="0" w:type="dxa"/>
-            <w:bottom w:w="0" w:type="dxa"/>
-          </w:tblCellMar>
-        </w:tblPrEx>
         <w:tc>
           <w:tcPr>
             <w:tcW w:w="3200" w:type="dxa"/>
@@ -8337,7 +8485,6 @@
                 <w:sz w:val="20"/>
                 <w:szCs w:val="20"/>
               </w:rPr>
-              <w:lastRenderedPageBreak/>
               <w:t>SDG 7: Affordable and clean energy</w:t>
             </w:r>
           </w:p>
@@ -8361,12 +8508,6 @@
         </w:tc>
       </w:tr>
       <w:tr>
-        <w:tblPrEx>
-          <w:tblCellMar>
-            <w:top w:w="0" w:type="dxa"/>
-            <w:bottom w:w="0" w:type="dxa"/>
-          </w:tblCellMar>
-        </w:tblPrEx>
         <w:tc>
           <w:tcPr>
             <w:tcW w:w="3200" w:type="dxa"/>
@@ -8403,12 +8544,6 @@
         </w:tc>
       </w:tr>
       <w:tr>
-        <w:tblPrEx>
-          <w:tblCellMar>
-            <w:top w:w="0" w:type="dxa"/>
-            <w:bottom w:w="0" w:type="dxa"/>
-          </w:tblCellMar>
-        </w:tblPrEx>
         <w:tc>
           <w:tcPr>
             <w:tcW w:w="3200" w:type="dxa"/>
@@ -8445,12 +8580,6 @@
         </w:tc>
       </w:tr>
       <w:tr>
-        <w:tblPrEx>
-          <w:tblCellMar>
-            <w:top w:w="0" w:type="dxa"/>
-            <w:bottom w:w="0" w:type="dxa"/>
-          </w:tblCellMar>
-        </w:tblPrEx>
         <w:tc>
           <w:tcPr>
             <w:tcW w:w="3200" w:type="dxa"/>
@@ -8503,12 +8632,6 @@
         </w:tc>
       </w:tr>
       <w:tr>
-        <w:tblPrEx>
-          <w:tblCellMar>
-            <w:top w:w="0" w:type="dxa"/>
-            <w:bottom w:w="0" w:type="dxa"/>
-          </w:tblCellMar>
-        </w:tblPrEx>
         <w:tc>
           <w:tcPr>
             <w:tcW w:w="3200" w:type="dxa"/>
@@ -8545,12 +8668,6 @@
         </w:tc>
       </w:tr>
       <w:tr>
-        <w:tblPrEx>
-          <w:tblCellMar>
-            <w:top w:w="0" w:type="dxa"/>
-            <w:bottom w:w="0" w:type="dxa"/>
-          </w:tblCellMar>
-        </w:tblPrEx>
         <w:tc>
           <w:tcPr>
             <w:tcW w:w="3200" w:type="dxa"/>
@@ -8598,19 +8715,19 @@
         <w:pStyle w:val="Heading2"/>
         <w:spacing w:before="200" w:after="120" w:line="360" w:lineRule="auto"/>
       </w:pPr>
-      <w:bookmarkStart w:id="26" w:name="_Toc235878820"/>
+      <w:bookmarkStart w:id="25" w:name="_Toc237039210"/>
       <w:r>
         <w:t>3.6 Project management, finance and entrepreneurship 1</w:t>
       </w:r>
-      <w:bookmarkEnd w:id="26"/>
-    </w:p>
-    <w:p>
-      <w:pPr>
-        <w:spacing w:after="120" w:line="360" w:lineRule="auto"/>
-        <w:jc w:val="both"/>
-      </w:pPr>
-      <w:r>
-        <w:t>Figure 3.3 shows the Gantt chart covering both phases. Phase 1 runs from title proposal through report submission and the oral presentation; Phase 2 sequences implementation increments as described in Section 3.3, ending at the viva and hardbound submission. Supervisor meetings are held fortnightly and recorded in log sheets (Appendix A).</w:t>
+      <w:bookmarkEnd w:id="25"/>
+    </w:p>
+    <w:p>
+      <w:pPr>
+        <w:spacing w:after="120" w:line="360" w:lineRule="auto"/>
+        <w:jc w:val="both"/>
+      </w:pPr>
+      <w:r>
+        <w:t>Figure 3.6 shows the Gantt chart covering both phases. Phase 1 runs from title proposal through report submission and the oral presentation; Phase 2 sequences implementation increments as described in Section 3.3, ending at the viva and hardbound submission. Supervisor meetings are held fortnightly and recorded in log sheets (Appendix A).</w:t>
       </w:r>
     </w:p>
     <w:p>
@@ -8622,11 +8739,12 @@
         <w:rPr>
           <w:noProof/>
         </w:rPr>
+        <w:lastRenderedPageBreak/>
         <w:drawing>
-          <wp:inline distT="0" distB="0" distL="0" distR="0" wp14:anchorId="79A50A77" wp14:editId="4B8F82BF">
+          <wp:inline distT="0" distB="0" distL="0" distR="0" wp14:anchorId="1ECE34C8" wp14:editId="67CBA868">
             <wp:extent cx="5715000" cy="3143250"/>
             <wp:effectExtent l="0" t="0" r="0" b="0"/>
-            <wp:docPr id="1220141135" name="Picture 1220141135"/>
+            <wp:docPr id="1677039261" name="Picture 1677039261"/>
             <wp:cNvGraphicFramePr>
               <a:graphicFrameLocks xmlns:a="http://schemas.openxmlformats.org/drawingml/2006/main" noChangeAspect="1"/>
             </wp:cNvGraphicFramePr>
@@ -8640,7 +8758,7 @@
                     </pic:cNvPicPr>
                   </pic:nvPicPr>
                   <pic:blipFill>
-                    <a:blip r:embed="rId11"/>
+                    <a:blip r:embed="rId14"/>
                     <a:srcRect/>
                     <a:stretch>
                       <a:fillRect/>
@@ -8672,7 +8790,7 @@
           <w:sz w:val="22"/>
           <w:szCs w:val="22"/>
         </w:rPr>
-        <w:t>Figure 3.3: Project Gantt chart for Phase 1 and Phase 2</w:t>
+        <w:t>Figure 3.6: Project Gantt chart for Phase 1 and Phase 2</w:t>
       </w:r>
     </w:p>
     <w:p>
@@ -8720,12 +8838,6 @@
         <w:gridCol w:w="2200"/>
       </w:tblGrid>
       <w:tr>
-        <w:tblPrEx>
-          <w:tblCellMar>
-            <w:top w:w="0" w:type="dxa"/>
-            <w:bottom w:w="0" w:type="dxa"/>
-          </w:tblCellMar>
-        </w:tblPrEx>
         <w:tc>
           <w:tcPr>
             <w:tcW w:w="3600" w:type="dxa"/>
@@ -8788,12 +8900,6 @@
         </w:tc>
       </w:tr>
       <w:tr>
-        <w:tblPrEx>
-          <w:tblCellMar>
-            <w:top w:w="0" w:type="dxa"/>
-            <w:bottom w:w="0" w:type="dxa"/>
-          </w:tblCellMar>
-        </w:tblPrEx>
         <w:tc>
           <w:tcPr>
             <w:tcW w:w="3600" w:type="dxa"/>
@@ -8847,12 +8953,6 @@
         </w:tc>
       </w:tr>
       <w:tr>
-        <w:tblPrEx>
-          <w:tblCellMar>
-            <w:top w:w="0" w:type="dxa"/>
-            <w:bottom w:w="0" w:type="dxa"/>
-          </w:tblCellMar>
-        </w:tblPrEx>
         <w:tc>
           <w:tcPr>
             <w:tcW w:w="3600" w:type="dxa"/>
@@ -8915,12 +9015,6 @@
         </w:tc>
       </w:tr>
       <w:tr>
-        <w:tblPrEx>
-          <w:tblCellMar>
-            <w:top w:w="0" w:type="dxa"/>
-            <w:bottom w:w="0" w:type="dxa"/>
-          </w:tblCellMar>
-        </w:tblPrEx>
         <w:tc>
           <w:tcPr>
             <w:tcW w:w="3600" w:type="dxa"/>
@@ -8934,7 +9028,6 @@
                 <w:sz w:val="20"/>
                 <w:szCs w:val="20"/>
               </w:rPr>
-              <w:lastRenderedPageBreak/>
               <w:t>LLM API (chatbot)</w:t>
             </w:r>
           </w:p>
@@ -8975,12 +9068,6 @@
         </w:tc>
       </w:tr>
       <w:tr>
-        <w:tblPrEx>
-          <w:tblCellMar>
-            <w:top w:w="0" w:type="dxa"/>
-            <w:bottom w:w="0" w:type="dxa"/>
-          </w:tblCellMar>
-        </w:tblPrEx>
         <w:tc>
           <w:tcPr>
             <w:tcW w:w="3600" w:type="dxa"/>
@@ -9034,12 +9121,6 @@
         </w:tc>
       </w:tr>
       <w:tr>
-        <w:tblPrEx>
-          <w:tblCellMar>
-            <w:top w:w="0" w:type="dxa"/>
-            <w:bottom w:w="0" w:type="dxa"/>
-          </w:tblCellMar>
-        </w:tblPrEx>
         <w:tc>
           <w:tcPr>
             <w:tcW w:w="3600" w:type="dxa"/>
@@ -9093,12 +9174,6 @@
         </w:tc>
       </w:tr>
       <w:tr>
-        <w:tblPrEx>
-          <w:tblCellMar>
-            <w:top w:w="0" w:type="dxa"/>
-            <w:bottom w:w="0" w:type="dxa"/>
-          </w:tblCellMar>
-        </w:tblPrEx>
         <w:tc>
           <w:tcPr>
             <w:tcW w:w="3600" w:type="dxa"/>
@@ -9152,12 +9227,6 @@
         </w:tc>
       </w:tr>
       <w:tr>
-        <w:tblPrEx>
-          <w:tblCellMar>
-            <w:top w:w="0" w:type="dxa"/>
-            <w:bottom w:w="0" w:type="dxa"/>
-          </w:tblCellMar>
-        </w:tblPrEx>
         <w:tc>
           <w:tcPr>
             <w:tcW w:w="3600" w:type="dxa"/>
@@ -9225,31 +9294,11 @@
         <w:jc w:val="both"/>
       </w:pPr>
       <w:r>
-        <w:t xml:space="preserve">On the entrepreneurship side, the per-facility rule engine is the commercially interesting feature: because policy is configuration rather than code, the same platform can be offered to other universities and colleges without modification. A plausible route to market is a software-as-a-service subscription per institution, with the free-tier architecture keeping marginal cost near zero for small deployments. Commercial reservation products exist for corporate meeting rooms, but campus-specific needs (student roles, mixed facility types, approval hierarchies) are underserved, which is the niche this design targets. The marketing strategy for such an offering would lead </w:t>
-      </w:r>
-      <w:proofErr w:type="gramStart"/>
-      <w:r>
-        <w:t>with</w:t>
-      </w:r>
-      <w:proofErr w:type="gramEnd"/>
-      <w:r>
-        <w:t xml:space="preserve"> </w:t>
-      </w:r>
-      <w:proofErr w:type="gramStart"/>
-      <w:r>
-        <w:t>the configurability</w:t>
-      </w:r>
-      <w:proofErr w:type="gramEnd"/>
-      <w:r>
-        <w:t xml:space="preserve"> and </w:t>
-      </w:r>
-      <w:proofErr w:type="gramStart"/>
-      <w:r>
-        <w:t>the near</w:t>
-      </w:r>
-      <w:proofErr w:type="gramEnd"/>
-      <w:r>
-        <w:t>-zero infrastructure cost, targeting private colleges first, where procurement cycles are shorter and existing systems are most often manual.</w:t>
+        <w:t>On the entrepreneurship side, the per-facility rule engine is the commercially interesting feature: because policy is configuration rather than code, the same platform can be offered to other universities and colleges without modification. A plausible route to market is a software-</w:t>
+      </w:r>
+      <w:r>
+        <w:lastRenderedPageBreak/>
+        <w:t>as-a-service subscription per institution, with the free-tier architecture keeping marginal cost near zero for small deployments. Commercial reservation products exist for corporate meeting rooms, but campus-specific needs (student roles, mixed facility types, approval hierarchies) are underserved, which is the niche this design targets. The marketing strategy for such an offering would lead with the configurability and the near-zero infrastructure cost, targeting private colleges first, where procurement cycles are shorter and existing systems are most often manual.</w:t>
       </w:r>
     </w:p>
     <w:p>
@@ -9257,11 +9306,11 @@
         <w:pStyle w:val="Heading2"/>
         <w:spacing w:before="200" w:after="120" w:line="360" w:lineRule="auto"/>
       </w:pPr>
-      <w:bookmarkStart w:id="27" w:name="_Toc235878821"/>
+      <w:bookmarkStart w:id="26" w:name="_Toc237039211"/>
       <w:r>
         <w:t>3.7 Summary</w:t>
       </w:r>
-      <w:bookmarkEnd w:id="27"/>
+      <w:bookmarkEnd w:id="26"/>
     </w:p>
     <w:p>
       <w:pPr>
@@ -9282,12 +9331,12 @@
         <w:pStyle w:val="Heading1"/>
         <w:spacing w:before="240" w:after="240" w:line="360" w:lineRule="auto"/>
       </w:pPr>
-      <w:bookmarkStart w:id="28" w:name="_Toc235878822"/>
+      <w:bookmarkStart w:id="27" w:name="_Toc237039212"/>
       <w:r>
         <w:lastRenderedPageBreak/>
         <w:t>CHAPTER 4: CONCLUSION</w:t>
       </w:r>
-      <w:bookmarkEnd w:id="28"/>
+      <w:bookmarkEnd w:id="27"/>
     </w:p>
     <w:p>
       <w:pPr>
@@ -9326,12 +9375,12 @@
         <w:pStyle w:val="Heading1"/>
         <w:spacing w:before="240" w:after="240" w:line="360" w:lineRule="auto"/>
       </w:pPr>
-      <w:bookmarkStart w:id="29" w:name="_Toc235878823"/>
+      <w:bookmarkStart w:id="28" w:name="_Toc237039213"/>
       <w:r>
         <w:lastRenderedPageBreak/>
         <w:t>REFERENCES</w:t>
       </w:r>
-      <w:bookmarkEnd w:id="29"/>
+      <w:bookmarkEnd w:id="28"/>
     </w:p>
     <w:p>
       <w:pPr>
@@ -9520,76 +9569,123 @@
         <w:pStyle w:val="Heading1"/>
         <w:spacing w:before="240" w:after="240" w:line="360" w:lineRule="auto"/>
       </w:pPr>
-      <w:bookmarkStart w:id="30" w:name="_Toc235878824"/>
+      <w:bookmarkStart w:id="29" w:name="_Toc237039214"/>
       <w:r>
         <w:lastRenderedPageBreak/>
         <w:t>APPENDICES</w:t>
       </w:r>
-      <w:bookmarkEnd w:id="30"/>
+      <w:bookmarkEnd w:id="29"/>
     </w:p>
     <w:p>
       <w:pPr>
         <w:pStyle w:val="Heading2"/>
         <w:spacing w:before="200" w:after="120" w:line="360" w:lineRule="auto"/>
       </w:pPr>
-      <w:bookmarkStart w:id="31" w:name="_Toc235878825"/>
+      <w:bookmarkStart w:id="30" w:name="_Toc237039215"/>
       <w:r>
         <w:t>Appendix A: Log Sheets</w:t>
       </w:r>
-      <w:bookmarkEnd w:id="31"/>
+      <w:bookmarkEnd w:id="30"/>
+    </w:p>
+    <w:p>
+      <w:pPr>
+        <w:spacing w:after="120" w:line="360" w:lineRule="auto"/>
+        <w:jc w:val="both"/>
+      </w:pPr>
+      <w:r>
+        <w:t>[Attach signed fortnightly supervisor log sheets here.]</w:t>
+      </w:r>
     </w:p>
     <w:p>
       <w:pPr>
         <w:pStyle w:val="Heading2"/>
         <w:spacing w:before="200" w:after="120" w:line="360" w:lineRule="auto"/>
       </w:pPr>
-      <w:bookmarkStart w:id="32" w:name="_Toc235878826"/>
+      <w:bookmarkStart w:id="31" w:name="_Toc237039216"/>
       <w:r>
         <w:t>Appendix B: FYP Draft Project Proposal / FYP Bank Confirmation</w:t>
       </w:r>
-      <w:bookmarkEnd w:id="32"/>
+      <w:bookmarkEnd w:id="31"/>
+    </w:p>
+    <w:p>
+      <w:pPr>
+        <w:spacing w:after="120" w:line="360" w:lineRule="auto"/>
+        <w:jc w:val="both"/>
+      </w:pPr>
+      <w:r>
+        <w:t xml:space="preserve">[Attach the </w:t>
+      </w:r>
+      <w:proofErr w:type="spellStart"/>
+      <w:r>
+        <w:t>FYPPGBank</w:t>
+      </w:r>
+      <w:proofErr w:type="spellEnd"/>
+      <w:r>
+        <w:t xml:space="preserve"> title proposal / approval confirmation here.]</w:t>
+      </w:r>
     </w:p>
     <w:p>
       <w:pPr>
         <w:pStyle w:val="Heading2"/>
         <w:spacing w:before="200" w:after="120" w:line="360" w:lineRule="auto"/>
       </w:pPr>
-      <w:bookmarkStart w:id="33" w:name="_Toc235878827"/>
+      <w:bookmarkStart w:id="32" w:name="_Toc237039217"/>
       <w:r>
         <w:t>Appendix C: Project Specification Form</w:t>
       </w:r>
-      <w:bookmarkEnd w:id="33"/>
+      <w:bookmarkEnd w:id="32"/>
+    </w:p>
+    <w:p>
+      <w:pPr>
+        <w:spacing w:after="120" w:line="360" w:lineRule="auto"/>
+        <w:jc w:val="both"/>
+      </w:pPr>
+      <w:r>
+        <w:t>[Attach the approved PSF here.]</w:t>
+      </w:r>
     </w:p>
     <w:p>
       <w:pPr>
         <w:pStyle w:val="Heading2"/>
         <w:spacing w:before="200" w:after="120" w:line="360" w:lineRule="auto"/>
       </w:pPr>
-      <w:bookmarkStart w:id="34" w:name="_Toc235878828"/>
+      <w:bookmarkStart w:id="33" w:name="_Toc237039218"/>
       <w:r>
         <w:t>Appendix D: Ethics Form</w:t>
       </w:r>
-      <w:bookmarkEnd w:id="34"/>
+      <w:bookmarkEnd w:id="33"/>
+    </w:p>
+    <w:p>
+      <w:pPr>
+        <w:spacing w:after="120" w:line="360" w:lineRule="auto"/>
+        <w:jc w:val="both"/>
+      </w:pPr>
+      <w:r>
+        <w:t>[Attach the signed ethics form here.]</w:t>
+      </w:r>
     </w:p>
     <w:p>
       <w:pPr>
         <w:pStyle w:val="Heading2"/>
         <w:spacing w:before="200" w:after="120" w:line="360" w:lineRule="auto"/>
       </w:pPr>
-      <w:bookmarkStart w:id="35" w:name="_Toc235878829"/>
+      <w:bookmarkStart w:id="34" w:name="_Toc237039219"/>
       <w:r>
         <w:t>Appendix E: Turnitin Report</w:t>
       </w:r>
-      <w:bookmarkEnd w:id="35"/>
-    </w:p>
-    <w:p>
-      <w:pPr>
-        <w:spacing w:after="120" w:line="360" w:lineRule="auto"/>
-        <w:jc w:val="both"/>
-      </w:pPr>
+      <w:bookmarkEnd w:id="34"/>
+    </w:p>
+    <w:p>
+      <w:pPr>
+        <w:spacing w:after="120" w:line="360" w:lineRule="auto"/>
+        <w:jc w:val="both"/>
+      </w:pPr>
+      <w:r>
+        <w:t>[Attach the Turnitin similarity report here.]</w:t>
+      </w:r>
     </w:p>
     <w:sectPr>
-      <w:footerReference w:type="default" r:id="rId12"/>
+      <w:footerReference w:type="default" r:id="rId15"/>
       <w:pgSz w:w="11906" w:h="16838"/>
       <w:pgMar w:top="1440" w:right="1440" w:bottom="1440" w:left="1440" w:header="708" w:footer="708" w:gutter="0"/>
       <w:pgNumType w:start="1"/>
@@ -9601,7 +9697,7 @@
 </file>
 
 <file path=word/endnotes.xml><?xml version="1.0" encoding="utf-8"?>
-<w:endnotes xmlns:wpc="http://schemas.microsoft.com/office/word/2010/wordprocessingCanvas" xmlns:cx="http://schemas.microsoft.com/office/drawing/2014/chartex" xmlns:cx1="http://schemas.microsoft.com/office/drawing/2015/9/8/chartex" xmlns:cx2="http://schemas.microsoft.com/office/drawing/2015/10/21/chartex" xmlns:cx3="http://schemas.microsoft.com/office/drawing/2016/5/9/chartex" xmlns:cx4="http://schemas.microsoft.com/office/drawing/2016/5/10/chartex" xmlns:cx5="http://schemas.microsoft.com/office/drawing/2016/5/11/chartex" xmlns:cx6="http://schemas.microsoft.com/office/drawing/2016/5/12/chartex" xmlns:cx7="http://schemas.microsoft.com/office/drawing/2016/5/13/chartex" xmlns:cx8="http://schemas.microsoft.com/office/drawing/2016/5/14/chartex" xmlns:mc="http://schemas.openxmlformats.org/markup-compatibility/2006" xmlns:aink="http://schemas.microsoft.com/office/drawing/2016/ink" xmlns:am3d="http://schemas.microsoft.com/office/drawing/2017/model3d" xmlns:o="urn:schemas-microsoft-com:office:office" xmlns:oel="http://schemas.microsoft.com/office/2019/extlst" xmlns:r="http://schemas.openxmlformats.org/officeDocument/2006/relationships" xmlns:m="http://schemas.openxmlformats.org/officeDocument/2006/math" xmlns:v="urn:schemas-microsoft-com:vml" xmlns:wp14="http://schemas.microsoft.com/office/word/2010/wordprocessingDrawing" xmlns:wp="http://schemas.openxmlformats.org/drawingml/2006/wordprocessingDrawing" xmlns:w10="urn:schemas-microsoft-com:office:word" xmlns:w="http://schemas.openxmlformats.org/wordprocessingml/2006/main" xmlns:w14="http://schemas.microsoft.com/office/word/2010/wordml" xmlns:w15="http://schemas.microsoft.com/office/word/2012/wordml" xmlns:w16cex="http://schemas.microsoft.com/office/word/2018/wordml/cex" xmlns:w16cid="http://schemas.microsoft.com/office/word/2016/wordml/cid" xmlns:w16="http://schemas.microsoft.com/office/word/2018/wordml" xmlns:w16du="http://schemas.microsoft.com/office/word/2023/wordml/word16du" xmlns:w16sdtdh="http://schemas.microsoft.com/office/word/2020/wordml/sdtdatahash" xmlns:w16sdtfl="http://schemas.microsoft.com/office/word/2024/wordml/sdtformatlock" xmlns:w16se="http://schemas.microsoft.com/office/word/2015/wordml/symex" xmlns:wpg="http://schemas.microsoft.com/office/word/2010/wordprocessingGroup" xmlns:wpi="http://schemas.microsoft.com/office/word/2010/wordprocessingInk" xmlns:wne="http://schemas.microsoft.com/office/word/2006/wordml" xmlns:wps="http://schemas.microsoft.com/office/word/2010/wordprocessingShape" mc:Ignorable="w14 w15 w16se w16cid w16 w16cex w16sdtdh w16sdtfl w16du wp14">
+<w:endnotes xmlns:wpc="http://schemas.microsoft.com/office/word/2010/wordprocessingCanvas" xmlns:cx="http://schemas.microsoft.com/office/drawing/2014/chartex" xmlns:cx1="http://schemas.microsoft.com/office/drawing/2015/9/8/chartex" xmlns:cx2="http://schemas.microsoft.com/office/drawing/2015/10/21/chartex" xmlns:cx3="http://schemas.microsoft.com/office/drawing/2016/5/9/chartex" xmlns:cx4="http://schemas.microsoft.com/office/drawing/2016/5/10/chartex" xmlns:cx5="http://schemas.microsoft.com/office/drawing/2016/5/11/chartex" xmlns:cx6="http://schemas.microsoft.com/office/drawing/2016/5/12/chartex" xmlns:cx7="http://schemas.microsoft.com/office/drawing/2016/5/13/chartex" xmlns:cx8="http://schemas.microsoft.com/office/drawing/2016/5/14/chartex" xmlns:mc="http://schemas.openxmlformats.org/markup-compatibility/2006" xmlns:aink="http://schemas.microsoft.com/office/drawing/2016/ink" xmlns:am3d="http://schemas.microsoft.com/office/drawing/2017/model3d" xmlns:o="urn:schemas-microsoft-com:office:office" xmlns:oel="http://schemas.microsoft.com/office/2019/extlst" xmlns:r="http://schemas.openxmlformats.org/officeDocument/2006/relationships" xmlns:m="http://schemas.openxmlformats.org/officeDocument/2006/math" xmlns:v="urn:schemas-microsoft-com:vml" xmlns:wp14="http://schemas.microsoft.com/office/word/2010/wordprocessingDrawing" xmlns:wp="http://schemas.openxmlformats.org/drawingml/2006/wordprocessingDrawing" xmlns:w10="urn:schemas-microsoft-com:office:word" xmlns:w="http://schemas.openxmlformats.org/wordprocessingml/2006/main" xmlns:w14="http://schemas.microsoft.com/office/word/2010/wordml" xmlns:w15="http://schemas.microsoft.com/office/word/2012/wordml" xmlns:w16cei="http://schemas.microsoft.com/office/word/2026/wordml/cei" xmlns:w16cex="http://schemas.microsoft.com/office/word/2018/wordml/cex" xmlns:w16cid="http://schemas.microsoft.com/office/word/2016/wordml/cid" xmlns:w16="http://schemas.microsoft.com/office/word/2018/wordml" xmlns:w16du="http://schemas.microsoft.com/office/word/2023/wordml/word16du" xmlns:w16sdtdh="http://schemas.microsoft.com/office/word/2020/wordml/sdtdatahash" xmlns:w16sdtfl="http://schemas.microsoft.com/office/word/2024/wordml/sdtformatlock" xmlns:w16se="http://schemas.microsoft.com/office/word/2015/wordml/symex" xmlns:wpg="http://schemas.microsoft.com/office/word/2010/wordprocessingGroup" xmlns:wpi="http://schemas.microsoft.com/office/word/2010/wordprocessingInk" xmlns:wne="http://schemas.microsoft.com/office/word/2006/wordml" xmlns:wps="http://schemas.microsoft.com/office/word/2010/wordprocessingShape" mc:Ignorable="w14 w15 w16se w16cid w16 w16cex w16sdtdh w16sdtfl w16du wp14">
   <w:endnote w:type="separator" w:id="-1">
     <w:p>
       <w:r>
@@ -9620,7 +9716,7 @@
 </file>
 
 <file path=word/footer1.xml><?xml version="1.0" encoding="utf-8"?>
-<w:ftr xmlns:wpc="http://schemas.microsoft.com/office/word/2010/wordprocessingCanvas" xmlns:cx="http://schemas.microsoft.com/office/drawing/2014/chartex" xmlns:cx1="http://schemas.microsoft.com/office/drawing/2015/9/8/chartex" xmlns:cx2="http://schemas.microsoft.com/office/drawing/2015/10/21/chartex" xmlns:cx3="http://schemas.microsoft.com/office/drawing/2016/5/9/chartex" xmlns:cx4="http://schemas.microsoft.com/office/drawing/2016/5/10/chartex" xmlns:cx5="http://schemas.microsoft.com/office/drawing/2016/5/11/chartex" xmlns:cx6="http://schemas.microsoft.com/office/drawing/2016/5/12/chartex" xmlns:cx7="http://schemas.microsoft.com/office/drawing/2016/5/13/chartex" xmlns:cx8="http://schemas.microsoft.com/office/drawing/2016/5/14/chartex" xmlns:mc="http://schemas.openxmlformats.org/markup-compatibility/2006" xmlns:aink="http://schemas.microsoft.com/office/drawing/2016/ink" xmlns:am3d="http://schemas.microsoft.com/office/drawing/2017/model3d" xmlns:o="urn:schemas-microsoft-com:office:office" xmlns:oel="http://schemas.microsoft.com/office/2019/extlst" xmlns:r="http://schemas.openxmlformats.org/officeDocument/2006/relationships" xmlns:m="http://schemas.openxmlformats.org/officeDocument/2006/math" xmlns:v="urn:schemas-microsoft-com:vml" xmlns:wp14="http://schemas.microsoft.com/office/word/2010/wordprocessingDrawing" xmlns:wp="http://schemas.openxmlformats.org/drawingml/2006/wordprocessingDrawing" xmlns:w10="urn:schemas-microsoft-com:office:word" xmlns:w="http://schemas.openxmlformats.org/wordprocessingml/2006/main" xmlns:w14="http://schemas.microsoft.com/office/word/2010/wordml" xmlns:w15="http://schemas.microsoft.com/office/word/2012/wordml" xmlns:w16cex="http://schemas.microsoft.com/office/word/2018/wordml/cex" xmlns:w16cid="http://schemas.microsoft.com/office/word/2016/wordml/cid" xmlns:w16="http://schemas.microsoft.com/office/word/2018/wordml" xmlns:w16du="http://schemas.microsoft.com/office/word/2023/wordml/word16du" xmlns:w16sdtdh="http://schemas.microsoft.com/office/word/2020/wordml/sdtdatahash" xmlns:w16sdtfl="http://schemas.microsoft.com/office/word/2024/wordml/sdtformatlock" xmlns:w16se="http://schemas.microsoft.com/office/word/2015/wordml/symex" xmlns:wpg="http://schemas.microsoft.com/office/word/2010/wordprocessingGroup" xmlns:wpi="http://schemas.microsoft.com/office/word/2010/wordprocessingInk" xmlns:wne="http://schemas.microsoft.com/office/word/2006/wordml" xmlns:wps="http://schemas.microsoft.com/office/word/2010/wordprocessingShape" mc:Ignorable="w14 w15 w16se w16cid w16 w16cex w16sdtdh w16sdtfl w16du wp14">
+<w:ftr xmlns:wpc="http://schemas.microsoft.com/office/word/2010/wordprocessingCanvas" xmlns:cx="http://schemas.microsoft.com/office/drawing/2014/chartex" xmlns:cx1="http://schemas.microsoft.com/office/drawing/2015/9/8/chartex" xmlns:cx2="http://schemas.microsoft.com/office/drawing/2015/10/21/chartex" xmlns:cx3="http://schemas.microsoft.com/office/drawing/2016/5/9/chartex" xmlns:cx4="http://schemas.microsoft.com/office/drawing/2016/5/10/chartex" xmlns:cx5="http://schemas.microsoft.com/office/drawing/2016/5/11/chartex" xmlns:cx6="http://schemas.microsoft.com/office/drawing/2016/5/12/chartex" xmlns:cx7="http://schemas.microsoft.com/office/drawing/2016/5/13/chartex" xmlns:cx8="http://schemas.microsoft.com/office/drawing/2016/5/14/chartex" xmlns:mc="http://schemas.openxmlformats.org/markup-compatibility/2006" xmlns:aink="http://schemas.microsoft.com/office/drawing/2016/ink" xmlns:am3d="http://schemas.microsoft.com/office/drawing/2017/model3d" xmlns:o="urn:schemas-microsoft-com:office:office" xmlns:oel="http://schemas.microsoft.com/office/2019/extlst" xmlns:r="http://schemas.openxmlformats.org/officeDocument/2006/relationships" xmlns:m="http://schemas.openxmlformats.org/officeDocument/2006/math" xmlns:v="urn:schemas-microsoft-com:vml" xmlns:wp14="http://schemas.microsoft.com/office/word/2010/wordprocessingDrawing" xmlns:wp="http://schemas.openxmlformats.org/drawingml/2006/wordprocessingDrawing" xmlns:w10="urn:schemas-microsoft-com:office:word" xmlns:w="http://schemas.openxmlformats.org/wordprocessingml/2006/main" xmlns:w14="http://schemas.microsoft.com/office/word/2010/wordml" xmlns:w15="http://schemas.microsoft.com/office/word/2012/wordml" xmlns:w16cei="http://schemas.microsoft.com/office/word/2026/wordml/cei" xmlns:w16cex="http://schemas.microsoft.com/office/word/2018/wordml/cex" xmlns:w16cid="http://schemas.microsoft.com/office/word/2016/wordml/cid" xmlns:w16="http://schemas.microsoft.com/office/word/2018/wordml" xmlns:w16du="http://schemas.microsoft.com/office/word/2023/wordml/word16du" xmlns:w16sdtdh="http://schemas.microsoft.com/office/word/2020/wordml/sdtdatahash" xmlns:w16sdtfl="http://schemas.microsoft.com/office/word/2024/wordml/sdtformatlock" xmlns:w16se="http://schemas.microsoft.com/office/word/2015/wordml/symex" xmlns:wpg="http://schemas.microsoft.com/office/word/2010/wordprocessingGroup" xmlns:wpi="http://schemas.microsoft.com/office/word/2010/wordprocessingInk" xmlns:wne="http://schemas.microsoft.com/office/word/2006/wordml" xmlns:wps="http://schemas.microsoft.com/office/word/2010/wordprocessingShape" mc:Ignorable="w14 w15 w16se w16cid w16 w16cex w16sdtdh w16sdtfl w16du wp14">
   <w:p>
     <w:pPr>
       <w:jc w:val="center"/>
@@ -9638,7 +9734,7 @@
       <w:rPr>
         <w:noProof/>
       </w:rPr>
-      <w:t>ii</w:t>
+      <w:t>viii</w:t>
     </w:r>
     <w:r>
       <w:fldChar w:fldCharType="end"/>
@@ -9648,7 +9744,7 @@
 </file>
 
 <file path=word/footer2.xml><?xml version="1.0" encoding="utf-8"?>
-<w:ftr xmlns:wpc="http://schemas.microsoft.com/office/word/2010/wordprocessingCanvas" xmlns:cx="http://schemas.microsoft.com/office/drawing/2014/chartex" xmlns:cx1="http://schemas.microsoft.com/office/drawing/2015/9/8/chartex" xmlns:cx2="http://schemas.microsoft.com/office/drawing/2015/10/21/chartex" xmlns:cx3="http://schemas.microsoft.com/office/drawing/2016/5/9/chartex" xmlns:cx4="http://schemas.microsoft.com/office/drawing/2016/5/10/chartex" xmlns:cx5="http://schemas.microsoft.com/office/drawing/2016/5/11/chartex" xmlns:cx6="http://schemas.microsoft.com/office/drawing/2016/5/12/chartex" xmlns:cx7="http://schemas.microsoft.com/office/drawing/2016/5/13/chartex" xmlns:cx8="http://schemas.microsoft.com/office/drawing/2016/5/14/chartex" xmlns:mc="http://schemas.openxmlformats.org/markup-compatibility/2006" xmlns:aink="http://schemas.microsoft.com/office/drawing/2016/ink" xmlns:am3d="http://schemas.microsoft.com/office/drawing/2017/model3d" xmlns:o="urn:schemas-microsoft-com:office:office" xmlns:oel="http://schemas.microsoft.com/office/2019/extlst" xmlns:r="http://schemas.openxmlformats.org/officeDocument/2006/relationships" xmlns:m="http://schemas.openxmlformats.org/officeDocument/2006/math" xmlns:v="urn:schemas-microsoft-com:vml" xmlns:wp14="http://schemas.microsoft.com/office/word/2010/wordprocessingDrawing" xmlns:wp="http://schemas.openxmlformats.org/drawingml/2006/wordprocessingDrawing" xmlns:w10="urn:schemas-microsoft-com:office:word" xmlns:w="http://schemas.openxmlformats.org/wordprocessingml/2006/main" xmlns:w14="http://schemas.microsoft.com/office/word/2010/wordml" xmlns:w15="http://schemas.microsoft.com/office/word/2012/wordml" xmlns:w16cex="http://schemas.microsoft.com/office/word/2018/wordml/cex" xmlns:w16cid="http://schemas.microsoft.com/office/word/2016/wordml/cid" xmlns:w16="http://schemas.microsoft.com/office/word/2018/wordml" xmlns:w16du="http://schemas.microsoft.com/office/word/2023/wordml/word16du" xmlns:w16sdtdh="http://schemas.microsoft.com/office/word/2020/wordml/sdtdatahash" xmlns:w16sdtfl="http://schemas.microsoft.com/office/word/2024/wordml/sdtformatlock" xmlns:w16se="http://schemas.microsoft.com/office/word/2015/wordml/symex" xmlns:wpg="http://schemas.microsoft.com/office/word/2010/wordprocessingGroup" xmlns:wpi="http://schemas.microsoft.com/office/word/2010/wordprocessingInk" xmlns:wne="http://schemas.microsoft.com/office/word/2006/wordml" xmlns:wps="http://schemas.microsoft.com/office/word/2010/wordprocessingShape" mc:Ignorable="w14 w15 w16se w16cid w16 w16cex w16sdtdh w16sdtfl w16du wp14">
+<w:ftr xmlns:wpc="http://schemas.microsoft.com/office/word/2010/wordprocessingCanvas" xmlns:cx="http://schemas.microsoft.com/office/drawing/2014/chartex" xmlns:cx1="http://schemas.microsoft.com/office/drawing/2015/9/8/chartex" xmlns:cx2="http://schemas.microsoft.com/office/drawing/2015/10/21/chartex" xmlns:cx3="http://schemas.microsoft.com/office/drawing/2016/5/9/chartex" xmlns:cx4="http://schemas.microsoft.com/office/drawing/2016/5/10/chartex" xmlns:cx5="http://schemas.microsoft.com/office/drawing/2016/5/11/chartex" xmlns:cx6="http://schemas.microsoft.com/office/drawing/2016/5/12/chartex" xmlns:cx7="http://schemas.microsoft.com/office/drawing/2016/5/13/chartex" xmlns:cx8="http://schemas.microsoft.com/office/drawing/2016/5/14/chartex" xmlns:mc="http://schemas.openxmlformats.org/markup-compatibility/2006" xmlns:aink="http://schemas.microsoft.com/office/drawing/2016/ink" xmlns:am3d="http://schemas.microsoft.com/office/drawing/2017/model3d" xmlns:o="urn:schemas-microsoft-com:office:office" xmlns:oel="http://schemas.microsoft.com/office/2019/extlst" xmlns:r="http://schemas.openxmlformats.org/officeDocument/2006/relationships" xmlns:m="http://schemas.openxmlformats.org/officeDocument/2006/math" xmlns:v="urn:schemas-microsoft-com:vml" xmlns:wp14="http://schemas.microsoft.com/office/word/2010/wordprocessingDrawing" xmlns:wp="http://schemas.openxmlformats.org/drawingml/2006/wordprocessingDrawing" xmlns:w10="urn:schemas-microsoft-com:office:word" xmlns:w="http://schemas.openxmlformats.org/wordprocessingml/2006/main" xmlns:w14="http://schemas.microsoft.com/office/word/2010/wordml" xmlns:w15="http://schemas.microsoft.com/office/word/2012/wordml" xmlns:w16cei="http://schemas.microsoft.com/office/word/2026/wordml/cei" xmlns:w16cex="http://schemas.microsoft.com/office/word/2018/wordml/cex" xmlns:w16cid="http://schemas.microsoft.com/office/word/2016/wordml/cid" xmlns:w16="http://schemas.microsoft.com/office/word/2018/wordml" xmlns:w16du="http://schemas.microsoft.com/office/word/2023/wordml/word16du" xmlns:w16sdtdh="http://schemas.microsoft.com/office/word/2020/wordml/sdtdatahash" xmlns:w16sdtfl="http://schemas.microsoft.com/office/word/2024/wordml/sdtformatlock" xmlns:w16se="http://schemas.microsoft.com/office/word/2015/wordml/symex" xmlns:wpg="http://schemas.microsoft.com/office/word/2010/wordprocessingGroup" xmlns:wpi="http://schemas.microsoft.com/office/word/2010/wordprocessingInk" xmlns:wne="http://schemas.microsoft.com/office/word/2006/wordml" xmlns:wps="http://schemas.microsoft.com/office/word/2010/wordprocessingShape" mc:Ignorable="w14 w15 w16se w16cid w16 w16cex w16sdtdh w16sdtfl w16du wp14">
   <w:p>
     <w:pPr>
       <w:jc w:val="center"/>
@@ -9666,7 +9762,7 @@
       <w:rPr>
         <w:noProof/>
       </w:rPr>
-      <w:t>2</w:t>
+      <w:t>8</w:t>
     </w:r>
     <w:r>
       <w:fldChar w:fldCharType="end"/>
@@ -9676,7 +9772,7 @@
 </file>
 
 <file path=word/footnotes.xml><?xml version="1.0" encoding="utf-8"?>
-<w:footnotes xmlns:wpc="http://schemas.microsoft.com/office/word/2010/wordprocessingCanvas" xmlns:cx="http://schemas.microsoft.com/office/drawing/2014/chartex" xmlns:cx1="http://schemas.microsoft.com/office/drawing/2015/9/8/chartex" xmlns:cx2="http://schemas.microsoft.com/office/drawing/2015/10/21/chartex" xmlns:cx3="http://schemas.microsoft.com/office/drawing/2016/5/9/chartex" xmlns:cx4="http://schemas.microsoft.com/office/drawing/2016/5/10/chartex" xmlns:cx5="http://schemas.microsoft.com/office/drawing/2016/5/11/chartex" xmlns:cx6="http://schemas.microsoft.com/office/drawing/2016/5/12/chartex" xmlns:cx7="http://schemas.microsoft.com/office/drawing/2016/5/13/chartex" xmlns:cx8="http://schemas.microsoft.com/office/drawing/2016/5/14/chartex" xmlns:mc="http://schemas.openxmlformats.org/markup-compatibility/2006" xmlns:aink="http://schemas.microsoft.com/office/drawing/2016/ink" xmlns:am3d="http://schemas.microsoft.com/office/drawing/2017/model3d" xmlns:o="urn:schemas-microsoft-com:office:office" xmlns:oel="http://schemas.microsoft.com/office/2019/extlst" xmlns:r="http://schemas.openxmlformats.org/officeDocument/2006/relationships" xmlns:m="http://schemas.openxmlformats.org/officeDocument/2006/math" xmlns:v="urn:schemas-microsoft-com:vml" xmlns:wp14="http://schemas.microsoft.com/office/word/2010/wordprocessingDrawing" xmlns:wp="http://schemas.openxmlformats.org/drawingml/2006/wordprocessingDrawing" xmlns:w10="urn:schemas-microsoft-com:office:word" xmlns:w="http://schemas.openxmlformats.org/wordprocessingml/2006/main" xmlns:w14="http://schemas.microsoft.com/office/word/2010/wordml" xmlns:w15="http://schemas.microsoft.com/office/word/2012/wordml" xmlns:w16cex="http://schemas.microsoft.com/office/word/2018/wordml/cex" xmlns:w16cid="http://schemas.microsoft.com/office/word/2016/wordml/cid" xmlns:w16="http://schemas.microsoft.com/office/word/2018/wordml" xmlns:w16du="http://schemas.microsoft.com/office/word/2023/wordml/word16du" xmlns:w16sdtdh="http://schemas.microsoft.com/office/word/2020/wordml/sdtdatahash" xmlns:w16sdtfl="http://schemas.microsoft.com/office/word/2024/wordml/sdtformatlock" xmlns:w16se="http://schemas.microsoft.com/office/word/2015/wordml/symex" xmlns:wpg="http://schemas.microsoft.com/office/word/2010/wordprocessingGroup" xmlns:wpi="http://schemas.microsoft.com/office/word/2010/wordprocessingInk" xmlns:wne="http://schemas.microsoft.com/office/word/2006/wordml" xmlns:wps="http://schemas.microsoft.com/office/word/2010/wordprocessingShape" mc:Ignorable="w14 w15 w16se w16cid w16 w16cex w16sdtdh w16sdtfl w16du wp14">
+<w:footnotes xmlns:wpc="http://schemas.microsoft.com/office/word/2010/wordprocessingCanvas" xmlns:cx="http://schemas.microsoft.com/office/drawing/2014/chartex" xmlns:cx1="http://schemas.microsoft.com/office/drawing/2015/9/8/chartex" xmlns:cx2="http://schemas.microsoft.com/office/drawing/2015/10/21/chartex" xmlns:cx3="http://schemas.microsoft.com/office/drawing/2016/5/9/chartex" xmlns:cx4="http://schemas.microsoft.com/office/drawing/2016/5/10/chartex" xmlns:cx5="http://schemas.microsoft.com/office/drawing/2016/5/11/chartex" xmlns:cx6="http://schemas.microsoft.com/office/drawing/2016/5/12/chartex" xmlns:cx7="http://schemas.microsoft.com/office/drawing/2016/5/13/chartex" xmlns:cx8="http://schemas.microsoft.com/office/drawing/2016/5/14/chartex" xmlns:mc="http://schemas.openxmlformats.org/markup-compatibility/2006" xmlns:aink="http://schemas.microsoft.com/office/drawing/2016/ink" xmlns:am3d="http://schemas.microsoft.com/office/drawing/2017/model3d" xmlns:o="urn:schemas-microsoft-com:office:office" xmlns:oel="http://schemas.microsoft.com/office/2019/extlst" xmlns:r="http://schemas.openxmlformats.org/officeDocument/2006/relationships" xmlns:m="http://schemas.openxmlformats.org/officeDocument/2006/math" xmlns:v="urn:schemas-microsoft-com:vml" xmlns:wp14="http://schemas.microsoft.com/office/word/2010/wordprocessingDrawing" xmlns:wp="http://schemas.openxmlformats.org/drawingml/2006/wordprocessingDrawing" xmlns:w10="urn:schemas-microsoft-com:office:word" xmlns:w="http://schemas.openxmlformats.org/wordprocessingml/2006/main" xmlns:w14="http://schemas.microsoft.com/office/word/2010/wordml" xmlns:w15="http://schemas.microsoft.com/office/word/2012/wordml" xmlns:w16cei="http://schemas.microsoft.com/office/word/2026/wordml/cei" xmlns:w16cex="http://schemas.microsoft.com/office/word/2018/wordml/cex" xmlns:w16cid="http://schemas.microsoft.com/office/word/2016/wordml/cid" xmlns:w16="http://schemas.microsoft.com/office/word/2018/wordml" xmlns:w16du="http://schemas.microsoft.com/office/word/2023/wordml/word16du" xmlns:w16sdtdh="http://schemas.microsoft.com/office/word/2020/wordml/sdtdatahash" xmlns:w16sdtfl="http://schemas.microsoft.com/office/word/2024/wordml/sdtformatlock" xmlns:w16se="http://schemas.microsoft.com/office/word/2015/wordml/symex" xmlns:wpg="http://schemas.microsoft.com/office/word/2010/wordprocessingGroup" xmlns:wpi="http://schemas.microsoft.com/office/word/2010/wordprocessingInk" xmlns:wne="http://schemas.microsoft.com/office/word/2006/wordml" xmlns:wps="http://schemas.microsoft.com/office/word/2010/wordprocessingShape" mc:Ignorable="w14 w15 w16se w16cid w16 w16cex w16sdtdh w16sdtfl w16du wp14">
   <w:footnote w:type="separator" w:id="-1">
     <w:p>
       <w:r>
@@ -9695,12 +9791,12 @@
 </file>
 
 <file path=word/numbering.xml><?xml version="1.0" encoding="utf-8"?>
-<w:numbering xmlns:wpc="http://schemas.microsoft.com/office/word/2010/wordprocessingCanvas" xmlns:cx="http://schemas.microsoft.com/office/drawing/2014/chartex" xmlns:cx1="http://schemas.microsoft.com/office/drawing/2015/9/8/chartex" xmlns:cx2="http://schemas.microsoft.com/office/drawing/2015/10/21/chartex" xmlns:cx3="http://schemas.microsoft.com/office/drawing/2016/5/9/chartex" xmlns:cx4="http://schemas.microsoft.com/office/drawing/2016/5/10/chartex" xmlns:cx5="http://schemas.microsoft.com/office/drawing/2016/5/11/chartex" xmlns:cx6="http://schemas.microsoft.com/office/drawing/2016/5/12/chartex" xmlns:cx7="http://schemas.microsoft.com/office/drawing/2016/5/13/chartex" xmlns:cx8="http://schemas.microsoft.com/office/drawing/2016/5/14/chartex" xmlns:mc="http://schemas.openxmlformats.org/markup-compatibility/2006" xmlns:aink="http://schemas.microsoft.com/office/drawing/2016/ink" xmlns:am3d="http://schemas.microsoft.com/office/drawing/2017/model3d" xmlns:o="urn:schemas-microsoft-com:office:office" xmlns:oel="http://schemas.microsoft.com/office/2019/extlst" xmlns:r="http://schemas.openxmlformats.org/officeDocument/2006/relationships" xmlns:m="http://schemas.openxmlformats.org/officeDocument/2006/math" xmlns:v="urn:schemas-microsoft-com:vml" xmlns:wp14="http://schemas.microsoft.com/office/word/2010/wordprocessingDrawing" xmlns:wp="http://schemas.openxmlformats.org/drawingml/2006/wordprocessingDrawing" xmlns:w10="urn:schemas-microsoft-com:office:word" xmlns:w="http://schemas.openxmlformats.org/wordprocessingml/2006/main" xmlns:w14="http://schemas.microsoft.com/office/word/2010/wordml" xmlns:w15="http://schemas.microsoft.com/office/word/2012/wordml" xmlns:w16cex="http://schemas.microsoft.com/office/word/2018/wordml/cex" xmlns:w16cid="http://schemas.microsoft.com/office/word/2016/wordml/cid" xmlns:w16="http://schemas.microsoft.com/office/word/2018/wordml" xmlns:w16du="http://schemas.microsoft.com/office/word/2023/wordml/word16du" xmlns:w16sdtdh="http://schemas.microsoft.com/office/word/2020/wordml/sdtdatahash" xmlns:w16sdtfl="http://schemas.microsoft.com/office/word/2024/wordml/sdtformatlock" xmlns:w16se="http://schemas.microsoft.com/office/word/2015/wordml/symex" xmlns:wpg="http://schemas.microsoft.com/office/word/2010/wordprocessingGroup" xmlns:wpi="http://schemas.microsoft.com/office/word/2010/wordprocessingInk" xmlns:wne="http://schemas.microsoft.com/office/word/2006/wordml" xmlns:wps="http://schemas.microsoft.com/office/word/2010/wordprocessingShape" mc:Ignorable="w14 w15 w16se w16cid w16 w16cex w16sdtdh w16sdtfl w16du wp14">
+<w:numbering xmlns:wpc="http://schemas.microsoft.com/office/word/2010/wordprocessingCanvas" xmlns:cx="http://schemas.microsoft.com/office/drawing/2014/chartex" xmlns:cx1="http://schemas.microsoft.com/office/drawing/2015/9/8/chartex" xmlns:cx2="http://schemas.microsoft.com/office/drawing/2015/10/21/chartex" xmlns:cx3="http://schemas.microsoft.com/office/drawing/2016/5/9/chartex" xmlns:cx4="http://schemas.microsoft.com/office/drawing/2016/5/10/chartex" xmlns:cx5="http://schemas.microsoft.com/office/drawing/2016/5/11/chartex" xmlns:cx6="http://schemas.microsoft.com/office/drawing/2016/5/12/chartex" xmlns:cx7="http://schemas.microsoft.com/office/drawing/2016/5/13/chartex" xmlns:cx8="http://schemas.microsoft.com/office/drawing/2016/5/14/chartex" xmlns:mc="http://schemas.openxmlformats.org/markup-compatibility/2006" xmlns:aink="http://schemas.microsoft.com/office/drawing/2016/ink" xmlns:am3d="http://schemas.microsoft.com/office/drawing/2017/model3d" xmlns:o="urn:schemas-microsoft-com:office:office" xmlns:oel="http://schemas.microsoft.com/office/2019/extlst" xmlns:r="http://schemas.openxmlformats.org/officeDocument/2006/relationships" xmlns:m="http://schemas.openxmlformats.org/officeDocument/2006/math" xmlns:v="urn:schemas-microsoft-com:vml" xmlns:wp14="http://schemas.microsoft.com/office/word/2010/wordprocessingDrawing" xmlns:wp="http://schemas.openxmlformats.org/drawingml/2006/wordprocessingDrawing" xmlns:w10="urn:schemas-microsoft-com:office:word" xmlns:w="http://schemas.openxmlformats.org/wordprocessingml/2006/main" xmlns:w14="http://schemas.microsoft.com/office/word/2010/wordml" xmlns:w15="http://schemas.microsoft.com/office/word/2012/wordml" xmlns:w16cei="http://schemas.microsoft.com/office/word/2026/wordml/cei" xmlns:w16cex="http://schemas.microsoft.com/office/word/2018/wordml/cex" xmlns:w16cid="http://schemas.microsoft.com/office/word/2016/wordml/cid" xmlns:w16="http://schemas.microsoft.com/office/word/2018/wordml" xmlns:w16du="http://schemas.microsoft.com/office/word/2023/wordml/word16du" xmlns:w16sdtdh="http://schemas.microsoft.com/office/word/2020/wordml/sdtdatahash" xmlns:w16sdtfl="http://schemas.microsoft.com/office/word/2024/wordml/sdtformatlock" xmlns:w16se="http://schemas.microsoft.com/office/word/2015/wordml/symex" xmlns:wpg="http://schemas.microsoft.com/office/word/2010/wordprocessingGroup" xmlns:wpi="http://schemas.microsoft.com/office/word/2010/wordprocessingInk" xmlns:wne="http://schemas.microsoft.com/office/word/2006/wordml" xmlns:wps="http://schemas.microsoft.com/office/word/2010/wordprocessingShape" mc:Ignorable="w14 w15 w16se w16cid w16 w16cex w16sdtdh w16sdtfl w16du wp14">
   <w:abstractNum w:abstractNumId="0" w15:restartNumberingAfterBreak="0">
-    <w:nsid w:val="33981DF5"/>
+    <w:nsid w:val="47D20C9B"/>
     <w:multiLevelType w:val="hybridMultilevel"/>
-    <w:tmpl w:val="08D2ABAA"/>
-    <w:lvl w:ilvl="0" w:tplc="3A04203C">
+    <w:tmpl w:val="7486B3BA"/>
+    <w:lvl w:ilvl="0" w:tplc="6ACEE922">
       <w:start w:val="1"/>
       <w:numFmt w:val="bullet"/>
       <w:lvlText w:val="●"/>
@@ -9709,7 +9805,7 @@
         <w:ind w:left="720" w:hanging="360"/>
       </w:pPr>
     </w:lvl>
-    <w:lvl w:ilvl="1" w:tplc="0018DECA">
+    <w:lvl w:ilvl="1" w:tplc="59D6E8A0">
       <w:start w:val="1"/>
       <w:numFmt w:val="bullet"/>
       <w:lvlText w:val="○"/>
@@ -9718,7 +9814,7 @@
         <w:ind w:left="1440" w:hanging="360"/>
       </w:pPr>
     </w:lvl>
-    <w:lvl w:ilvl="2" w:tplc="7B7A5F98">
+    <w:lvl w:ilvl="2" w:tplc="FDAEC860">
       <w:start w:val="1"/>
       <w:numFmt w:val="bullet"/>
       <w:lvlText w:val="■"/>
@@ -9727,7 +9823,7 @@
         <w:ind w:left="2160" w:hanging="360"/>
       </w:pPr>
     </w:lvl>
-    <w:lvl w:ilvl="3" w:tplc="A0C41858">
+    <w:lvl w:ilvl="3" w:tplc="86D64C0A">
       <w:start w:val="1"/>
       <w:numFmt w:val="bullet"/>
       <w:lvlText w:val="●"/>
@@ -9736,7 +9832,7 @@
         <w:ind w:left="2880" w:hanging="360"/>
       </w:pPr>
     </w:lvl>
-    <w:lvl w:ilvl="4" w:tplc="53E011C0">
+    <w:lvl w:ilvl="4" w:tplc="6A90AE10">
       <w:start w:val="1"/>
       <w:numFmt w:val="bullet"/>
       <w:lvlText w:val="○"/>
@@ -9745,7 +9841,7 @@
         <w:ind w:left="3600" w:hanging="360"/>
       </w:pPr>
     </w:lvl>
-    <w:lvl w:ilvl="5" w:tplc="76AE86AE">
+    <w:lvl w:ilvl="5" w:tplc="4162BD60">
       <w:start w:val="1"/>
       <w:numFmt w:val="bullet"/>
       <w:lvlText w:val="■"/>
@@ -9754,7 +9850,7 @@
         <w:ind w:left="4320" w:hanging="360"/>
       </w:pPr>
     </w:lvl>
-    <w:lvl w:ilvl="6" w:tplc="4246E35C">
+    <w:lvl w:ilvl="6" w:tplc="7EB8C08A">
       <w:start w:val="1"/>
       <w:numFmt w:val="bullet"/>
       <w:lvlText w:val="●"/>
@@ -9763,7 +9859,7 @@
         <w:ind w:left="5040" w:hanging="360"/>
       </w:pPr>
     </w:lvl>
-    <w:lvl w:ilvl="7" w:tplc="CB0C294E">
+    <w:lvl w:ilvl="7" w:tplc="218EA4E8">
       <w:start w:val="1"/>
       <w:numFmt w:val="bullet"/>
       <w:lvlText w:val="●"/>
@@ -9772,7 +9868,7 @@
         <w:ind w:left="5760" w:hanging="360"/>
       </w:pPr>
     </w:lvl>
-    <w:lvl w:ilvl="8" w:tplc="207A3324">
+    <w:lvl w:ilvl="8" w:tplc="FF50695A">
       <w:start w:val="1"/>
       <w:numFmt w:val="bullet"/>
       <w:lvlText w:val="●"/>
@@ -9782,7 +9878,7 @@
       </w:pPr>
     </w:lvl>
   </w:abstractNum>
-  <w:num w:numId="1" w16cid:durableId="250159149">
+  <w:num w:numId="1" w16cid:durableId="185869887">
     <w:abstractNumId w:val="0"/>
     <w:lvlOverride w:ilvl="0">
       <w:startOverride w:val="1"/>
@@ -10218,14 +10314,15 @@
   <w:style w:type="paragraph" w:styleId="Heading3">
     <w:name w:val="heading 3"/>
     <w:uiPriority w:val="9"/>
-    <w:semiHidden/>
     <w:unhideWhenUsed/>
     <w:qFormat/>
     <w:pPr>
       <w:outlineLvl w:val="2"/>
     </w:pPr>
     <w:rPr>
-      <w:color w:val="1F4D78"/>
+      <w:b/>
+      <w:bCs/>
+      <w:color w:val="000000"/>
     </w:rPr>
   </w:style>
   <w:style w:type="paragraph" w:styleId="Heading4">
@@ -10395,7 +10492,7 @@
     <w:autoRedefine/>
     <w:uiPriority w:val="39"/>
     <w:unhideWhenUsed/>
-    <w:rsid w:val="00CD2BF4"/>
+    <w:rsid w:val="00E93BF1"/>
     <w:pPr>
       <w:spacing w:after="100"/>
     </w:pPr>
@@ -10407,7 +10504,7 @@
     <w:autoRedefine/>
     <w:uiPriority w:val="39"/>
     <w:unhideWhenUsed/>
-    <w:rsid w:val="00CD2BF4"/>
+    <w:rsid w:val="00E93BF1"/>
     <w:pPr>
       <w:spacing w:after="100"/>
       <w:ind w:left="240"/>
